--- a/docs/jeopardy.docx
+++ b/docs/jeopardy.docx
@@ -4758,7 +4758,7 @@
                 <w:sz w:val="21"/>
                 <w:szCs w:val="21"/>
               </w:rPr>
-              <w:t xml:space="preserve">Every biology student learns that this organelle is the "powerhouse of the cell."</w:t>
+              <w:t xml:space="preserve">Human DNA is packaged into 23 pairs of these structures.</w:t>
             </w:r>
           </w:p>
         </w:tc>
@@ -4789,7 +4789,7 @@
                 <w:sz w:val="21"/>
                 <w:szCs w:val="21"/>
               </w:rPr>
-              <w:t xml:space="preserve">What are mitochondria?</w:t>
+              <w:t xml:space="preserve">What are chromosomes?</w:t>
             </w:r>
           </w:p>
         </w:tc>
@@ -4858,7 +4858,7 @@
                 <w:sz w:val="21"/>
                 <w:szCs w:val="21"/>
               </w:rPr>
-              <w:t xml:space="preserve">This force keeps the planets in orbit and, according to legend, dropped an apple on Isaac Newton.</w:t>
+              <w:t xml:space="preserve">The time it takes for half the atoms in a radioactive sample to decay.</w:t>
             </w:r>
           </w:p>
         </w:tc>
@@ -4890,7 +4890,7 @@
                 <w:sz w:val="21"/>
                 <w:szCs w:val="21"/>
               </w:rPr>
-              <w:t xml:space="preserve">What is gravity?</w:t>
+              <w:t xml:space="preserve">What is a half-life?</w:t>
             </w:r>
           </w:p>
         </w:tc>
@@ -5057,7 +5057,7 @@
                 <w:sz w:val="21"/>
                 <w:szCs w:val="21"/>
               </w:rPr>
-              <w:t xml:space="preserve">Plants take in carbon dioxide, water, and sunlight, and release this gas that we breathe.</w:t>
+              <w:t xml:space="preserve">The Sun produces its energy by fusing hydrogen into this element.</w:t>
             </w:r>
           </w:p>
         </w:tc>
@@ -5089,7 +5089,7 @@
                 <w:sz w:val="21"/>
                 <w:szCs w:val="21"/>
               </w:rPr>
-              <w:t xml:space="preserve">What is oxygen?</w:t>
+              <w:t xml:space="preserve">What is helium?</w:t>
             </w:r>
           </w:p>
         </w:tc>
@@ -5687,6 +5687,5648 @@
                 <w:szCs w:val="21"/>
               </w:rPr>
               <w:t xml:space="preserve">What is CRISPR?</w:t>
+            </w:r>
+          </w:p>
+        </w:tc>
+      </w:tr>
+    </w:tbl>
+    <w:p>
+      <w:pPr>
+        <w:pStyle w:val="Heading1"/>
+        <w:pageBreakBefore/>
+      </w:pPr>
+      <w:r>
+        <w:t xml:space="preserve">6. Famous Luxury Brands</w:t>
+      </w:r>
+    </w:p>
+    <w:tbl>
+      <w:tblPr>
+        <w:tblW w:type="dxa" w:w="9360"/>
+        <w:tblBorders>
+          <w:top w:val="single" w:color="auto" w:sz="4"/>
+          <w:left w:val="single" w:color="auto" w:sz="4"/>
+          <w:bottom w:val="single" w:color="auto" w:sz="4"/>
+          <w:right w:val="single" w:color="auto" w:sz="4"/>
+          <w:insideH w:val="single" w:color="auto" w:sz="4"/>
+          <w:insideV w:val="single" w:color="auto" w:sz="4"/>
+        </w:tblBorders>
+      </w:tblPr>
+      <w:tblGrid>
+        <w:gridCol w:w="900"/>
+        <w:gridCol w:w="5460"/>
+        <w:gridCol w:w="3000"/>
+      </w:tblGrid>
+      <w:tr>
+        <w:trPr>
+          <w:tblHeader/>
+        </w:trPr>
+        <w:tc>
+          <w:tcPr>
+            <w:tcW w:type="dxa" w:w="900"/>
+            <w:tcBorders>
+              <w:top w:val="single" w:color="999999" w:sz="4"/>
+              <w:left w:val="single" w:color="999999" w:sz="4"/>
+              <w:bottom w:val="single" w:color="999999" w:sz="4"/>
+              <w:right w:val="single" w:color="999999" w:sz="4"/>
+            </w:tcBorders>
+            <w:shd w:fill="1F3864" w:color="auto" w:val="clear"/>
+            <w:tcMar>
+              <w:top w:type="dxa" w:w="80"/>
+              <w:left w:type="dxa" w:w="120"/>
+              <w:bottom w:type="dxa" w:w="80"/>
+              <w:right w:type="dxa" w:w="120"/>
+            </w:tcMar>
+          </w:tcPr>
+          <w:p>
+            <w:pPr>
+              <w:jc w:val="left"/>
+            </w:pPr>
+            <w:r>
+              <w:rPr>
+                <w:b/>
+                <w:bCs/>
+                <w:color w:val="FFFFFF"/>
+                <w:sz w:val="21"/>
+                <w:szCs w:val="21"/>
+              </w:rPr>
+              <w:t xml:space="preserve">Value</w:t>
+            </w:r>
+          </w:p>
+        </w:tc>
+        <w:tc>
+          <w:tcPr>
+            <w:tcW w:type="dxa" w:w="5460"/>
+            <w:tcBorders>
+              <w:top w:val="single" w:color="999999" w:sz="4"/>
+              <w:left w:val="single" w:color="999999" w:sz="4"/>
+              <w:bottom w:val="single" w:color="999999" w:sz="4"/>
+              <w:right w:val="single" w:color="999999" w:sz="4"/>
+            </w:tcBorders>
+            <w:shd w:fill="1F3864" w:color="auto" w:val="clear"/>
+            <w:tcMar>
+              <w:top w:type="dxa" w:w="80"/>
+              <w:left w:type="dxa" w:w="120"/>
+              <w:bottom w:type="dxa" w:w="80"/>
+              <w:right w:type="dxa" w:w="120"/>
+            </w:tcMar>
+          </w:tcPr>
+          <w:p>
+            <w:pPr>
+              <w:jc w:val="left"/>
+            </w:pPr>
+            <w:r>
+              <w:rPr>
+                <w:b/>
+                <w:bCs/>
+                <w:color w:val="FFFFFF"/>
+                <w:sz w:val="21"/>
+                <w:szCs w:val="21"/>
+              </w:rPr>
+              <w:t xml:space="preserve">Clue</w:t>
+            </w:r>
+          </w:p>
+        </w:tc>
+        <w:tc>
+          <w:tcPr>
+            <w:tcW w:type="dxa" w:w="3000"/>
+            <w:tcBorders>
+              <w:top w:val="single" w:color="999999" w:sz="4"/>
+              <w:left w:val="single" w:color="999999" w:sz="4"/>
+              <w:bottom w:val="single" w:color="999999" w:sz="4"/>
+              <w:right w:val="single" w:color="999999" w:sz="4"/>
+            </w:tcBorders>
+            <w:shd w:fill="1F3864" w:color="auto" w:val="clear"/>
+            <w:tcMar>
+              <w:top w:type="dxa" w:w="80"/>
+              <w:left w:type="dxa" w:w="120"/>
+              <w:bottom w:type="dxa" w:w="80"/>
+              <w:right w:type="dxa" w:w="120"/>
+            </w:tcMar>
+          </w:tcPr>
+          <w:p>
+            <w:pPr>
+              <w:jc w:val="left"/>
+            </w:pPr>
+            <w:r>
+              <w:rPr>
+                <w:b/>
+                <w:bCs/>
+                <w:color w:val="FFFFFF"/>
+                <w:sz w:val="21"/>
+                <w:szCs w:val="21"/>
+              </w:rPr>
+              <w:t xml:space="preserve">Response</w:t>
+            </w:r>
+          </w:p>
+        </w:tc>
+      </w:tr>
+      <w:tr>
+        <w:trPr>
+          <w:cantSplit/>
+        </w:trPr>
+        <w:tc>
+          <w:tcPr>
+            <w:tcW w:type="dxa" w:w="900"/>
+            <w:tcBorders>
+              <w:top w:val="single" w:color="999999" w:sz="4"/>
+              <w:left w:val="single" w:color="999999" w:sz="4"/>
+              <w:bottom w:val="single" w:color="999999" w:sz="4"/>
+              <w:right w:val="single" w:color="999999" w:sz="4"/>
+            </w:tcBorders>
+            <w:tcMar>
+              <w:top w:type="dxa" w:w="80"/>
+              <w:left w:type="dxa" w:w="120"/>
+              <w:bottom w:type="dxa" w:w="80"/>
+              <w:right w:type="dxa" w:w="120"/>
+            </w:tcMar>
+          </w:tcPr>
+          <w:p>
+            <w:pPr>
+              <w:jc w:val="center"/>
+            </w:pPr>
+            <w:r>
+              <w:rPr>
+                <w:b/>
+                <w:bCs/>
+                <w:sz w:val="21"/>
+                <w:szCs w:val="21"/>
+              </w:rPr>
+              <w:t xml:space="preserve">100</w:t>
+            </w:r>
+          </w:p>
+        </w:tc>
+        <w:tc>
+          <w:tcPr>
+            <w:tcW w:type="dxa" w:w="5460"/>
+            <w:tcBorders>
+              <w:top w:val="single" w:color="999999" w:sz="4"/>
+              <w:left w:val="single" w:color="999999" w:sz="4"/>
+              <w:bottom w:val="single" w:color="999999" w:sz="4"/>
+              <w:right w:val="single" w:color="999999" w:sz="4"/>
+            </w:tcBorders>
+            <w:tcMar>
+              <w:top w:type="dxa" w:w="80"/>
+              <w:left w:type="dxa" w:w="120"/>
+              <w:bottom w:type="dxa" w:w="80"/>
+              <w:right w:type="dxa" w:w="120"/>
+            </w:tcMar>
+          </w:tcPr>
+          <w:p>
+            <w:pPr>
+              <w:jc w:val="left"/>
+            </w:pPr>
+            <w:r>
+              <w:rPr>
+                <w:b w:val="false"/>
+                <w:bCs w:val="false"/>
+                <w:sz w:val="21"/>
+                <w:szCs w:val="21"/>
+              </w:rPr>
+              <w:t xml:space="preserve">Founded by Coco, this French house launched its No. 5 perfume in 1921 and uses interlocking C's as its logo.</w:t>
+            </w:r>
+          </w:p>
+        </w:tc>
+        <w:tc>
+          <w:tcPr>
+            <w:tcW w:type="dxa" w:w="3000"/>
+            <w:tcBorders>
+              <w:top w:val="single" w:color="999999" w:sz="4"/>
+              <w:left w:val="single" w:color="999999" w:sz="4"/>
+              <w:bottom w:val="single" w:color="999999" w:sz="4"/>
+              <w:right w:val="single" w:color="999999" w:sz="4"/>
+            </w:tcBorders>
+            <w:tcMar>
+              <w:top w:type="dxa" w:w="80"/>
+              <w:left w:type="dxa" w:w="120"/>
+              <w:bottom w:type="dxa" w:w="80"/>
+              <w:right w:type="dxa" w:w="120"/>
+            </w:tcMar>
+          </w:tcPr>
+          <w:p>
+            <w:pPr>
+              <w:jc w:val="left"/>
+            </w:pPr>
+            <w:r>
+              <w:rPr>
+                <w:b w:val="false"/>
+                <w:bCs w:val="false"/>
+                <w:sz w:val="21"/>
+                <w:szCs w:val="21"/>
+              </w:rPr>
+              <w:t xml:space="preserve">What is Chanel?</w:t>
+            </w:r>
+          </w:p>
+        </w:tc>
+      </w:tr>
+      <w:tr>
+        <w:trPr>
+          <w:cantSplit/>
+        </w:trPr>
+        <w:tc>
+          <w:tcPr>
+            <w:tcW w:type="dxa" w:w="900"/>
+            <w:tcBorders>
+              <w:top w:val="single" w:color="999999" w:sz="4"/>
+              <w:left w:val="single" w:color="999999" w:sz="4"/>
+              <w:bottom w:val="single" w:color="999999" w:sz="4"/>
+              <w:right w:val="single" w:color="999999" w:sz="4"/>
+            </w:tcBorders>
+            <w:shd w:fill="F2F2F2" w:color="auto" w:val="clear"/>
+            <w:tcMar>
+              <w:top w:type="dxa" w:w="80"/>
+              <w:left w:type="dxa" w:w="120"/>
+              <w:bottom w:type="dxa" w:w="80"/>
+              <w:right w:type="dxa" w:w="120"/>
+            </w:tcMar>
+          </w:tcPr>
+          <w:p>
+            <w:pPr>
+              <w:jc w:val="center"/>
+            </w:pPr>
+            <w:r>
+              <w:rPr>
+                <w:b/>
+                <w:bCs/>
+                <w:sz w:val="21"/>
+                <w:szCs w:val="21"/>
+              </w:rPr>
+              <w:t xml:space="preserve">200</w:t>
+            </w:r>
+          </w:p>
+        </w:tc>
+        <w:tc>
+          <w:tcPr>
+            <w:tcW w:type="dxa" w:w="5460"/>
+            <w:tcBorders>
+              <w:top w:val="single" w:color="999999" w:sz="4"/>
+              <w:left w:val="single" w:color="999999" w:sz="4"/>
+              <w:bottom w:val="single" w:color="999999" w:sz="4"/>
+              <w:right w:val="single" w:color="999999" w:sz="4"/>
+            </w:tcBorders>
+            <w:shd w:fill="F2F2F2" w:color="auto" w:val="clear"/>
+            <w:tcMar>
+              <w:top w:type="dxa" w:w="80"/>
+              <w:left w:type="dxa" w:w="120"/>
+              <w:bottom w:type="dxa" w:w="80"/>
+              <w:right w:type="dxa" w:w="120"/>
+            </w:tcMar>
+          </w:tcPr>
+          <w:p>
+            <w:pPr>
+              <w:jc w:val="left"/>
+            </w:pPr>
+            <w:r>
+              <w:rPr>
+                <w:b w:val="false"/>
+                <w:bCs w:val="false"/>
+                <w:sz w:val="21"/>
+                <w:szCs w:val="21"/>
+              </w:rPr>
+              <w:t xml:space="preserve">The crown logo belongs to this Swiss watchmaker, whose Submariner and Daytona are among the most copied watches on earth.</w:t>
+            </w:r>
+          </w:p>
+        </w:tc>
+        <w:tc>
+          <w:tcPr>
+            <w:tcW w:type="dxa" w:w="3000"/>
+            <w:tcBorders>
+              <w:top w:val="single" w:color="999999" w:sz="4"/>
+              <w:left w:val="single" w:color="999999" w:sz="4"/>
+              <w:bottom w:val="single" w:color="999999" w:sz="4"/>
+              <w:right w:val="single" w:color="999999" w:sz="4"/>
+            </w:tcBorders>
+            <w:shd w:fill="F2F2F2" w:color="auto" w:val="clear"/>
+            <w:tcMar>
+              <w:top w:type="dxa" w:w="80"/>
+              <w:left w:type="dxa" w:w="120"/>
+              <w:bottom w:type="dxa" w:w="80"/>
+              <w:right w:type="dxa" w:w="120"/>
+            </w:tcMar>
+          </w:tcPr>
+          <w:p>
+            <w:pPr>
+              <w:jc w:val="left"/>
+            </w:pPr>
+            <w:r>
+              <w:rPr>
+                <w:b w:val="false"/>
+                <w:bCs w:val="false"/>
+                <w:sz w:val="21"/>
+                <w:szCs w:val="21"/>
+              </w:rPr>
+              <w:t xml:space="preserve">What is Rolex?</w:t>
+            </w:r>
+          </w:p>
+        </w:tc>
+      </w:tr>
+      <w:tr>
+        <w:trPr>
+          <w:cantSplit/>
+        </w:trPr>
+        <w:tc>
+          <w:tcPr>
+            <w:tcW w:type="dxa" w:w="900"/>
+            <w:tcBorders>
+              <w:top w:val="single" w:color="999999" w:sz="4"/>
+              <w:left w:val="single" w:color="999999" w:sz="4"/>
+              <w:bottom w:val="single" w:color="999999" w:sz="4"/>
+              <w:right w:val="single" w:color="999999" w:sz="4"/>
+            </w:tcBorders>
+            <w:tcMar>
+              <w:top w:type="dxa" w:w="80"/>
+              <w:left w:type="dxa" w:w="120"/>
+              <w:bottom w:type="dxa" w:w="80"/>
+              <w:right w:type="dxa" w:w="120"/>
+            </w:tcMar>
+          </w:tcPr>
+          <w:p>
+            <w:pPr>
+              <w:jc w:val="center"/>
+            </w:pPr>
+            <w:r>
+              <w:rPr>
+                <w:b/>
+                <w:bCs/>
+                <w:sz w:val="21"/>
+                <w:szCs w:val="21"/>
+              </w:rPr>
+              <w:t xml:space="preserve">300</w:t>
+            </w:r>
+          </w:p>
+        </w:tc>
+        <w:tc>
+          <w:tcPr>
+            <w:tcW w:type="dxa" w:w="5460"/>
+            <w:tcBorders>
+              <w:top w:val="single" w:color="999999" w:sz="4"/>
+              <w:left w:val="single" w:color="999999" w:sz="4"/>
+              <w:bottom w:val="single" w:color="999999" w:sz="4"/>
+              <w:right w:val="single" w:color="999999" w:sz="4"/>
+            </w:tcBorders>
+            <w:tcMar>
+              <w:top w:type="dxa" w:w="80"/>
+              <w:left w:type="dxa" w:w="120"/>
+              <w:bottom w:type="dxa" w:w="80"/>
+              <w:right w:type="dxa" w:w="120"/>
+            </w:tcMar>
+          </w:tcPr>
+          <w:p>
+            <w:pPr>
+              <w:jc w:val="left"/>
+            </w:pPr>
+            <w:r>
+              <w:rPr>
+                <w:b w:val="false"/>
+                <w:bCs w:val="false"/>
+                <w:sz w:val="21"/>
+                <w:szCs w:val="21"/>
+              </w:rPr>
+              <w:t xml:space="preserve">Green and red stripes and a double-G logo mark this Italian house founded in Florence in 1921.</w:t>
+            </w:r>
+          </w:p>
+        </w:tc>
+        <w:tc>
+          <w:tcPr>
+            <w:tcW w:type="dxa" w:w="3000"/>
+            <w:tcBorders>
+              <w:top w:val="single" w:color="999999" w:sz="4"/>
+              <w:left w:val="single" w:color="999999" w:sz="4"/>
+              <w:bottom w:val="single" w:color="999999" w:sz="4"/>
+              <w:right w:val="single" w:color="999999" w:sz="4"/>
+            </w:tcBorders>
+            <w:tcMar>
+              <w:top w:type="dxa" w:w="80"/>
+              <w:left w:type="dxa" w:w="120"/>
+              <w:bottom w:type="dxa" w:w="80"/>
+              <w:right w:type="dxa" w:w="120"/>
+            </w:tcMar>
+          </w:tcPr>
+          <w:p>
+            <w:pPr>
+              <w:jc w:val="left"/>
+            </w:pPr>
+            <w:r>
+              <w:rPr>
+                <w:b w:val="false"/>
+                <w:bCs w:val="false"/>
+                <w:sz w:val="21"/>
+                <w:szCs w:val="21"/>
+              </w:rPr>
+              <w:t xml:space="preserve">What is Gucci?</w:t>
+            </w:r>
+          </w:p>
+        </w:tc>
+      </w:tr>
+      <w:tr>
+        <w:trPr>
+          <w:cantSplit/>
+        </w:trPr>
+        <w:tc>
+          <w:tcPr>
+            <w:tcW w:type="dxa" w:w="900"/>
+            <w:tcBorders>
+              <w:top w:val="single" w:color="999999" w:sz="4"/>
+              <w:left w:val="single" w:color="999999" w:sz="4"/>
+              <w:bottom w:val="single" w:color="999999" w:sz="4"/>
+              <w:right w:val="single" w:color="999999" w:sz="4"/>
+            </w:tcBorders>
+            <w:shd w:fill="F2F2F2" w:color="auto" w:val="clear"/>
+            <w:tcMar>
+              <w:top w:type="dxa" w:w="80"/>
+              <w:left w:type="dxa" w:w="120"/>
+              <w:bottom w:type="dxa" w:w="80"/>
+              <w:right w:type="dxa" w:w="120"/>
+            </w:tcMar>
+          </w:tcPr>
+          <w:p>
+            <w:pPr>
+              <w:jc w:val="center"/>
+            </w:pPr>
+            <w:r>
+              <w:rPr>
+                <w:b/>
+                <w:bCs/>
+                <w:sz w:val="21"/>
+                <w:szCs w:val="21"/>
+              </w:rPr>
+              <w:t xml:space="preserve">400</w:t>
+            </w:r>
+          </w:p>
+        </w:tc>
+        <w:tc>
+          <w:tcPr>
+            <w:tcW w:type="dxa" w:w="5460"/>
+            <w:tcBorders>
+              <w:top w:val="single" w:color="999999" w:sz="4"/>
+              <w:left w:val="single" w:color="999999" w:sz="4"/>
+              <w:bottom w:val="single" w:color="999999" w:sz="4"/>
+              <w:right w:val="single" w:color="999999" w:sz="4"/>
+            </w:tcBorders>
+            <w:shd w:fill="F2F2F2" w:color="auto" w:val="clear"/>
+            <w:tcMar>
+              <w:top w:type="dxa" w:w="80"/>
+              <w:left w:type="dxa" w:w="120"/>
+              <w:bottom w:type="dxa" w:w="80"/>
+              <w:right w:type="dxa" w:w="120"/>
+            </w:tcMar>
+          </w:tcPr>
+          <w:p>
+            <w:pPr>
+              <w:jc w:val="left"/>
+            </w:pPr>
+            <w:r>
+              <w:rPr>
+                <w:b w:val="false"/>
+                <w:bCs w:val="false"/>
+                <w:sz w:val="21"/>
+                <w:szCs w:val="21"/>
+              </w:rPr>
+              <w:t xml:space="preserve">Founded in Paris in 1854 as a trunk maker, this house's two-letter monogram is one of the most counterfeited patterns in the world.</w:t>
+            </w:r>
+          </w:p>
+        </w:tc>
+        <w:tc>
+          <w:tcPr>
+            <w:tcW w:type="dxa" w:w="3000"/>
+            <w:tcBorders>
+              <w:top w:val="single" w:color="999999" w:sz="4"/>
+              <w:left w:val="single" w:color="999999" w:sz="4"/>
+              <w:bottom w:val="single" w:color="999999" w:sz="4"/>
+              <w:right w:val="single" w:color="999999" w:sz="4"/>
+            </w:tcBorders>
+            <w:shd w:fill="F2F2F2" w:color="auto" w:val="clear"/>
+            <w:tcMar>
+              <w:top w:type="dxa" w:w="80"/>
+              <w:left w:type="dxa" w:w="120"/>
+              <w:bottom w:type="dxa" w:w="80"/>
+              <w:right w:type="dxa" w:w="120"/>
+            </w:tcMar>
+          </w:tcPr>
+          <w:p>
+            <w:pPr>
+              <w:jc w:val="left"/>
+            </w:pPr>
+            <w:r>
+              <w:rPr>
+                <w:b w:val="false"/>
+                <w:bCs w:val="false"/>
+                <w:sz w:val="21"/>
+                <w:szCs w:val="21"/>
+              </w:rPr>
+              <w:t xml:space="preserve">What is Louis Vuitton?</w:t>
+            </w:r>
+          </w:p>
+        </w:tc>
+      </w:tr>
+      <w:tr>
+        <w:trPr>
+          <w:cantSplit/>
+        </w:trPr>
+        <w:tc>
+          <w:tcPr>
+            <w:tcW w:type="dxa" w:w="900"/>
+            <w:tcBorders>
+              <w:top w:val="single" w:color="999999" w:sz="4"/>
+              <w:left w:val="single" w:color="999999" w:sz="4"/>
+              <w:bottom w:val="single" w:color="999999" w:sz="4"/>
+              <w:right w:val="single" w:color="999999" w:sz="4"/>
+            </w:tcBorders>
+            <w:tcMar>
+              <w:top w:type="dxa" w:w="80"/>
+              <w:left w:type="dxa" w:w="120"/>
+              <w:bottom w:type="dxa" w:w="80"/>
+              <w:right w:type="dxa" w:w="120"/>
+            </w:tcMar>
+          </w:tcPr>
+          <w:p>
+            <w:pPr>
+              <w:jc w:val="center"/>
+            </w:pPr>
+            <w:r>
+              <w:rPr>
+                <w:b/>
+                <w:bCs/>
+                <w:sz w:val="21"/>
+                <w:szCs w:val="21"/>
+              </w:rPr>
+              <w:t xml:space="preserve">500</w:t>
+            </w:r>
+          </w:p>
+        </w:tc>
+        <w:tc>
+          <w:tcPr>
+            <w:tcW w:type="dxa" w:w="5460"/>
+            <w:tcBorders>
+              <w:top w:val="single" w:color="999999" w:sz="4"/>
+              <w:left w:val="single" w:color="999999" w:sz="4"/>
+              <w:bottom w:val="single" w:color="999999" w:sz="4"/>
+              <w:right w:val="single" w:color="999999" w:sz="4"/>
+            </w:tcBorders>
+            <w:tcMar>
+              <w:top w:type="dxa" w:w="80"/>
+              <w:left w:type="dxa" w:w="120"/>
+              <w:bottom w:type="dxa" w:w="80"/>
+              <w:right w:type="dxa" w:w="120"/>
+            </w:tcMar>
+          </w:tcPr>
+          <w:p>
+            <w:pPr>
+              <w:jc w:val="left"/>
+            </w:pPr>
+            <w:r>
+              <w:rPr>
+                <w:b w:val="false"/>
+                <w:bCs w:val="false"/>
+                <w:sz w:val="21"/>
+                <w:szCs w:val="21"/>
+              </w:rPr>
+              <w:t xml:space="preserve">Named for a British actress and singer, this Hermès handbag comes with a waiting list and a five-figure price tag.</w:t>
+            </w:r>
+          </w:p>
+        </w:tc>
+        <w:tc>
+          <w:tcPr>
+            <w:tcW w:type="dxa" w:w="3000"/>
+            <w:tcBorders>
+              <w:top w:val="single" w:color="999999" w:sz="4"/>
+              <w:left w:val="single" w:color="999999" w:sz="4"/>
+              <w:bottom w:val="single" w:color="999999" w:sz="4"/>
+              <w:right w:val="single" w:color="999999" w:sz="4"/>
+            </w:tcBorders>
+            <w:tcMar>
+              <w:top w:type="dxa" w:w="80"/>
+              <w:left w:type="dxa" w:w="120"/>
+              <w:bottom w:type="dxa" w:w="80"/>
+              <w:right w:type="dxa" w:w="120"/>
+            </w:tcMar>
+          </w:tcPr>
+          <w:p>
+            <w:pPr>
+              <w:jc w:val="left"/>
+            </w:pPr>
+            <w:r>
+              <w:rPr>
+                <w:b w:val="false"/>
+                <w:bCs w:val="false"/>
+                <w:sz w:val="21"/>
+                <w:szCs w:val="21"/>
+              </w:rPr>
+              <w:t xml:space="preserve">What is the Birkin?</w:t>
+            </w:r>
+          </w:p>
+        </w:tc>
+      </w:tr>
+      <w:tr>
+        <w:trPr>
+          <w:cantSplit/>
+        </w:trPr>
+        <w:tc>
+          <w:tcPr>
+            <w:tcW w:type="dxa" w:w="900"/>
+            <w:tcBorders>
+              <w:top w:val="single" w:color="999999" w:sz="4"/>
+              <w:left w:val="single" w:color="999999" w:sz="4"/>
+              <w:bottom w:val="single" w:color="999999" w:sz="4"/>
+              <w:right w:val="single" w:color="999999" w:sz="4"/>
+            </w:tcBorders>
+            <w:shd w:fill="F2F2F2" w:color="auto" w:val="clear"/>
+            <w:tcMar>
+              <w:top w:type="dxa" w:w="80"/>
+              <w:left w:type="dxa" w:w="120"/>
+              <w:bottom w:type="dxa" w:w="80"/>
+              <w:right w:type="dxa" w:w="120"/>
+            </w:tcMar>
+          </w:tcPr>
+          <w:p>
+            <w:pPr>
+              <w:jc w:val="center"/>
+            </w:pPr>
+            <w:r>
+              <w:rPr>
+                <w:b/>
+                <w:bCs/>
+                <w:sz w:val="21"/>
+                <w:szCs w:val="21"/>
+              </w:rPr>
+              <w:t xml:space="preserve">600</w:t>
+            </w:r>
+          </w:p>
+        </w:tc>
+        <w:tc>
+          <w:tcPr>
+            <w:tcW w:type="dxa" w:w="5460"/>
+            <w:tcBorders>
+              <w:top w:val="single" w:color="999999" w:sz="4"/>
+              <w:left w:val="single" w:color="999999" w:sz="4"/>
+              <w:bottom w:val="single" w:color="999999" w:sz="4"/>
+              <w:right w:val="single" w:color="999999" w:sz="4"/>
+            </w:tcBorders>
+            <w:shd w:fill="F2F2F2" w:color="auto" w:val="clear"/>
+            <w:tcMar>
+              <w:top w:type="dxa" w:w="80"/>
+              <w:left w:type="dxa" w:w="120"/>
+              <w:bottom w:type="dxa" w:w="80"/>
+              <w:right w:type="dxa" w:w="120"/>
+            </w:tcMar>
+          </w:tcPr>
+          <w:p>
+            <w:pPr>
+              <w:jc w:val="left"/>
+            </w:pPr>
+            <w:r>
+              <w:rPr>
+                <w:b w:val="false"/>
+                <w:bCs w:val="false"/>
+                <w:sz w:val="21"/>
+                <w:szCs w:val="21"/>
+              </w:rPr>
+              <w:t xml:space="preserve">This British brand's tan, black, red, and white check pattern began as the lining of its trench coats.</w:t>
+            </w:r>
+          </w:p>
+        </w:tc>
+        <w:tc>
+          <w:tcPr>
+            <w:tcW w:type="dxa" w:w="3000"/>
+            <w:tcBorders>
+              <w:top w:val="single" w:color="999999" w:sz="4"/>
+              <w:left w:val="single" w:color="999999" w:sz="4"/>
+              <w:bottom w:val="single" w:color="999999" w:sz="4"/>
+              <w:right w:val="single" w:color="999999" w:sz="4"/>
+            </w:tcBorders>
+            <w:shd w:fill="F2F2F2" w:color="auto" w:val="clear"/>
+            <w:tcMar>
+              <w:top w:type="dxa" w:w="80"/>
+              <w:left w:type="dxa" w:w="120"/>
+              <w:bottom w:type="dxa" w:w="80"/>
+              <w:right w:type="dxa" w:w="120"/>
+            </w:tcMar>
+          </w:tcPr>
+          <w:p>
+            <w:pPr>
+              <w:jc w:val="left"/>
+            </w:pPr>
+            <w:r>
+              <w:rPr>
+                <w:b w:val="false"/>
+                <w:bCs w:val="false"/>
+                <w:sz w:val="21"/>
+                <w:szCs w:val="21"/>
+              </w:rPr>
+              <w:t xml:space="preserve">What is Burberry?</w:t>
+            </w:r>
+          </w:p>
+        </w:tc>
+      </w:tr>
+      <w:tr>
+        <w:trPr>
+          <w:cantSplit/>
+        </w:trPr>
+        <w:tc>
+          <w:tcPr>
+            <w:tcW w:type="dxa" w:w="900"/>
+            <w:tcBorders>
+              <w:top w:val="single" w:color="999999" w:sz="4"/>
+              <w:left w:val="single" w:color="999999" w:sz="4"/>
+              <w:bottom w:val="single" w:color="999999" w:sz="4"/>
+              <w:right w:val="single" w:color="999999" w:sz="4"/>
+            </w:tcBorders>
+            <w:tcMar>
+              <w:top w:type="dxa" w:w="80"/>
+              <w:left w:type="dxa" w:w="120"/>
+              <w:bottom w:type="dxa" w:w="80"/>
+              <w:right w:type="dxa" w:w="120"/>
+            </w:tcMar>
+          </w:tcPr>
+          <w:p>
+            <w:pPr>
+              <w:jc w:val="center"/>
+            </w:pPr>
+            <w:r>
+              <w:rPr>
+                <w:b/>
+                <w:bCs/>
+                <w:sz w:val="21"/>
+                <w:szCs w:val="21"/>
+              </w:rPr>
+              <w:t xml:space="preserve">700</w:t>
+            </w:r>
+          </w:p>
+        </w:tc>
+        <w:tc>
+          <w:tcPr>
+            <w:tcW w:type="dxa" w:w="5460"/>
+            <w:tcBorders>
+              <w:top w:val="single" w:color="999999" w:sz="4"/>
+              <w:left w:val="single" w:color="999999" w:sz="4"/>
+              <w:bottom w:val="single" w:color="999999" w:sz="4"/>
+              <w:right w:val="single" w:color="999999" w:sz="4"/>
+            </w:tcBorders>
+            <w:tcMar>
+              <w:top w:type="dxa" w:w="80"/>
+              <w:left w:type="dxa" w:w="120"/>
+              <w:bottom w:type="dxa" w:w="80"/>
+              <w:right w:type="dxa" w:w="120"/>
+            </w:tcMar>
+          </w:tcPr>
+          <w:p>
+            <w:pPr>
+              <w:jc w:val="left"/>
+            </w:pPr>
+            <w:r>
+              <w:rPr>
+                <w:b w:val="false"/>
+                <w:bCs w:val="false"/>
+                <w:sz w:val="21"/>
+                <w:szCs w:val="21"/>
+              </w:rPr>
+              <w:t xml:space="preserve">A flash of red on the sole identifies shoes by this French designer.</w:t>
+            </w:r>
+          </w:p>
+        </w:tc>
+        <w:tc>
+          <w:tcPr>
+            <w:tcW w:type="dxa" w:w="3000"/>
+            <w:tcBorders>
+              <w:top w:val="single" w:color="999999" w:sz="4"/>
+              <w:left w:val="single" w:color="999999" w:sz="4"/>
+              <w:bottom w:val="single" w:color="999999" w:sz="4"/>
+              <w:right w:val="single" w:color="999999" w:sz="4"/>
+            </w:tcBorders>
+            <w:tcMar>
+              <w:top w:type="dxa" w:w="80"/>
+              <w:left w:type="dxa" w:w="120"/>
+              <w:bottom w:type="dxa" w:w="80"/>
+              <w:right w:type="dxa" w:w="120"/>
+            </w:tcMar>
+          </w:tcPr>
+          <w:p>
+            <w:pPr>
+              <w:jc w:val="left"/>
+            </w:pPr>
+            <w:r>
+              <w:rPr>
+                <w:b w:val="false"/>
+                <w:bCs w:val="false"/>
+                <w:sz w:val="21"/>
+                <w:szCs w:val="21"/>
+              </w:rPr>
+              <w:t xml:space="preserve">Who is Christian Louboutin?</w:t>
+            </w:r>
+          </w:p>
+        </w:tc>
+      </w:tr>
+      <w:tr>
+        <w:trPr>
+          <w:cantSplit/>
+        </w:trPr>
+        <w:tc>
+          <w:tcPr>
+            <w:tcW w:type="dxa" w:w="900"/>
+            <w:tcBorders>
+              <w:top w:val="single" w:color="999999" w:sz="4"/>
+              <w:left w:val="single" w:color="999999" w:sz="4"/>
+              <w:bottom w:val="single" w:color="999999" w:sz="4"/>
+              <w:right w:val="single" w:color="999999" w:sz="4"/>
+            </w:tcBorders>
+            <w:shd w:fill="F2F2F2" w:color="auto" w:val="clear"/>
+            <w:tcMar>
+              <w:top w:type="dxa" w:w="80"/>
+              <w:left w:type="dxa" w:w="120"/>
+              <w:bottom w:type="dxa" w:w="80"/>
+              <w:right w:type="dxa" w:w="120"/>
+            </w:tcMar>
+          </w:tcPr>
+          <w:p>
+            <w:pPr>
+              <w:jc w:val="center"/>
+            </w:pPr>
+            <w:r>
+              <w:rPr>
+                <w:b/>
+                <w:bCs/>
+                <w:sz w:val="21"/>
+                <w:szCs w:val="21"/>
+              </w:rPr>
+              <w:t xml:space="preserve">800</w:t>
+            </w:r>
+          </w:p>
+        </w:tc>
+        <w:tc>
+          <w:tcPr>
+            <w:tcW w:type="dxa" w:w="5460"/>
+            <w:tcBorders>
+              <w:top w:val="single" w:color="999999" w:sz="4"/>
+              <w:left w:val="single" w:color="999999" w:sz="4"/>
+              <w:bottom w:val="single" w:color="999999" w:sz="4"/>
+              <w:right w:val="single" w:color="999999" w:sz="4"/>
+            </w:tcBorders>
+            <w:shd w:fill="F2F2F2" w:color="auto" w:val="clear"/>
+            <w:tcMar>
+              <w:top w:type="dxa" w:w="80"/>
+              <w:left w:type="dxa" w:w="120"/>
+              <w:bottom w:type="dxa" w:w="80"/>
+              <w:right w:type="dxa" w:w="120"/>
+            </w:tcMar>
+          </w:tcPr>
+          <w:p>
+            <w:pPr>
+              <w:jc w:val="left"/>
+            </w:pPr>
+            <w:r>
+              <w:rPr>
+                <w:b w:val="false"/>
+                <w:bCs w:val="false"/>
+                <w:sz w:val="21"/>
+                <w:szCs w:val="21"/>
+              </w:rPr>
+              <w:t xml:space="preserve">The "Spirit of Ecstasy" is the hood ornament on cars from this British marque.</w:t>
+            </w:r>
+          </w:p>
+        </w:tc>
+        <w:tc>
+          <w:tcPr>
+            <w:tcW w:type="dxa" w:w="3000"/>
+            <w:tcBorders>
+              <w:top w:val="single" w:color="999999" w:sz="4"/>
+              <w:left w:val="single" w:color="999999" w:sz="4"/>
+              <w:bottom w:val="single" w:color="999999" w:sz="4"/>
+              <w:right w:val="single" w:color="999999" w:sz="4"/>
+            </w:tcBorders>
+            <w:shd w:fill="F2F2F2" w:color="auto" w:val="clear"/>
+            <w:tcMar>
+              <w:top w:type="dxa" w:w="80"/>
+              <w:left w:type="dxa" w:w="120"/>
+              <w:bottom w:type="dxa" w:w="80"/>
+              <w:right w:type="dxa" w:w="120"/>
+            </w:tcMar>
+          </w:tcPr>
+          <w:p>
+            <w:pPr>
+              <w:jc w:val="left"/>
+            </w:pPr>
+            <w:r>
+              <w:rPr>
+                <w:b w:val="false"/>
+                <w:bCs w:val="false"/>
+                <w:sz w:val="21"/>
+                <w:szCs w:val="21"/>
+              </w:rPr>
+              <w:t xml:space="preserve">What is Rolls-Royce?</w:t>
+            </w:r>
+          </w:p>
+        </w:tc>
+      </w:tr>
+      <w:tr>
+        <w:trPr>
+          <w:cantSplit/>
+        </w:trPr>
+        <w:tc>
+          <w:tcPr>
+            <w:tcW w:type="dxa" w:w="900"/>
+            <w:tcBorders>
+              <w:top w:val="single" w:color="999999" w:sz="4"/>
+              <w:left w:val="single" w:color="999999" w:sz="4"/>
+              <w:bottom w:val="single" w:color="999999" w:sz="4"/>
+              <w:right w:val="single" w:color="999999" w:sz="4"/>
+            </w:tcBorders>
+            <w:tcMar>
+              <w:top w:type="dxa" w:w="80"/>
+              <w:left w:type="dxa" w:w="120"/>
+              <w:bottom w:type="dxa" w:w="80"/>
+              <w:right w:type="dxa" w:w="120"/>
+            </w:tcMar>
+          </w:tcPr>
+          <w:p>
+            <w:pPr>
+              <w:jc w:val="center"/>
+            </w:pPr>
+            <w:r>
+              <w:rPr>
+                <w:b/>
+                <w:bCs/>
+                <w:sz w:val="21"/>
+                <w:szCs w:val="21"/>
+              </w:rPr>
+              <w:t xml:space="preserve">900</w:t>
+            </w:r>
+          </w:p>
+        </w:tc>
+        <w:tc>
+          <w:tcPr>
+            <w:tcW w:type="dxa" w:w="5460"/>
+            <w:tcBorders>
+              <w:top w:val="single" w:color="999999" w:sz="4"/>
+              <w:left w:val="single" w:color="999999" w:sz="4"/>
+              <w:bottom w:val="single" w:color="999999" w:sz="4"/>
+              <w:right w:val="single" w:color="999999" w:sz="4"/>
+            </w:tcBorders>
+            <w:tcMar>
+              <w:top w:type="dxa" w:w="80"/>
+              <w:left w:type="dxa" w:w="120"/>
+              <w:bottom w:type="dxa" w:w="80"/>
+              <w:right w:type="dxa" w:w="120"/>
+            </w:tcMar>
+          </w:tcPr>
+          <w:p>
+            <w:pPr>
+              <w:jc w:val="left"/>
+            </w:pPr>
+            <w:r>
+              <w:rPr>
+                <w:b w:val="false"/>
+                <w:bCs w:val="false"/>
+                <w:sz w:val="21"/>
+                <w:szCs w:val="21"/>
+              </w:rPr>
+              <w:t xml:space="preserve">Run by Bernard Arnault, this conglomerate owns Louis Vuitton, Dior, Tiffany, and Moët &amp; Chandon.</w:t>
+            </w:r>
+          </w:p>
+        </w:tc>
+        <w:tc>
+          <w:tcPr>
+            <w:tcW w:type="dxa" w:w="3000"/>
+            <w:tcBorders>
+              <w:top w:val="single" w:color="999999" w:sz="4"/>
+              <w:left w:val="single" w:color="999999" w:sz="4"/>
+              <w:bottom w:val="single" w:color="999999" w:sz="4"/>
+              <w:right w:val="single" w:color="999999" w:sz="4"/>
+            </w:tcBorders>
+            <w:tcMar>
+              <w:top w:type="dxa" w:w="80"/>
+              <w:left w:type="dxa" w:w="120"/>
+              <w:bottom w:type="dxa" w:w="80"/>
+              <w:right w:type="dxa" w:w="120"/>
+            </w:tcMar>
+          </w:tcPr>
+          <w:p>
+            <w:pPr>
+              <w:jc w:val="left"/>
+            </w:pPr>
+            <w:r>
+              <w:rPr>
+                <w:b w:val="false"/>
+                <w:bCs w:val="false"/>
+                <w:sz w:val="21"/>
+                <w:szCs w:val="21"/>
+              </w:rPr>
+              <w:t xml:space="preserve">What is LVMH?</w:t>
+            </w:r>
+          </w:p>
+        </w:tc>
+      </w:tr>
+      <w:tr>
+        <w:trPr>
+          <w:cantSplit/>
+        </w:trPr>
+        <w:tc>
+          <w:tcPr>
+            <w:tcW w:type="dxa" w:w="900"/>
+            <w:tcBorders>
+              <w:top w:val="single" w:color="999999" w:sz="4"/>
+              <w:left w:val="single" w:color="999999" w:sz="4"/>
+              <w:bottom w:val="single" w:color="999999" w:sz="4"/>
+              <w:right w:val="single" w:color="999999" w:sz="4"/>
+            </w:tcBorders>
+            <w:shd w:fill="F2F2F2" w:color="auto" w:val="clear"/>
+            <w:tcMar>
+              <w:top w:type="dxa" w:w="80"/>
+              <w:left w:type="dxa" w:w="120"/>
+              <w:bottom w:type="dxa" w:w="80"/>
+              <w:right w:type="dxa" w:w="120"/>
+            </w:tcMar>
+          </w:tcPr>
+          <w:p>
+            <w:pPr>
+              <w:jc w:val="center"/>
+            </w:pPr>
+            <w:r>
+              <w:rPr>
+                <w:b/>
+                <w:bCs/>
+                <w:sz w:val="21"/>
+                <w:szCs w:val="21"/>
+              </w:rPr>
+              <w:t xml:space="preserve">1000</w:t>
+            </w:r>
+          </w:p>
+        </w:tc>
+        <w:tc>
+          <w:tcPr>
+            <w:tcW w:type="dxa" w:w="5460"/>
+            <w:tcBorders>
+              <w:top w:val="single" w:color="999999" w:sz="4"/>
+              <w:left w:val="single" w:color="999999" w:sz="4"/>
+              <w:bottom w:val="single" w:color="999999" w:sz="4"/>
+              <w:right w:val="single" w:color="999999" w:sz="4"/>
+            </w:tcBorders>
+            <w:shd w:fill="F2F2F2" w:color="auto" w:val="clear"/>
+            <w:tcMar>
+              <w:top w:type="dxa" w:w="80"/>
+              <w:left w:type="dxa" w:w="120"/>
+              <w:bottom w:type="dxa" w:w="80"/>
+              <w:right w:type="dxa" w:w="120"/>
+            </w:tcMar>
+          </w:tcPr>
+          <w:p>
+            <w:pPr>
+              <w:jc w:val="left"/>
+            </w:pPr>
+            <w:r>
+              <w:rPr>
+                <w:b w:val="false"/>
+                <w:bCs w:val="false"/>
+                <w:sz w:val="21"/>
+                <w:szCs w:val="21"/>
+              </w:rPr>
+              <w:t xml:space="preserve">"You never actually own one. You merely look after it for the next generation" is the slogan of this Geneva watchmaker.</w:t>
+            </w:r>
+          </w:p>
+        </w:tc>
+        <w:tc>
+          <w:tcPr>
+            <w:tcW w:type="dxa" w:w="3000"/>
+            <w:tcBorders>
+              <w:top w:val="single" w:color="999999" w:sz="4"/>
+              <w:left w:val="single" w:color="999999" w:sz="4"/>
+              <w:bottom w:val="single" w:color="999999" w:sz="4"/>
+              <w:right w:val="single" w:color="999999" w:sz="4"/>
+            </w:tcBorders>
+            <w:shd w:fill="F2F2F2" w:color="auto" w:val="clear"/>
+            <w:tcMar>
+              <w:top w:type="dxa" w:w="80"/>
+              <w:left w:type="dxa" w:w="120"/>
+              <w:bottom w:type="dxa" w:w="80"/>
+              <w:right w:type="dxa" w:w="120"/>
+            </w:tcMar>
+          </w:tcPr>
+          <w:p>
+            <w:pPr>
+              <w:jc w:val="left"/>
+            </w:pPr>
+            <w:r>
+              <w:rPr>
+                <w:b w:val="false"/>
+                <w:bCs w:val="false"/>
+                <w:sz w:val="21"/>
+                <w:szCs w:val="21"/>
+              </w:rPr>
+              <w:t xml:space="preserve">What is Patek Philippe?</w:t>
+            </w:r>
+          </w:p>
+        </w:tc>
+      </w:tr>
+    </w:tbl>
+    <w:p>
+      <w:pPr>
+        <w:pStyle w:val="Heading1"/>
+        <w:pageBreakBefore/>
+      </w:pPr>
+      <w:r>
+        <w:t xml:space="preserve">7. Current U.S. Events</w:t>
+      </w:r>
+    </w:p>
+    <w:p>
+      <w:pPr>
+        <w:spacing w:after="120"/>
+      </w:pPr>
+      <w:r>
+        <w:rPr>
+          <w:i/>
+          <w:iCs/>
+        </w:rPr>
+        <w:t xml:space="preserve">Written for September 2026. Check the answers if you use this later.</w:t>
+      </w:r>
+    </w:p>
+    <w:tbl>
+      <w:tblPr>
+        <w:tblW w:type="dxa" w:w="9360"/>
+        <w:tblBorders>
+          <w:top w:val="single" w:color="auto" w:sz="4"/>
+          <w:left w:val="single" w:color="auto" w:sz="4"/>
+          <w:bottom w:val="single" w:color="auto" w:sz="4"/>
+          <w:right w:val="single" w:color="auto" w:sz="4"/>
+          <w:insideH w:val="single" w:color="auto" w:sz="4"/>
+          <w:insideV w:val="single" w:color="auto" w:sz="4"/>
+        </w:tblBorders>
+      </w:tblPr>
+      <w:tblGrid>
+        <w:gridCol w:w="900"/>
+        <w:gridCol w:w="5460"/>
+        <w:gridCol w:w="3000"/>
+      </w:tblGrid>
+      <w:tr>
+        <w:trPr>
+          <w:tblHeader/>
+        </w:trPr>
+        <w:tc>
+          <w:tcPr>
+            <w:tcW w:type="dxa" w:w="900"/>
+            <w:tcBorders>
+              <w:top w:val="single" w:color="999999" w:sz="4"/>
+              <w:left w:val="single" w:color="999999" w:sz="4"/>
+              <w:bottom w:val="single" w:color="999999" w:sz="4"/>
+              <w:right w:val="single" w:color="999999" w:sz="4"/>
+            </w:tcBorders>
+            <w:shd w:fill="1F3864" w:color="auto" w:val="clear"/>
+            <w:tcMar>
+              <w:top w:type="dxa" w:w="80"/>
+              <w:left w:type="dxa" w:w="120"/>
+              <w:bottom w:type="dxa" w:w="80"/>
+              <w:right w:type="dxa" w:w="120"/>
+            </w:tcMar>
+          </w:tcPr>
+          <w:p>
+            <w:pPr>
+              <w:jc w:val="left"/>
+            </w:pPr>
+            <w:r>
+              <w:rPr>
+                <w:b/>
+                <w:bCs/>
+                <w:color w:val="FFFFFF"/>
+                <w:sz w:val="21"/>
+                <w:szCs w:val="21"/>
+              </w:rPr>
+              <w:t xml:space="preserve">Value</w:t>
+            </w:r>
+          </w:p>
+        </w:tc>
+        <w:tc>
+          <w:tcPr>
+            <w:tcW w:type="dxa" w:w="5460"/>
+            <w:tcBorders>
+              <w:top w:val="single" w:color="999999" w:sz="4"/>
+              <w:left w:val="single" w:color="999999" w:sz="4"/>
+              <w:bottom w:val="single" w:color="999999" w:sz="4"/>
+              <w:right w:val="single" w:color="999999" w:sz="4"/>
+            </w:tcBorders>
+            <w:shd w:fill="1F3864" w:color="auto" w:val="clear"/>
+            <w:tcMar>
+              <w:top w:type="dxa" w:w="80"/>
+              <w:left w:type="dxa" w:w="120"/>
+              <w:bottom w:type="dxa" w:w="80"/>
+              <w:right w:type="dxa" w:w="120"/>
+            </w:tcMar>
+          </w:tcPr>
+          <w:p>
+            <w:pPr>
+              <w:jc w:val="left"/>
+            </w:pPr>
+            <w:r>
+              <w:rPr>
+                <w:b/>
+                <w:bCs/>
+                <w:color w:val="FFFFFF"/>
+                <w:sz w:val="21"/>
+                <w:szCs w:val="21"/>
+              </w:rPr>
+              <w:t xml:space="preserve">Clue</w:t>
+            </w:r>
+          </w:p>
+        </w:tc>
+        <w:tc>
+          <w:tcPr>
+            <w:tcW w:type="dxa" w:w="3000"/>
+            <w:tcBorders>
+              <w:top w:val="single" w:color="999999" w:sz="4"/>
+              <w:left w:val="single" w:color="999999" w:sz="4"/>
+              <w:bottom w:val="single" w:color="999999" w:sz="4"/>
+              <w:right w:val="single" w:color="999999" w:sz="4"/>
+            </w:tcBorders>
+            <w:shd w:fill="1F3864" w:color="auto" w:val="clear"/>
+            <w:tcMar>
+              <w:top w:type="dxa" w:w="80"/>
+              <w:left w:type="dxa" w:w="120"/>
+              <w:bottom w:type="dxa" w:w="80"/>
+              <w:right w:type="dxa" w:w="120"/>
+            </w:tcMar>
+          </w:tcPr>
+          <w:p>
+            <w:pPr>
+              <w:jc w:val="left"/>
+            </w:pPr>
+            <w:r>
+              <w:rPr>
+                <w:b/>
+                <w:bCs/>
+                <w:color w:val="FFFFFF"/>
+                <w:sz w:val="21"/>
+                <w:szCs w:val="21"/>
+              </w:rPr>
+              <w:t xml:space="preserve">Response</w:t>
+            </w:r>
+          </w:p>
+        </w:tc>
+      </w:tr>
+      <w:tr>
+        <w:trPr>
+          <w:cantSplit/>
+        </w:trPr>
+        <w:tc>
+          <w:tcPr>
+            <w:tcW w:type="dxa" w:w="900"/>
+            <w:tcBorders>
+              <w:top w:val="single" w:color="999999" w:sz="4"/>
+              <w:left w:val="single" w:color="999999" w:sz="4"/>
+              <w:bottom w:val="single" w:color="999999" w:sz="4"/>
+              <w:right w:val="single" w:color="999999" w:sz="4"/>
+            </w:tcBorders>
+            <w:tcMar>
+              <w:top w:type="dxa" w:w="80"/>
+              <w:left w:type="dxa" w:w="120"/>
+              <w:bottom w:type="dxa" w:w="80"/>
+              <w:right w:type="dxa" w:w="120"/>
+            </w:tcMar>
+          </w:tcPr>
+          <w:p>
+            <w:pPr>
+              <w:jc w:val="center"/>
+            </w:pPr>
+            <w:r>
+              <w:rPr>
+                <w:b/>
+                <w:bCs/>
+                <w:sz w:val="21"/>
+                <w:szCs w:val="21"/>
+              </w:rPr>
+              <w:t xml:space="preserve">100</w:t>
+            </w:r>
+          </w:p>
+        </w:tc>
+        <w:tc>
+          <w:tcPr>
+            <w:tcW w:type="dxa" w:w="5460"/>
+            <w:tcBorders>
+              <w:top w:val="single" w:color="999999" w:sz="4"/>
+              <w:left w:val="single" w:color="999999" w:sz="4"/>
+              <w:bottom w:val="single" w:color="999999" w:sz="4"/>
+              <w:right w:val="single" w:color="999999" w:sz="4"/>
+            </w:tcBorders>
+            <w:tcMar>
+              <w:top w:type="dxa" w:w="80"/>
+              <w:left w:type="dxa" w:w="120"/>
+              <w:bottom w:type="dxa" w:w="80"/>
+              <w:right w:type="dxa" w:w="120"/>
+            </w:tcMar>
+          </w:tcPr>
+          <w:p>
+            <w:pPr>
+              <w:jc w:val="left"/>
+            </w:pPr>
+            <w:r>
+              <w:rPr>
+                <w:b w:val="false"/>
+                <w:bCs w:val="false"/>
+                <w:sz w:val="21"/>
+                <w:szCs w:val="21"/>
+              </w:rPr>
+              <w:t xml:space="preserve">July 4, 2026 marked this milestone anniversary of the Declaration of Independence.</w:t>
+            </w:r>
+          </w:p>
+        </w:tc>
+        <w:tc>
+          <w:tcPr>
+            <w:tcW w:type="dxa" w:w="3000"/>
+            <w:tcBorders>
+              <w:top w:val="single" w:color="999999" w:sz="4"/>
+              <w:left w:val="single" w:color="999999" w:sz="4"/>
+              <w:bottom w:val="single" w:color="999999" w:sz="4"/>
+              <w:right w:val="single" w:color="999999" w:sz="4"/>
+            </w:tcBorders>
+            <w:tcMar>
+              <w:top w:type="dxa" w:w="80"/>
+              <w:left w:type="dxa" w:w="120"/>
+              <w:bottom w:type="dxa" w:w="80"/>
+              <w:right w:type="dxa" w:w="120"/>
+            </w:tcMar>
+          </w:tcPr>
+          <w:p>
+            <w:pPr>
+              <w:jc w:val="left"/>
+            </w:pPr>
+            <w:r>
+              <w:rPr>
+                <w:b w:val="false"/>
+                <w:bCs w:val="false"/>
+                <w:sz w:val="21"/>
+                <w:szCs w:val="21"/>
+              </w:rPr>
+              <w:t xml:space="preserve">What is the 250th (semiquincentennial)?</w:t>
+            </w:r>
+          </w:p>
+        </w:tc>
+      </w:tr>
+      <w:tr>
+        <w:trPr>
+          <w:cantSplit/>
+        </w:trPr>
+        <w:tc>
+          <w:tcPr>
+            <w:tcW w:type="dxa" w:w="900"/>
+            <w:tcBorders>
+              <w:top w:val="single" w:color="999999" w:sz="4"/>
+              <w:left w:val="single" w:color="999999" w:sz="4"/>
+              <w:bottom w:val="single" w:color="999999" w:sz="4"/>
+              <w:right w:val="single" w:color="999999" w:sz="4"/>
+            </w:tcBorders>
+            <w:shd w:fill="F2F2F2" w:color="auto" w:val="clear"/>
+            <w:tcMar>
+              <w:top w:type="dxa" w:w="80"/>
+              <w:left w:type="dxa" w:w="120"/>
+              <w:bottom w:type="dxa" w:w="80"/>
+              <w:right w:type="dxa" w:w="120"/>
+            </w:tcMar>
+          </w:tcPr>
+          <w:p>
+            <w:pPr>
+              <w:jc w:val="center"/>
+            </w:pPr>
+            <w:r>
+              <w:rPr>
+                <w:b/>
+                <w:bCs/>
+                <w:sz w:val="21"/>
+                <w:szCs w:val="21"/>
+              </w:rPr>
+              <w:t xml:space="preserve">200</w:t>
+            </w:r>
+          </w:p>
+        </w:tc>
+        <w:tc>
+          <w:tcPr>
+            <w:tcW w:type="dxa" w:w="5460"/>
+            <w:tcBorders>
+              <w:top w:val="single" w:color="999999" w:sz="4"/>
+              <w:left w:val="single" w:color="999999" w:sz="4"/>
+              <w:bottom w:val="single" w:color="999999" w:sz="4"/>
+              <w:right w:val="single" w:color="999999" w:sz="4"/>
+            </w:tcBorders>
+            <w:shd w:fill="F2F2F2" w:color="auto" w:val="clear"/>
+            <w:tcMar>
+              <w:top w:type="dxa" w:w="80"/>
+              <w:left w:type="dxa" w:w="120"/>
+              <w:bottom w:type="dxa" w:w="80"/>
+              <w:right w:type="dxa" w:w="120"/>
+            </w:tcMar>
+          </w:tcPr>
+          <w:p>
+            <w:pPr>
+              <w:jc w:val="left"/>
+            </w:pPr>
+            <w:r>
+              <w:rPr>
+                <w:b w:val="false"/>
+                <w:bCs w:val="false"/>
+                <w:sz w:val="21"/>
+                <w:szCs w:val="21"/>
+              </w:rPr>
+              <w:t xml:space="preserve">The Seattle Seahawks beat this team 29 to 13 in Super Bowl LX in February.</w:t>
+            </w:r>
+          </w:p>
+        </w:tc>
+        <w:tc>
+          <w:tcPr>
+            <w:tcW w:type="dxa" w:w="3000"/>
+            <w:tcBorders>
+              <w:top w:val="single" w:color="999999" w:sz="4"/>
+              <w:left w:val="single" w:color="999999" w:sz="4"/>
+              <w:bottom w:val="single" w:color="999999" w:sz="4"/>
+              <w:right w:val="single" w:color="999999" w:sz="4"/>
+            </w:tcBorders>
+            <w:shd w:fill="F2F2F2" w:color="auto" w:val="clear"/>
+            <w:tcMar>
+              <w:top w:type="dxa" w:w="80"/>
+              <w:left w:type="dxa" w:w="120"/>
+              <w:bottom w:type="dxa" w:w="80"/>
+              <w:right w:type="dxa" w:w="120"/>
+            </w:tcMar>
+          </w:tcPr>
+          <w:p>
+            <w:pPr>
+              <w:jc w:val="left"/>
+            </w:pPr>
+            <w:r>
+              <w:rPr>
+                <w:b w:val="false"/>
+                <w:bCs w:val="false"/>
+                <w:sz w:val="21"/>
+                <w:szCs w:val="21"/>
+              </w:rPr>
+              <w:t xml:space="preserve">Who are the New England Patriots?</w:t>
+            </w:r>
+          </w:p>
+        </w:tc>
+      </w:tr>
+      <w:tr>
+        <w:trPr>
+          <w:cantSplit/>
+        </w:trPr>
+        <w:tc>
+          <w:tcPr>
+            <w:tcW w:type="dxa" w:w="900"/>
+            <w:tcBorders>
+              <w:top w:val="single" w:color="999999" w:sz="4"/>
+              <w:left w:val="single" w:color="999999" w:sz="4"/>
+              <w:bottom w:val="single" w:color="999999" w:sz="4"/>
+              <w:right w:val="single" w:color="999999" w:sz="4"/>
+            </w:tcBorders>
+            <w:tcMar>
+              <w:top w:type="dxa" w:w="80"/>
+              <w:left w:type="dxa" w:w="120"/>
+              <w:bottom w:type="dxa" w:w="80"/>
+              <w:right w:type="dxa" w:w="120"/>
+            </w:tcMar>
+          </w:tcPr>
+          <w:p>
+            <w:pPr>
+              <w:jc w:val="center"/>
+            </w:pPr>
+            <w:r>
+              <w:rPr>
+                <w:b/>
+                <w:bCs/>
+                <w:sz w:val="21"/>
+                <w:szCs w:val="21"/>
+              </w:rPr>
+              <w:t xml:space="preserve">300</w:t>
+            </w:r>
+          </w:p>
+        </w:tc>
+        <w:tc>
+          <w:tcPr>
+            <w:tcW w:type="dxa" w:w="5460"/>
+            <w:tcBorders>
+              <w:top w:val="single" w:color="999999" w:sz="4"/>
+              <w:left w:val="single" w:color="999999" w:sz="4"/>
+              <w:bottom w:val="single" w:color="999999" w:sz="4"/>
+              <w:right w:val="single" w:color="999999" w:sz="4"/>
+            </w:tcBorders>
+            <w:tcMar>
+              <w:top w:type="dxa" w:w="80"/>
+              <w:left w:type="dxa" w:w="120"/>
+              <w:bottom w:type="dxa" w:w="80"/>
+              <w:right w:type="dxa" w:w="120"/>
+            </w:tcMar>
+          </w:tcPr>
+          <w:p>
+            <w:pPr>
+              <w:jc w:val="left"/>
+            </w:pPr>
+            <w:r>
+              <w:rPr>
+                <w:b w:val="false"/>
+                <w:bCs w:val="false"/>
+                <w:sz w:val="21"/>
+                <w:szCs w:val="21"/>
+              </w:rPr>
+              <w:t xml:space="preserve">Bad Bunny made history at the Super Bowl LX halftime show as the first headliner to perform mostly in this language.</w:t>
+            </w:r>
+          </w:p>
+        </w:tc>
+        <w:tc>
+          <w:tcPr>
+            <w:tcW w:type="dxa" w:w="3000"/>
+            <w:tcBorders>
+              <w:top w:val="single" w:color="999999" w:sz="4"/>
+              <w:left w:val="single" w:color="999999" w:sz="4"/>
+              <w:bottom w:val="single" w:color="999999" w:sz="4"/>
+              <w:right w:val="single" w:color="999999" w:sz="4"/>
+            </w:tcBorders>
+            <w:tcMar>
+              <w:top w:type="dxa" w:w="80"/>
+              <w:left w:type="dxa" w:w="120"/>
+              <w:bottom w:type="dxa" w:w="80"/>
+              <w:right w:type="dxa" w:w="120"/>
+            </w:tcMar>
+          </w:tcPr>
+          <w:p>
+            <w:pPr>
+              <w:jc w:val="left"/>
+            </w:pPr>
+            <w:r>
+              <w:rPr>
+                <w:b w:val="false"/>
+                <w:bCs w:val="false"/>
+                <w:sz w:val="21"/>
+                <w:szCs w:val="21"/>
+              </w:rPr>
+              <w:t xml:space="preserve">What is Spanish?</w:t>
+            </w:r>
+          </w:p>
+        </w:tc>
+      </w:tr>
+      <w:tr>
+        <w:trPr>
+          <w:cantSplit/>
+        </w:trPr>
+        <w:tc>
+          <w:tcPr>
+            <w:tcW w:type="dxa" w:w="900"/>
+            <w:tcBorders>
+              <w:top w:val="single" w:color="999999" w:sz="4"/>
+              <w:left w:val="single" w:color="999999" w:sz="4"/>
+              <w:bottom w:val="single" w:color="999999" w:sz="4"/>
+              <w:right w:val="single" w:color="999999" w:sz="4"/>
+            </w:tcBorders>
+            <w:shd w:fill="F2F2F2" w:color="auto" w:val="clear"/>
+            <w:tcMar>
+              <w:top w:type="dxa" w:w="80"/>
+              <w:left w:type="dxa" w:w="120"/>
+              <w:bottom w:type="dxa" w:w="80"/>
+              <w:right w:type="dxa" w:w="120"/>
+            </w:tcMar>
+          </w:tcPr>
+          <w:p>
+            <w:pPr>
+              <w:jc w:val="center"/>
+            </w:pPr>
+            <w:r>
+              <w:rPr>
+                <w:b/>
+                <w:bCs/>
+                <w:sz w:val="21"/>
+                <w:szCs w:val="21"/>
+              </w:rPr>
+              <w:t xml:space="preserve">400</w:t>
+            </w:r>
+          </w:p>
+        </w:tc>
+        <w:tc>
+          <w:tcPr>
+            <w:tcW w:type="dxa" w:w="5460"/>
+            <w:tcBorders>
+              <w:top w:val="single" w:color="999999" w:sz="4"/>
+              <w:left w:val="single" w:color="999999" w:sz="4"/>
+              <w:bottom w:val="single" w:color="999999" w:sz="4"/>
+              <w:right w:val="single" w:color="999999" w:sz="4"/>
+            </w:tcBorders>
+            <w:shd w:fill="F2F2F2" w:color="auto" w:val="clear"/>
+            <w:tcMar>
+              <w:top w:type="dxa" w:w="80"/>
+              <w:left w:type="dxa" w:w="120"/>
+              <w:bottom w:type="dxa" w:w="80"/>
+              <w:right w:type="dxa" w:w="120"/>
+            </w:tcMar>
+          </w:tcPr>
+          <w:p>
+            <w:pPr>
+              <w:jc w:val="left"/>
+            </w:pPr>
+            <w:r>
+              <w:rPr>
+                <w:b w:val="false"/>
+                <w:bCs w:val="false"/>
+                <w:sz w:val="21"/>
+                <w:szCs w:val="21"/>
+              </w:rPr>
+              <w:t xml:space="preserve">This European nation beat Argentina 1 to 0 in extra time at MetLife Stadium to win the 2026 World Cup.</w:t>
+            </w:r>
+          </w:p>
+        </w:tc>
+        <w:tc>
+          <w:tcPr>
+            <w:tcW w:type="dxa" w:w="3000"/>
+            <w:tcBorders>
+              <w:top w:val="single" w:color="999999" w:sz="4"/>
+              <w:left w:val="single" w:color="999999" w:sz="4"/>
+              <w:bottom w:val="single" w:color="999999" w:sz="4"/>
+              <w:right w:val="single" w:color="999999" w:sz="4"/>
+            </w:tcBorders>
+            <w:shd w:fill="F2F2F2" w:color="auto" w:val="clear"/>
+            <w:tcMar>
+              <w:top w:type="dxa" w:w="80"/>
+              <w:left w:type="dxa" w:w="120"/>
+              <w:bottom w:type="dxa" w:w="80"/>
+              <w:right w:type="dxa" w:w="120"/>
+            </w:tcMar>
+          </w:tcPr>
+          <w:p>
+            <w:pPr>
+              <w:jc w:val="left"/>
+            </w:pPr>
+            <w:r>
+              <w:rPr>
+                <w:b w:val="false"/>
+                <w:bCs w:val="false"/>
+                <w:sz w:val="21"/>
+                <w:szCs w:val="21"/>
+              </w:rPr>
+              <w:t xml:space="preserve">What is Spain?</w:t>
+            </w:r>
+          </w:p>
+        </w:tc>
+      </w:tr>
+      <w:tr>
+        <w:trPr>
+          <w:cantSplit/>
+        </w:trPr>
+        <w:tc>
+          <w:tcPr>
+            <w:tcW w:type="dxa" w:w="900"/>
+            <w:tcBorders>
+              <w:top w:val="single" w:color="999999" w:sz="4"/>
+              <w:left w:val="single" w:color="999999" w:sz="4"/>
+              <w:bottom w:val="single" w:color="999999" w:sz="4"/>
+              <w:right w:val="single" w:color="999999" w:sz="4"/>
+            </w:tcBorders>
+            <w:tcMar>
+              <w:top w:type="dxa" w:w="80"/>
+              <w:left w:type="dxa" w:w="120"/>
+              <w:bottom w:type="dxa" w:w="80"/>
+              <w:right w:type="dxa" w:w="120"/>
+            </w:tcMar>
+          </w:tcPr>
+          <w:p>
+            <w:pPr>
+              <w:jc w:val="center"/>
+            </w:pPr>
+            <w:r>
+              <w:rPr>
+                <w:b/>
+                <w:bCs/>
+                <w:sz w:val="21"/>
+                <w:szCs w:val="21"/>
+              </w:rPr>
+              <w:t xml:space="preserve">500</w:t>
+            </w:r>
+          </w:p>
+        </w:tc>
+        <w:tc>
+          <w:tcPr>
+            <w:tcW w:type="dxa" w:w="5460"/>
+            <w:tcBorders>
+              <w:top w:val="single" w:color="999999" w:sz="4"/>
+              <w:left w:val="single" w:color="999999" w:sz="4"/>
+              <w:bottom w:val="single" w:color="999999" w:sz="4"/>
+              <w:right w:val="single" w:color="999999" w:sz="4"/>
+            </w:tcBorders>
+            <w:tcMar>
+              <w:top w:type="dxa" w:w="80"/>
+              <w:left w:type="dxa" w:w="120"/>
+              <w:bottom w:type="dxa" w:w="80"/>
+              <w:right w:type="dxa" w:w="120"/>
+            </w:tcMar>
+          </w:tcPr>
+          <w:p>
+            <w:pPr>
+              <w:jc w:val="left"/>
+            </w:pPr>
+            <w:r>
+              <w:rPr>
+                <w:b w:val="false"/>
+                <w:bCs w:val="false"/>
+                <w:sz w:val="21"/>
+                <w:szCs w:val="21"/>
+              </w:rPr>
+              <w:t xml:space="preserve">In April, this NASA mission carried four astronauts around the Moon, the first crewed lunar flight since 1972.</w:t>
+            </w:r>
+          </w:p>
+        </w:tc>
+        <w:tc>
+          <w:tcPr>
+            <w:tcW w:type="dxa" w:w="3000"/>
+            <w:tcBorders>
+              <w:top w:val="single" w:color="999999" w:sz="4"/>
+              <w:left w:val="single" w:color="999999" w:sz="4"/>
+              <w:bottom w:val="single" w:color="999999" w:sz="4"/>
+              <w:right w:val="single" w:color="999999" w:sz="4"/>
+            </w:tcBorders>
+            <w:tcMar>
+              <w:top w:type="dxa" w:w="80"/>
+              <w:left w:type="dxa" w:w="120"/>
+              <w:bottom w:type="dxa" w:w="80"/>
+              <w:right w:type="dxa" w:w="120"/>
+            </w:tcMar>
+          </w:tcPr>
+          <w:p>
+            <w:pPr>
+              <w:jc w:val="left"/>
+            </w:pPr>
+            <w:r>
+              <w:rPr>
+                <w:b w:val="false"/>
+                <w:bCs w:val="false"/>
+                <w:sz w:val="21"/>
+                <w:szCs w:val="21"/>
+              </w:rPr>
+              <w:t xml:space="preserve">What is Artemis II?</w:t>
+            </w:r>
+          </w:p>
+        </w:tc>
+      </w:tr>
+      <w:tr>
+        <w:trPr>
+          <w:cantSplit/>
+        </w:trPr>
+        <w:tc>
+          <w:tcPr>
+            <w:tcW w:type="dxa" w:w="900"/>
+            <w:tcBorders>
+              <w:top w:val="single" w:color="999999" w:sz="4"/>
+              <w:left w:val="single" w:color="999999" w:sz="4"/>
+              <w:bottom w:val="single" w:color="999999" w:sz="4"/>
+              <w:right w:val="single" w:color="999999" w:sz="4"/>
+            </w:tcBorders>
+            <w:shd w:fill="F2F2F2" w:color="auto" w:val="clear"/>
+            <w:tcMar>
+              <w:top w:type="dxa" w:w="80"/>
+              <w:left w:type="dxa" w:w="120"/>
+              <w:bottom w:type="dxa" w:w="80"/>
+              <w:right w:type="dxa" w:w="120"/>
+            </w:tcMar>
+          </w:tcPr>
+          <w:p>
+            <w:pPr>
+              <w:jc w:val="center"/>
+            </w:pPr>
+            <w:r>
+              <w:rPr>
+                <w:b/>
+                <w:bCs/>
+                <w:sz w:val="21"/>
+                <w:szCs w:val="21"/>
+              </w:rPr>
+              <w:t xml:space="preserve">600</w:t>
+            </w:r>
+          </w:p>
+        </w:tc>
+        <w:tc>
+          <w:tcPr>
+            <w:tcW w:type="dxa" w:w="5460"/>
+            <w:tcBorders>
+              <w:top w:val="single" w:color="999999" w:sz="4"/>
+              <w:left w:val="single" w:color="999999" w:sz="4"/>
+              <w:bottom w:val="single" w:color="999999" w:sz="4"/>
+              <w:right w:val="single" w:color="999999" w:sz="4"/>
+            </w:tcBorders>
+            <w:shd w:fill="F2F2F2" w:color="auto" w:val="clear"/>
+            <w:tcMar>
+              <w:top w:type="dxa" w:w="80"/>
+              <w:left w:type="dxa" w:w="120"/>
+              <w:bottom w:type="dxa" w:w="80"/>
+              <w:right w:type="dxa" w:w="120"/>
+            </w:tcMar>
+          </w:tcPr>
+          <w:p>
+            <w:pPr>
+              <w:jc w:val="left"/>
+            </w:pPr>
+            <w:r>
+              <w:rPr>
+                <w:b w:val="false"/>
+                <w:bCs w:val="false"/>
+                <w:sz w:val="21"/>
+                <w:szCs w:val="21"/>
+              </w:rPr>
+              <w:t xml:space="preserve">In November 2025, the U.S. Mint struck the last circulating one of these after 232 years, because each cost nearly four cents to make.</w:t>
+            </w:r>
+          </w:p>
+        </w:tc>
+        <w:tc>
+          <w:tcPr>
+            <w:tcW w:type="dxa" w:w="3000"/>
+            <w:tcBorders>
+              <w:top w:val="single" w:color="999999" w:sz="4"/>
+              <w:left w:val="single" w:color="999999" w:sz="4"/>
+              <w:bottom w:val="single" w:color="999999" w:sz="4"/>
+              <w:right w:val="single" w:color="999999" w:sz="4"/>
+            </w:tcBorders>
+            <w:shd w:fill="F2F2F2" w:color="auto" w:val="clear"/>
+            <w:tcMar>
+              <w:top w:type="dxa" w:w="80"/>
+              <w:left w:type="dxa" w:w="120"/>
+              <w:bottom w:type="dxa" w:w="80"/>
+              <w:right w:type="dxa" w:w="120"/>
+            </w:tcMar>
+          </w:tcPr>
+          <w:p>
+            <w:pPr>
+              <w:jc w:val="left"/>
+            </w:pPr>
+            <w:r>
+              <w:rPr>
+                <w:b w:val="false"/>
+                <w:bCs w:val="false"/>
+                <w:sz w:val="21"/>
+                <w:szCs w:val="21"/>
+              </w:rPr>
+              <w:t xml:space="preserve">What is the penny?</w:t>
+            </w:r>
+          </w:p>
+        </w:tc>
+      </w:tr>
+      <w:tr>
+        <w:trPr>
+          <w:cantSplit/>
+        </w:trPr>
+        <w:tc>
+          <w:tcPr>
+            <w:tcW w:type="dxa" w:w="900"/>
+            <w:tcBorders>
+              <w:top w:val="single" w:color="999999" w:sz="4"/>
+              <w:left w:val="single" w:color="999999" w:sz="4"/>
+              <w:bottom w:val="single" w:color="999999" w:sz="4"/>
+              <w:right w:val="single" w:color="999999" w:sz="4"/>
+            </w:tcBorders>
+            <w:tcMar>
+              <w:top w:type="dxa" w:w="80"/>
+              <w:left w:type="dxa" w:w="120"/>
+              <w:bottom w:type="dxa" w:w="80"/>
+              <w:right w:type="dxa" w:w="120"/>
+            </w:tcMar>
+          </w:tcPr>
+          <w:p>
+            <w:pPr>
+              <w:jc w:val="center"/>
+            </w:pPr>
+            <w:r>
+              <w:rPr>
+                <w:b/>
+                <w:bCs/>
+                <w:sz w:val="21"/>
+                <w:szCs w:val="21"/>
+              </w:rPr>
+              <w:t xml:space="preserve">700</w:t>
+            </w:r>
+          </w:p>
+        </w:tc>
+        <w:tc>
+          <w:tcPr>
+            <w:tcW w:type="dxa" w:w="5460"/>
+            <w:tcBorders>
+              <w:top w:val="single" w:color="999999" w:sz="4"/>
+              <w:left w:val="single" w:color="999999" w:sz="4"/>
+              <w:bottom w:val="single" w:color="999999" w:sz="4"/>
+              <w:right w:val="single" w:color="999999" w:sz="4"/>
+            </w:tcBorders>
+            <w:tcMar>
+              <w:top w:type="dxa" w:w="80"/>
+              <w:left w:type="dxa" w:w="120"/>
+              <w:bottom w:type="dxa" w:w="80"/>
+              <w:right w:type="dxa" w:w="120"/>
+            </w:tcMar>
+          </w:tcPr>
+          <w:p>
+            <w:pPr>
+              <w:jc w:val="left"/>
+            </w:pPr>
+            <w:r>
+              <w:rPr>
+                <w:b w:val="false"/>
+                <w:bCs w:val="false"/>
+                <w:sz w:val="21"/>
+                <w:szCs w:val="21"/>
+              </w:rPr>
+              <w:t xml:space="preserve">In May, Kevin Warsh was sworn in to replace Jerome Powell as chair of this institution.</w:t>
+            </w:r>
+          </w:p>
+        </w:tc>
+        <w:tc>
+          <w:tcPr>
+            <w:tcW w:type="dxa" w:w="3000"/>
+            <w:tcBorders>
+              <w:top w:val="single" w:color="999999" w:sz="4"/>
+              <w:left w:val="single" w:color="999999" w:sz="4"/>
+              <w:bottom w:val="single" w:color="999999" w:sz="4"/>
+              <w:right w:val="single" w:color="999999" w:sz="4"/>
+            </w:tcBorders>
+            <w:tcMar>
+              <w:top w:type="dxa" w:w="80"/>
+              <w:left w:type="dxa" w:w="120"/>
+              <w:bottom w:type="dxa" w:w="80"/>
+              <w:right w:type="dxa" w:w="120"/>
+            </w:tcMar>
+          </w:tcPr>
+          <w:p>
+            <w:pPr>
+              <w:jc w:val="left"/>
+            </w:pPr>
+            <w:r>
+              <w:rPr>
+                <w:b w:val="false"/>
+                <w:bCs w:val="false"/>
+                <w:sz w:val="21"/>
+                <w:szCs w:val="21"/>
+              </w:rPr>
+              <w:t xml:space="preserve">What is the Federal Reserve?</w:t>
+            </w:r>
+          </w:p>
+        </w:tc>
+      </w:tr>
+      <w:tr>
+        <w:trPr>
+          <w:cantSplit/>
+        </w:trPr>
+        <w:tc>
+          <w:tcPr>
+            <w:tcW w:type="dxa" w:w="900"/>
+            <w:tcBorders>
+              <w:top w:val="single" w:color="999999" w:sz="4"/>
+              <w:left w:val="single" w:color="999999" w:sz="4"/>
+              <w:bottom w:val="single" w:color="999999" w:sz="4"/>
+              <w:right w:val="single" w:color="999999" w:sz="4"/>
+            </w:tcBorders>
+            <w:shd w:fill="F2F2F2" w:color="auto" w:val="clear"/>
+            <w:tcMar>
+              <w:top w:type="dxa" w:w="80"/>
+              <w:left w:type="dxa" w:w="120"/>
+              <w:bottom w:type="dxa" w:w="80"/>
+              <w:right w:type="dxa" w:w="120"/>
+            </w:tcMar>
+          </w:tcPr>
+          <w:p>
+            <w:pPr>
+              <w:jc w:val="center"/>
+            </w:pPr>
+            <w:r>
+              <w:rPr>
+                <w:b/>
+                <w:bCs/>
+                <w:sz w:val="21"/>
+                <w:szCs w:val="21"/>
+              </w:rPr>
+              <w:t xml:space="preserve">800</w:t>
+            </w:r>
+          </w:p>
+        </w:tc>
+        <w:tc>
+          <w:tcPr>
+            <w:tcW w:type="dxa" w:w="5460"/>
+            <w:tcBorders>
+              <w:top w:val="single" w:color="999999" w:sz="4"/>
+              <w:left w:val="single" w:color="999999" w:sz="4"/>
+              <w:bottom w:val="single" w:color="999999" w:sz="4"/>
+              <w:right w:val="single" w:color="999999" w:sz="4"/>
+            </w:tcBorders>
+            <w:shd w:fill="F2F2F2" w:color="auto" w:val="clear"/>
+            <w:tcMar>
+              <w:top w:type="dxa" w:w="80"/>
+              <w:left w:type="dxa" w:w="120"/>
+              <w:bottom w:type="dxa" w:w="80"/>
+              <w:right w:type="dxa" w:w="120"/>
+            </w:tcMar>
+          </w:tcPr>
+          <w:p>
+            <w:pPr>
+              <w:jc w:val="left"/>
+            </w:pPr>
+            <w:r>
+              <w:rPr>
+                <w:b w:val="false"/>
+                <w:bCs w:val="false"/>
+                <w:sz w:val="21"/>
+                <w:szCs w:val="21"/>
+              </w:rPr>
+              <w:t xml:space="preserve">A September 2025 executive order restored this name as a secondary title for the Department of Defense.</w:t>
+            </w:r>
+          </w:p>
+        </w:tc>
+        <w:tc>
+          <w:tcPr>
+            <w:tcW w:type="dxa" w:w="3000"/>
+            <w:tcBorders>
+              <w:top w:val="single" w:color="999999" w:sz="4"/>
+              <w:left w:val="single" w:color="999999" w:sz="4"/>
+              <w:bottom w:val="single" w:color="999999" w:sz="4"/>
+              <w:right w:val="single" w:color="999999" w:sz="4"/>
+            </w:tcBorders>
+            <w:shd w:fill="F2F2F2" w:color="auto" w:val="clear"/>
+            <w:tcMar>
+              <w:top w:type="dxa" w:w="80"/>
+              <w:left w:type="dxa" w:w="120"/>
+              <w:bottom w:type="dxa" w:w="80"/>
+              <w:right w:type="dxa" w:w="120"/>
+            </w:tcMar>
+          </w:tcPr>
+          <w:p>
+            <w:pPr>
+              <w:jc w:val="left"/>
+            </w:pPr>
+            <w:r>
+              <w:rPr>
+                <w:b w:val="false"/>
+                <w:bCs w:val="false"/>
+                <w:sz w:val="21"/>
+                <w:szCs w:val="21"/>
+              </w:rPr>
+              <w:t xml:space="preserve">What is the Department of War?</w:t>
+            </w:r>
+          </w:p>
+        </w:tc>
+      </w:tr>
+      <w:tr>
+        <w:trPr>
+          <w:cantSplit/>
+        </w:trPr>
+        <w:tc>
+          <w:tcPr>
+            <w:tcW w:type="dxa" w:w="900"/>
+            <w:tcBorders>
+              <w:top w:val="single" w:color="999999" w:sz="4"/>
+              <w:left w:val="single" w:color="999999" w:sz="4"/>
+              <w:bottom w:val="single" w:color="999999" w:sz="4"/>
+              <w:right w:val="single" w:color="999999" w:sz="4"/>
+            </w:tcBorders>
+            <w:tcMar>
+              <w:top w:type="dxa" w:w="80"/>
+              <w:left w:type="dxa" w:w="120"/>
+              <w:bottom w:type="dxa" w:w="80"/>
+              <w:right w:type="dxa" w:w="120"/>
+            </w:tcMar>
+          </w:tcPr>
+          <w:p>
+            <w:pPr>
+              <w:jc w:val="center"/>
+            </w:pPr>
+            <w:r>
+              <w:rPr>
+                <w:b/>
+                <w:bCs/>
+                <w:sz w:val="21"/>
+                <w:szCs w:val="21"/>
+              </w:rPr>
+              <w:t xml:space="preserve">900</w:t>
+            </w:r>
+          </w:p>
+        </w:tc>
+        <w:tc>
+          <w:tcPr>
+            <w:tcW w:type="dxa" w:w="5460"/>
+            <w:tcBorders>
+              <w:top w:val="single" w:color="999999" w:sz="4"/>
+              <w:left w:val="single" w:color="999999" w:sz="4"/>
+              <w:bottom w:val="single" w:color="999999" w:sz="4"/>
+              <w:right w:val="single" w:color="999999" w:sz="4"/>
+            </w:tcBorders>
+            <w:tcMar>
+              <w:top w:type="dxa" w:w="80"/>
+              <w:left w:type="dxa" w:w="120"/>
+              <w:bottom w:type="dxa" w:w="80"/>
+              <w:right w:type="dxa" w:w="120"/>
+            </w:tcMar>
+          </w:tcPr>
+          <w:p>
+            <w:pPr>
+              <w:jc w:val="left"/>
+            </w:pPr>
+            <w:r>
+              <w:rPr>
+                <w:b w:val="false"/>
+                <w:bCs w:val="false"/>
+                <w:sz w:val="21"/>
+                <w:szCs w:val="21"/>
+              </w:rPr>
+              <w:t xml:space="preserve">Announced in 2025 with a $175 billion price tag, this proposed nationwide missile shield borrows its name from an Israeli system.</w:t>
+            </w:r>
+          </w:p>
+        </w:tc>
+        <w:tc>
+          <w:tcPr>
+            <w:tcW w:type="dxa" w:w="3000"/>
+            <w:tcBorders>
+              <w:top w:val="single" w:color="999999" w:sz="4"/>
+              <w:left w:val="single" w:color="999999" w:sz="4"/>
+              <w:bottom w:val="single" w:color="999999" w:sz="4"/>
+              <w:right w:val="single" w:color="999999" w:sz="4"/>
+            </w:tcBorders>
+            <w:tcMar>
+              <w:top w:type="dxa" w:w="80"/>
+              <w:left w:type="dxa" w:w="120"/>
+              <w:bottom w:type="dxa" w:w="80"/>
+              <w:right w:type="dxa" w:w="120"/>
+            </w:tcMar>
+          </w:tcPr>
+          <w:p>
+            <w:pPr>
+              <w:jc w:val="left"/>
+            </w:pPr>
+            <w:r>
+              <w:rPr>
+                <w:b w:val="false"/>
+                <w:bCs w:val="false"/>
+                <w:sz w:val="21"/>
+                <w:szCs w:val="21"/>
+              </w:rPr>
+              <w:t xml:space="preserve">What is Golden Dome?</w:t>
+            </w:r>
+          </w:p>
+        </w:tc>
+      </w:tr>
+      <w:tr>
+        <w:trPr>
+          <w:cantSplit/>
+        </w:trPr>
+        <w:tc>
+          <w:tcPr>
+            <w:tcW w:type="dxa" w:w="900"/>
+            <w:tcBorders>
+              <w:top w:val="single" w:color="999999" w:sz="4"/>
+              <w:left w:val="single" w:color="999999" w:sz="4"/>
+              <w:bottom w:val="single" w:color="999999" w:sz="4"/>
+              <w:right w:val="single" w:color="999999" w:sz="4"/>
+            </w:tcBorders>
+            <w:shd w:fill="F2F2F2" w:color="auto" w:val="clear"/>
+            <w:tcMar>
+              <w:top w:type="dxa" w:w="80"/>
+              <w:left w:type="dxa" w:w="120"/>
+              <w:bottom w:type="dxa" w:w="80"/>
+              <w:right w:type="dxa" w:w="120"/>
+            </w:tcMar>
+          </w:tcPr>
+          <w:p>
+            <w:pPr>
+              <w:jc w:val="center"/>
+            </w:pPr>
+            <w:r>
+              <w:rPr>
+                <w:b/>
+                <w:bCs/>
+                <w:sz w:val="21"/>
+                <w:szCs w:val="21"/>
+              </w:rPr>
+              <w:t xml:space="preserve">1000</w:t>
+            </w:r>
+          </w:p>
+        </w:tc>
+        <w:tc>
+          <w:tcPr>
+            <w:tcW w:type="dxa" w:w="5460"/>
+            <w:tcBorders>
+              <w:top w:val="single" w:color="999999" w:sz="4"/>
+              <w:left w:val="single" w:color="999999" w:sz="4"/>
+              <w:bottom w:val="single" w:color="999999" w:sz="4"/>
+              <w:right w:val="single" w:color="999999" w:sz="4"/>
+            </w:tcBorders>
+            <w:shd w:fill="F2F2F2" w:color="auto" w:val="clear"/>
+            <w:tcMar>
+              <w:top w:type="dxa" w:w="80"/>
+              <w:left w:type="dxa" w:w="120"/>
+              <w:bottom w:type="dxa" w:w="80"/>
+              <w:right w:type="dxa" w:w="120"/>
+            </w:tcMar>
+          </w:tcPr>
+          <w:p>
+            <w:pPr>
+              <w:jc w:val="left"/>
+            </w:pPr>
+            <w:r>
+              <w:rPr>
+                <w:b w:val="false"/>
+                <w:bCs w:val="false"/>
+                <w:sz w:val="21"/>
+                <w:szCs w:val="21"/>
+              </w:rPr>
+              <w:t xml:space="preserve">Two of the 35 Senate seats on the ballot this November are special elections for seats vacated by these two men when they joined the Trump administration.</w:t>
+            </w:r>
+          </w:p>
+        </w:tc>
+        <w:tc>
+          <w:tcPr>
+            <w:tcW w:type="dxa" w:w="3000"/>
+            <w:tcBorders>
+              <w:top w:val="single" w:color="999999" w:sz="4"/>
+              <w:left w:val="single" w:color="999999" w:sz="4"/>
+              <w:bottom w:val="single" w:color="999999" w:sz="4"/>
+              <w:right w:val="single" w:color="999999" w:sz="4"/>
+            </w:tcBorders>
+            <w:shd w:fill="F2F2F2" w:color="auto" w:val="clear"/>
+            <w:tcMar>
+              <w:top w:type="dxa" w:w="80"/>
+              <w:left w:type="dxa" w:w="120"/>
+              <w:bottom w:type="dxa" w:w="80"/>
+              <w:right w:type="dxa" w:w="120"/>
+            </w:tcMar>
+          </w:tcPr>
+          <w:p>
+            <w:pPr>
+              <w:jc w:val="left"/>
+            </w:pPr>
+            <w:r>
+              <w:rPr>
+                <w:b w:val="false"/>
+                <w:bCs w:val="false"/>
+                <w:sz w:val="21"/>
+                <w:szCs w:val="21"/>
+              </w:rPr>
+              <w:t xml:space="preserve">Who are JD Vance and Marco Rubio?</w:t>
+            </w:r>
+          </w:p>
+        </w:tc>
+      </w:tr>
+    </w:tbl>
+    <w:p>
+      <w:pPr>
+        <w:pStyle w:val="Heading1"/>
+        <w:pageBreakBefore/>
+      </w:pPr>
+      <w:r>
+        <w:t xml:space="preserve">8. Astronomy</w:t>
+      </w:r>
+    </w:p>
+    <w:tbl>
+      <w:tblPr>
+        <w:tblW w:type="dxa" w:w="9360"/>
+        <w:tblBorders>
+          <w:top w:val="single" w:color="auto" w:sz="4"/>
+          <w:left w:val="single" w:color="auto" w:sz="4"/>
+          <w:bottom w:val="single" w:color="auto" w:sz="4"/>
+          <w:right w:val="single" w:color="auto" w:sz="4"/>
+          <w:insideH w:val="single" w:color="auto" w:sz="4"/>
+          <w:insideV w:val="single" w:color="auto" w:sz="4"/>
+        </w:tblBorders>
+      </w:tblPr>
+      <w:tblGrid>
+        <w:gridCol w:w="900"/>
+        <w:gridCol w:w="5460"/>
+        <w:gridCol w:w="3000"/>
+      </w:tblGrid>
+      <w:tr>
+        <w:trPr>
+          <w:tblHeader/>
+        </w:trPr>
+        <w:tc>
+          <w:tcPr>
+            <w:tcW w:type="dxa" w:w="900"/>
+            <w:tcBorders>
+              <w:top w:val="single" w:color="999999" w:sz="4"/>
+              <w:left w:val="single" w:color="999999" w:sz="4"/>
+              <w:bottom w:val="single" w:color="999999" w:sz="4"/>
+              <w:right w:val="single" w:color="999999" w:sz="4"/>
+            </w:tcBorders>
+            <w:shd w:fill="1F3864" w:color="auto" w:val="clear"/>
+            <w:tcMar>
+              <w:top w:type="dxa" w:w="80"/>
+              <w:left w:type="dxa" w:w="120"/>
+              <w:bottom w:type="dxa" w:w="80"/>
+              <w:right w:type="dxa" w:w="120"/>
+            </w:tcMar>
+          </w:tcPr>
+          <w:p>
+            <w:pPr>
+              <w:jc w:val="left"/>
+            </w:pPr>
+            <w:r>
+              <w:rPr>
+                <w:b/>
+                <w:bCs/>
+                <w:color w:val="FFFFFF"/>
+                <w:sz w:val="21"/>
+                <w:szCs w:val="21"/>
+              </w:rPr>
+              <w:t xml:space="preserve">Value</w:t>
+            </w:r>
+          </w:p>
+        </w:tc>
+        <w:tc>
+          <w:tcPr>
+            <w:tcW w:type="dxa" w:w="5460"/>
+            <w:tcBorders>
+              <w:top w:val="single" w:color="999999" w:sz="4"/>
+              <w:left w:val="single" w:color="999999" w:sz="4"/>
+              <w:bottom w:val="single" w:color="999999" w:sz="4"/>
+              <w:right w:val="single" w:color="999999" w:sz="4"/>
+            </w:tcBorders>
+            <w:shd w:fill="1F3864" w:color="auto" w:val="clear"/>
+            <w:tcMar>
+              <w:top w:type="dxa" w:w="80"/>
+              <w:left w:type="dxa" w:w="120"/>
+              <w:bottom w:type="dxa" w:w="80"/>
+              <w:right w:type="dxa" w:w="120"/>
+            </w:tcMar>
+          </w:tcPr>
+          <w:p>
+            <w:pPr>
+              <w:jc w:val="left"/>
+            </w:pPr>
+            <w:r>
+              <w:rPr>
+                <w:b/>
+                <w:bCs/>
+                <w:color w:val="FFFFFF"/>
+                <w:sz w:val="21"/>
+                <w:szCs w:val="21"/>
+              </w:rPr>
+              <w:t xml:space="preserve">Clue</w:t>
+            </w:r>
+          </w:p>
+        </w:tc>
+        <w:tc>
+          <w:tcPr>
+            <w:tcW w:type="dxa" w:w="3000"/>
+            <w:tcBorders>
+              <w:top w:val="single" w:color="999999" w:sz="4"/>
+              <w:left w:val="single" w:color="999999" w:sz="4"/>
+              <w:bottom w:val="single" w:color="999999" w:sz="4"/>
+              <w:right w:val="single" w:color="999999" w:sz="4"/>
+            </w:tcBorders>
+            <w:shd w:fill="1F3864" w:color="auto" w:val="clear"/>
+            <w:tcMar>
+              <w:top w:type="dxa" w:w="80"/>
+              <w:left w:type="dxa" w:w="120"/>
+              <w:bottom w:type="dxa" w:w="80"/>
+              <w:right w:type="dxa" w:w="120"/>
+            </w:tcMar>
+          </w:tcPr>
+          <w:p>
+            <w:pPr>
+              <w:jc w:val="left"/>
+            </w:pPr>
+            <w:r>
+              <w:rPr>
+                <w:b/>
+                <w:bCs/>
+                <w:color w:val="FFFFFF"/>
+                <w:sz w:val="21"/>
+                <w:szCs w:val="21"/>
+              </w:rPr>
+              <w:t xml:space="preserve">Response</w:t>
+            </w:r>
+          </w:p>
+        </w:tc>
+      </w:tr>
+      <w:tr>
+        <w:trPr>
+          <w:cantSplit/>
+        </w:trPr>
+        <w:tc>
+          <w:tcPr>
+            <w:tcW w:type="dxa" w:w="900"/>
+            <w:tcBorders>
+              <w:top w:val="single" w:color="999999" w:sz="4"/>
+              <w:left w:val="single" w:color="999999" w:sz="4"/>
+              <w:bottom w:val="single" w:color="999999" w:sz="4"/>
+              <w:right w:val="single" w:color="999999" w:sz="4"/>
+            </w:tcBorders>
+            <w:tcMar>
+              <w:top w:type="dxa" w:w="80"/>
+              <w:left w:type="dxa" w:w="120"/>
+              <w:bottom w:type="dxa" w:w="80"/>
+              <w:right w:type="dxa" w:w="120"/>
+            </w:tcMar>
+          </w:tcPr>
+          <w:p>
+            <w:pPr>
+              <w:jc w:val="center"/>
+            </w:pPr>
+            <w:r>
+              <w:rPr>
+                <w:b/>
+                <w:bCs/>
+                <w:sz w:val="21"/>
+                <w:szCs w:val="21"/>
+              </w:rPr>
+              <w:t xml:space="preserve">100</w:t>
+            </w:r>
+          </w:p>
+        </w:tc>
+        <w:tc>
+          <w:tcPr>
+            <w:tcW w:type="dxa" w:w="5460"/>
+            <w:tcBorders>
+              <w:top w:val="single" w:color="999999" w:sz="4"/>
+              <w:left w:val="single" w:color="999999" w:sz="4"/>
+              <w:bottom w:val="single" w:color="999999" w:sz="4"/>
+              <w:right w:val="single" w:color="999999" w:sz="4"/>
+            </w:tcBorders>
+            <w:tcMar>
+              <w:top w:type="dxa" w:w="80"/>
+              <w:left w:type="dxa" w:w="120"/>
+              <w:bottom w:type="dxa" w:w="80"/>
+              <w:right w:type="dxa" w:w="120"/>
+            </w:tcMar>
+          </w:tcPr>
+          <w:p>
+            <w:pPr>
+              <w:jc w:val="left"/>
+            </w:pPr>
+            <w:r>
+              <w:rPr>
+                <w:b w:val="false"/>
+                <w:bCs w:val="false"/>
+                <w:sz w:val="21"/>
+                <w:szCs w:val="21"/>
+              </w:rPr>
+              <w:t xml:space="preserve">Its rings are mostly water ice, and its average density is so low it would float in a big enough bathtub.</w:t>
+            </w:r>
+          </w:p>
+        </w:tc>
+        <w:tc>
+          <w:tcPr>
+            <w:tcW w:type="dxa" w:w="3000"/>
+            <w:tcBorders>
+              <w:top w:val="single" w:color="999999" w:sz="4"/>
+              <w:left w:val="single" w:color="999999" w:sz="4"/>
+              <w:bottom w:val="single" w:color="999999" w:sz="4"/>
+              <w:right w:val="single" w:color="999999" w:sz="4"/>
+            </w:tcBorders>
+            <w:tcMar>
+              <w:top w:type="dxa" w:w="80"/>
+              <w:left w:type="dxa" w:w="120"/>
+              <w:bottom w:type="dxa" w:w="80"/>
+              <w:right w:type="dxa" w:w="120"/>
+            </w:tcMar>
+          </w:tcPr>
+          <w:p>
+            <w:pPr>
+              <w:jc w:val="left"/>
+            </w:pPr>
+            <w:r>
+              <w:rPr>
+                <w:b w:val="false"/>
+                <w:bCs w:val="false"/>
+                <w:sz w:val="21"/>
+                <w:szCs w:val="21"/>
+              </w:rPr>
+              <w:t xml:space="preserve">What is Saturn?</w:t>
+            </w:r>
+          </w:p>
+        </w:tc>
+      </w:tr>
+      <w:tr>
+        <w:trPr>
+          <w:cantSplit/>
+        </w:trPr>
+        <w:tc>
+          <w:tcPr>
+            <w:tcW w:type="dxa" w:w="900"/>
+            <w:tcBorders>
+              <w:top w:val="single" w:color="999999" w:sz="4"/>
+              <w:left w:val="single" w:color="999999" w:sz="4"/>
+              <w:bottom w:val="single" w:color="999999" w:sz="4"/>
+              <w:right w:val="single" w:color="999999" w:sz="4"/>
+            </w:tcBorders>
+            <w:shd w:fill="F2F2F2" w:color="auto" w:val="clear"/>
+            <w:tcMar>
+              <w:top w:type="dxa" w:w="80"/>
+              <w:left w:type="dxa" w:w="120"/>
+              <w:bottom w:type="dxa" w:w="80"/>
+              <w:right w:type="dxa" w:w="120"/>
+            </w:tcMar>
+          </w:tcPr>
+          <w:p>
+            <w:pPr>
+              <w:jc w:val="center"/>
+            </w:pPr>
+            <w:r>
+              <w:rPr>
+                <w:b/>
+                <w:bCs/>
+                <w:sz w:val="21"/>
+                <w:szCs w:val="21"/>
+              </w:rPr>
+              <w:t xml:space="preserve">200</w:t>
+            </w:r>
+          </w:p>
+        </w:tc>
+        <w:tc>
+          <w:tcPr>
+            <w:tcW w:type="dxa" w:w="5460"/>
+            <w:tcBorders>
+              <w:top w:val="single" w:color="999999" w:sz="4"/>
+              <w:left w:val="single" w:color="999999" w:sz="4"/>
+              <w:bottom w:val="single" w:color="999999" w:sz="4"/>
+              <w:right w:val="single" w:color="999999" w:sz="4"/>
+            </w:tcBorders>
+            <w:shd w:fill="F2F2F2" w:color="auto" w:val="clear"/>
+            <w:tcMar>
+              <w:top w:type="dxa" w:w="80"/>
+              <w:left w:type="dxa" w:w="120"/>
+              <w:bottom w:type="dxa" w:w="80"/>
+              <w:right w:type="dxa" w:w="120"/>
+            </w:tcMar>
+          </w:tcPr>
+          <w:p>
+            <w:pPr>
+              <w:jc w:val="left"/>
+            </w:pPr>
+            <w:r>
+              <w:rPr>
+                <w:b w:val="false"/>
+                <w:bCs w:val="false"/>
+                <w:sz w:val="21"/>
+                <w:szCs w:val="21"/>
+              </w:rPr>
+              <w:t xml:space="preserve">In 2006 the International Astronomical Union reclassified this body as a dwarf planet.</w:t>
+            </w:r>
+          </w:p>
+        </w:tc>
+        <w:tc>
+          <w:tcPr>
+            <w:tcW w:type="dxa" w:w="3000"/>
+            <w:tcBorders>
+              <w:top w:val="single" w:color="999999" w:sz="4"/>
+              <w:left w:val="single" w:color="999999" w:sz="4"/>
+              <w:bottom w:val="single" w:color="999999" w:sz="4"/>
+              <w:right w:val="single" w:color="999999" w:sz="4"/>
+            </w:tcBorders>
+            <w:shd w:fill="F2F2F2" w:color="auto" w:val="clear"/>
+            <w:tcMar>
+              <w:top w:type="dxa" w:w="80"/>
+              <w:left w:type="dxa" w:w="120"/>
+              <w:bottom w:type="dxa" w:w="80"/>
+              <w:right w:type="dxa" w:w="120"/>
+            </w:tcMar>
+          </w:tcPr>
+          <w:p>
+            <w:pPr>
+              <w:jc w:val="left"/>
+            </w:pPr>
+            <w:r>
+              <w:rPr>
+                <w:b w:val="false"/>
+                <w:bCs w:val="false"/>
+                <w:sz w:val="21"/>
+                <w:szCs w:val="21"/>
+              </w:rPr>
+              <w:t xml:space="preserve">What is Pluto?</w:t>
+            </w:r>
+          </w:p>
+        </w:tc>
+      </w:tr>
+      <w:tr>
+        <w:trPr>
+          <w:cantSplit/>
+        </w:trPr>
+        <w:tc>
+          <w:tcPr>
+            <w:tcW w:type="dxa" w:w="900"/>
+            <w:tcBorders>
+              <w:top w:val="single" w:color="999999" w:sz="4"/>
+              <w:left w:val="single" w:color="999999" w:sz="4"/>
+              <w:bottom w:val="single" w:color="999999" w:sz="4"/>
+              <w:right w:val="single" w:color="999999" w:sz="4"/>
+            </w:tcBorders>
+            <w:tcMar>
+              <w:top w:type="dxa" w:w="80"/>
+              <w:left w:type="dxa" w:w="120"/>
+              <w:bottom w:type="dxa" w:w="80"/>
+              <w:right w:type="dxa" w:w="120"/>
+            </w:tcMar>
+          </w:tcPr>
+          <w:p>
+            <w:pPr>
+              <w:jc w:val="center"/>
+            </w:pPr>
+            <w:r>
+              <w:rPr>
+                <w:b/>
+                <w:bCs/>
+                <w:sz w:val="21"/>
+                <w:szCs w:val="21"/>
+              </w:rPr>
+              <w:t xml:space="preserve">300</w:t>
+            </w:r>
+          </w:p>
+        </w:tc>
+        <w:tc>
+          <w:tcPr>
+            <w:tcW w:type="dxa" w:w="5460"/>
+            <w:tcBorders>
+              <w:top w:val="single" w:color="999999" w:sz="4"/>
+              <w:left w:val="single" w:color="999999" w:sz="4"/>
+              <w:bottom w:val="single" w:color="999999" w:sz="4"/>
+              <w:right w:val="single" w:color="999999" w:sz="4"/>
+            </w:tcBorders>
+            <w:tcMar>
+              <w:top w:type="dxa" w:w="80"/>
+              <w:left w:type="dxa" w:w="120"/>
+              <w:bottom w:type="dxa" w:w="80"/>
+              <w:right w:type="dxa" w:w="120"/>
+            </w:tcMar>
+          </w:tcPr>
+          <w:p>
+            <w:pPr>
+              <w:jc w:val="left"/>
+            </w:pPr>
+            <w:r>
+              <w:rPr>
+                <w:b w:val="false"/>
+                <w:bCs w:val="false"/>
+                <w:sz w:val="21"/>
+                <w:szCs w:val="21"/>
+              </w:rPr>
+              <w:t xml:space="preserve">Also called the North Star, this star sits at the end of the Little Dipper's handle.</w:t>
+            </w:r>
+          </w:p>
+        </w:tc>
+        <w:tc>
+          <w:tcPr>
+            <w:tcW w:type="dxa" w:w="3000"/>
+            <w:tcBorders>
+              <w:top w:val="single" w:color="999999" w:sz="4"/>
+              <w:left w:val="single" w:color="999999" w:sz="4"/>
+              <w:bottom w:val="single" w:color="999999" w:sz="4"/>
+              <w:right w:val="single" w:color="999999" w:sz="4"/>
+            </w:tcBorders>
+            <w:tcMar>
+              <w:top w:type="dxa" w:w="80"/>
+              <w:left w:type="dxa" w:w="120"/>
+              <w:bottom w:type="dxa" w:w="80"/>
+              <w:right w:type="dxa" w:w="120"/>
+            </w:tcMar>
+          </w:tcPr>
+          <w:p>
+            <w:pPr>
+              <w:jc w:val="left"/>
+            </w:pPr>
+            <w:r>
+              <w:rPr>
+                <w:b w:val="false"/>
+                <w:bCs w:val="false"/>
+                <w:sz w:val="21"/>
+                <w:szCs w:val="21"/>
+              </w:rPr>
+              <w:t xml:space="preserve">What is Polaris?</w:t>
+            </w:r>
+          </w:p>
+        </w:tc>
+      </w:tr>
+      <w:tr>
+        <w:trPr>
+          <w:cantSplit/>
+        </w:trPr>
+        <w:tc>
+          <w:tcPr>
+            <w:tcW w:type="dxa" w:w="900"/>
+            <w:tcBorders>
+              <w:top w:val="single" w:color="999999" w:sz="4"/>
+              <w:left w:val="single" w:color="999999" w:sz="4"/>
+              <w:bottom w:val="single" w:color="999999" w:sz="4"/>
+              <w:right w:val="single" w:color="999999" w:sz="4"/>
+            </w:tcBorders>
+            <w:shd w:fill="F2F2F2" w:color="auto" w:val="clear"/>
+            <w:tcMar>
+              <w:top w:type="dxa" w:w="80"/>
+              <w:left w:type="dxa" w:w="120"/>
+              <w:bottom w:type="dxa" w:w="80"/>
+              <w:right w:type="dxa" w:w="120"/>
+            </w:tcMar>
+          </w:tcPr>
+          <w:p>
+            <w:pPr>
+              <w:jc w:val="center"/>
+            </w:pPr>
+            <w:r>
+              <w:rPr>
+                <w:b/>
+                <w:bCs/>
+                <w:sz w:val="21"/>
+                <w:szCs w:val="21"/>
+              </w:rPr>
+              <w:t xml:space="preserve">400</w:t>
+            </w:r>
+          </w:p>
+        </w:tc>
+        <w:tc>
+          <w:tcPr>
+            <w:tcW w:type="dxa" w:w="5460"/>
+            <w:tcBorders>
+              <w:top w:val="single" w:color="999999" w:sz="4"/>
+              <w:left w:val="single" w:color="999999" w:sz="4"/>
+              <w:bottom w:val="single" w:color="999999" w:sz="4"/>
+              <w:right w:val="single" w:color="999999" w:sz="4"/>
+            </w:tcBorders>
+            <w:shd w:fill="F2F2F2" w:color="auto" w:val="clear"/>
+            <w:tcMar>
+              <w:top w:type="dxa" w:w="80"/>
+              <w:left w:type="dxa" w:w="120"/>
+              <w:bottom w:type="dxa" w:w="80"/>
+              <w:right w:type="dxa" w:w="120"/>
+            </w:tcMar>
+          </w:tcPr>
+          <w:p>
+            <w:pPr>
+              <w:jc w:val="left"/>
+            </w:pPr>
+            <w:r>
+              <w:rPr>
+                <w:b w:val="false"/>
+                <w:bCs w:val="false"/>
+                <w:sz w:val="21"/>
+                <w:szCs w:val="21"/>
+              </w:rPr>
+              <w:t xml:space="preserve">Launched in 1990, this space telescope is named for the astronomer who showed the universe is expanding.</w:t>
+            </w:r>
+          </w:p>
+        </w:tc>
+        <w:tc>
+          <w:tcPr>
+            <w:tcW w:type="dxa" w:w="3000"/>
+            <w:tcBorders>
+              <w:top w:val="single" w:color="999999" w:sz="4"/>
+              <w:left w:val="single" w:color="999999" w:sz="4"/>
+              <w:bottom w:val="single" w:color="999999" w:sz="4"/>
+              <w:right w:val="single" w:color="999999" w:sz="4"/>
+            </w:tcBorders>
+            <w:shd w:fill="F2F2F2" w:color="auto" w:val="clear"/>
+            <w:tcMar>
+              <w:top w:type="dxa" w:w="80"/>
+              <w:left w:type="dxa" w:w="120"/>
+              <w:bottom w:type="dxa" w:w="80"/>
+              <w:right w:type="dxa" w:w="120"/>
+            </w:tcMar>
+          </w:tcPr>
+          <w:p>
+            <w:pPr>
+              <w:jc w:val="left"/>
+            </w:pPr>
+            <w:r>
+              <w:rPr>
+                <w:b w:val="false"/>
+                <w:bCs w:val="false"/>
+                <w:sz w:val="21"/>
+                <w:szCs w:val="21"/>
+              </w:rPr>
+              <w:t xml:space="preserve">What is Hubble?</w:t>
+            </w:r>
+          </w:p>
+        </w:tc>
+      </w:tr>
+      <w:tr>
+        <w:trPr>
+          <w:cantSplit/>
+        </w:trPr>
+        <w:tc>
+          <w:tcPr>
+            <w:tcW w:type="dxa" w:w="900"/>
+            <w:tcBorders>
+              <w:top w:val="single" w:color="999999" w:sz="4"/>
+              <w:left w:val="single" w:color="999999" w:sz="4"/>
+              <w:bottom w:val="single" w:color="999999" w:sz="4"/>
+              <w:right w:val="single" w:color="999999" w:sz="4"/>
+            </w:tcBorders>
+            <w:tcMar>
+              <w:top w:type="dxa" w:w="80"/>
+              <w:left w:type="dxa" w:w="120"/>
+              <w:bottom w:type="dxa" w:w="80"/>
+              <w:right w:type="dxa" w:w="120"/>
+            </w:tcMar>
+          </w:tcPr>
+          <w:p>
+            <w:pPr>
+              <w:jc w:val="center"/>
+            </w:pPr>
+            <w:r>
+              <w:rPr>
+                <w:b/>
+                <w:bCs/>
+                <w:sz w:val="21"/>
+                <w:szCs w:val="21"/>
+              </w:rPr>
+              <w:t xml:space="preserve">500</w:t>
+            </w:r>
+          </w:p>
+        </w:tc>
+        <w:tc>
+          <w:tcPr>
+            <w:tcW w:type="dxa" w:w="5460"/>
+            <w:tcBorders>
+              <w:top w:val="single" w:color="999999" w:sz="4"/>
+              <w:left w:val="single" w:color="999999" w:sz="4"/>
+              <w:bottom w:val="single" w:color="999999" w:sz="4"/>
+              <w:right w:val="single" w:color="999999" w:sz="4"/>
+            </w:tcBorders>
+            <w:tcMar>
+              <w:top w:type="dxa" w:w="80"/>
+              <w:left w:type="dxa" w:w="120"/>
+              <w:bottom w:type="dxa" w:w="80"/>
+              <w:right w:type="dxa" w:w="120"/>
+            </w:tcMar>
+          </w:tcPr>
+          <w:p>
+            <w:pPr>
+              <w:jc w:val="left"/>
+            </w:pPr>
+            <w:r>
+              <w:rPr>
+                <w:b w:val="false"/>
+                <w:bCs w:val="false"/>
+                <w:sz w:val="21"/>
+                <w:szCs w:val="21"/>
+              </w:rPr>
+              <w:t xml:space="preserve">Despite its name, a light-year measures this.</w:t>
+            </w:r>
+          </w:p>
+        </w:tc>
+        <w:tc>
+          <w:tcPr>
+            <w:tcW w:type="dxa" w:w="3000"/>
+            <w:tcBorders>
+              <w:top w:val="single" w:color="999999" w:sz="4"/>
+              <w:left w:val="single" w:color="999999" w:sz="4"/>
+              <w:bottom w:val="single" w:color="999999" w:sz="4"/>
+              <w:right w:val="single" w:color="999999" w:sz="4"/>
+            </w:tcBorders>
+            <w:tcMar>
+              <w:top w:type="dxa" w:w="80"/>
+              <w:left w:type="dxa" w:w="120"/>
+              <w:bottom w:type="dxa" w:w="80"/>
+              <w:right w:type="dxa" w:w="120"/>
+            </w:tcMar>
+          </w:tcPr>
+          <w:p>
+            <w:pPr>
+              <w:jc w:val="left"/>
+            </w:pPr>
+            <w:r>
+              <w:rPr>
+                <w:b w:val="false"/>
+                <w:bCs w:val="false"/>
+                <w:sz w:val="21"/>
+                <w:szCs w:val="21"/>
+              </w:rPr>
+              <w:t xml:space="preserve">What is distance?</w:t>
+            </w:r>
+          </w:p>
+        </w:tc>
+      </w:tr>
+      <w:tr>
+        <w:trPr>
+          <w:cantSplit/>
+        </w:trPr>
+        <w:tc>
+          <w:tcPr>
+            <w:tcW w:type="dxa" w:w="900"/>
+            <w:tcBorders>
+              <w:top w:val="single" w:color="999999" w:sz="4"/>
+              <w:left w:val="single" w:color="999999" w:sz="4"/>
+              <w:bottom w:val="single" w:color="999999" w:sz="4"/>
+              <w:right w:val="single" w:color="999999" w:sz="4"/>
+            </w:tcBorders>
+            <w:shd w:fill="F2F2F2" w:color="auto" w:val="clear"/>
+            <w:tcMar>
+              <w:top w:type="dxa" w:w="80"/>
+              <w:left w:type="dxa" w:w="120"/>
+              <w:bottom w:type="dxa" w:w="80"/>
+              <w:right w:type="dxa" w:w="120"/>
+            </w:tcMar>
+          </w:tcPr>
+          <w:p>
+            <w:pPr>
+              <w:jc w:val="center"/>
+            </w:pPr>
+            <w:r>
+              <w:rPr>
+                <w:b/>
+                <w:bCs/>
+                <w:sz w:val="21"/>
+                <w:szCs w:val="21"/>
+              </w:rPr>
+              <w:t xml:space="preserve">600</w:t>
+            </w:r>
+          </w:p>
+        </w:tc>
+        <w:tc>
+          <w:tcPr>
+            <w:tcW w:type="dxa" w:w="5460"/>
+            <w:tcBorders>
+              <w:top w:val="single" w:color="999999" w:sz="4"/>
+              <w:left w:val="single" w:color="999999" w:sz="4"/>
+              <w:bottom w:val="single" w:color="999999" w:sz="4"/>
+              <w:right w:val="single" w:color="999999" w:sz="4"/>
+            </w:tcBorders>
+            <w:shd w:fill="F2F2F2" w:color="auto" w:val="clear"/>
+            <w:tcMar>
+              <w:top w:type="dxa" w:w="80"/>
+              <w:left w:type="dxa" w:w="120"/>
+              <w:bottom w:type="dxa" w:w="80"/>
+              <w:right w:type="dxa" w:w="120"/>
+            </w:tcMar>
+          </w:tcPr>
+          <w:p>
+            <w:pPr>
+              <w:jc w:val="left"/>
+            </w:pPr>
+            <w:r>
+              <w:rPr>
+                <w:b w:val="false"/>
+                <w:bCs w:val="false"/>
+                <w:sz w:val="21"/>
+                <w:szCs w:val="21"/>
+              </w:rPr>
+              <w:t xml:space="preserve">Launched in 2021, this infrared telescope observes from a point about a million miles from Earth.</w:t>
+            </w:r>
+          </w:p>
+        </w:tc>
+        <w:tc>
+          <w:tcPr>
+            <w:tcW w:type="dxa" w:w="3000"/>
+            <w:tcBorders>
+              <w:top w:val="single" w:color="999999" w:sz="4"/>
+              <w:left w:val="single" w:color="999999" w:sz="4"/>
+              <w:bottom w:val="single" w:color="999999" w:sz="4"/>
+              <w:right w:val="single" w:color="999999" w:sz="4"/>
+            </w:tcBorders>
+            <w:shd w:fill="F2F2F2" w:color="auto" w:val="clear"/>
+            <w:tcMar>
+              <w:top w:type="dxa" w:w="80"/>
+              <w:left w:type="dxa" w:w="120"/>
+              <w:bottom w:type="dxa" w:w="80"/>
+              <w:right w:type="dxa" w:w="120"/>
+            </w:tcMar>
+          </w:tcPr>
+          <w:p>
+            <w:pPr>
+              <w:jc w:val="left"/>
+            </w:pPr>
+            <w:r>
+              <w:rPr>
+                <w:b w:val="false"/>
+                <w:bCs w:val="false"/>
+                <w:sz w:val="21"/>
+                <w:szCs w:val="21"/>
+              </w:rPr>
+              <w:t xml:space="preserve">What is the James Webb Space Telescope?</w:t>
+            </w:r>
+          </w:p>
+        </w:tc>
+      </w:tr>
+      <w:tr>
+        <w:trPr>
+          <w:cantSplit/>
+        </w:trPr>
+        <w:tc>
+          <w:tcPr>
+            <w:tcW w:type="dxa" w:w="900"/>
+            <w:tcBorders>
+              <w:top w:val="single" w:color="999999" w:sz="4"/>
+              <w:left w:val="single" w:color="999999" w:sz="4"/>
+              <w:bottom w:val="single" w:color="999999" w:sz="4"/>
+              <w:right w:val="single" w:color="999999" w:sz="4"/>
+            </w:tcBorders>
+            <w:tcMar>
+              <w:top w:type="dxa" w:w="80"/>
+              <w:left w:type="dxa" w:w="120"/>
+              <w:bottom w:type="dxa" w:w="80"/>
+              <w:right w:type="dxa" w:w="120"/>
+            </w:tcMar>
+          </w:tcPr>
+          <w:p>
+            <w:pPr>
+              <w:jc w:val="center"/>
+            </w:pPr>
+            <w:r>
+              <w:rPr>
+                <w:b/>
+                <w:bCs/>
+                <w:sz w:val="21"/>
+                <w:szCs w:val="21"/>
+              </w:rPr>
+              <w:t xml:space="preserve">700</w:t>
+            </w:r>
+          </w:p>
+        </w:tc>
+        <w:tc>
+          <w:tcPr>
+            <w:tcW w:type="dxa" w:w="5460"/>
+            <w:tcBorders>
+              <w:top w:val="single" w:color="999999" w:sz="4"/>
+              <w:left w:val="single" w:color="999999" w:sz="4"/>
+              <w:bottom w:val="single" w:color="999999" w:sz="4"/>
+              <w:right w:val="single" w:color="999999" w:sz="4"/>
+            </w:tcBorders>
+            <w:tcMar>
+              <w:top w:type="dxa" w:w="80"/>
+              <w:left w:type="dxa" w:w="120"/>
+              <w:bottom w:type="dxa" w:w="80"/>
+              <w:right w:type="dxa" w:w="120"/>
+            </w:tcMar>
+          </w:tcPr>
+          <w:p>
+            <w:pPr>
+              <w:jc w:val="left"/>
+            </w:pPr>
+            <w:r>
+              <w:rPr>
+                <w:b w:val="false"/>
+                <w:bCs w:val="false"/>
+                <w:sz w:val="21"/>
+                <w:szCs w:val="21"/>
+              </w:rPr>
+              <w:t xml:space="preserve">The nearest large galaxy to our own, it is on course to merge with the Milky Way in about four billion years.</w:t>
+            </w:r>
+          </w:p>
+        </w:tc>
+        <w:tc>
+          <w:tcPr>
+            <w:tcW w:type="dxa" w:w="3000"/>
+            <w:tcBorders>
+              <w:top w:val="single" w:color="999999" w:sz="4"/>
+              <w:left w:val="single" w:color="999999" w:sz="4"/>
+              <w:bottom w:val="single" w:color="999999" w:sz="4"/>
+              <w:right w:val="single" w:color="999999" w:sz="4"/>
+            </w:tcBorders>
+            <w:tcMar>
+              <w:top w:type="dxa" w:w="80"/>
+              <w:left w:type="dxa" w:w="120"/>
+              <w:bottom w:type="dxa" w:w="80"/>
+              <w:right w:type="dxa" w:w="120"/>
+            </w:tcMar>
+          </w:tcPr>
+          <w:p>
+            <w:pPr>
+              <w:jc w:val="left"/>
+            </w:pPr>
+            <w:r>
+              <w:rPr>
+                <w:b w:val="false"/>
+                <w:bCs w:val="false"/>
+                <w:sz w:val="21"/>
+                <w:szCs w:val="21"/>
+              </w:rPr>
+              <w:t xml:space="preserve">What is Andromeda?</w:t>
+            </w:r>
+          </w:p>
+        </w:tc>
+      </w:tr>
+      <w:tr>
+        <w:trPr>
+          <w:cantSplit/>
+        </w:trPr>
+        <w:tc>
+          <w:tcPr>
+            <w:tcW w:type="dxa" w:w="900"/>
+            <w:tcBorders>
+              <w:top w:val="single" w:color="999999" w:sz="4"/>
+              <w:left w:val="single" w:color="999999" w:sz="4"/>
+              <w:bottom w:val="single" w:color="999999" w:sz="4"/>
+              <w:right w:val="single" w:color="999999" w:sz="4"/>
+            </w:tcBorders>
+            <w:shd w:fill="F2F2F2" w:color="auto" w:val="clear"/>
+            <w:tcMar>
+              <w:top w:type="dxa" w:w="80"/>
+              <w:left w:type="dxa" w:w="120"/>
+              <w:bottom w:type="dxa" w:w="80"/>
+              <w:right w:type="dxa" w:w="120"/>
+            </w:tcMar>
+          </w:tcPr>
+          <w:p>
+            <w:pPr>
+              <w:jc w:val="center"/>
+            </w:pPr>
+            <w:r>
+              <w:rPr>
+                <w:b/>
+                <w:bCs/>
+                <w:sz w:val="21"/>
+                <w:szCs w:val="21"/>
+              </w:rPr>
+              <w:t xml:space="preserve">800</w:t>
+            </w:r>
+          </w:p>
+        </w:tc>
+        <w:tc>
+          <w:tcPr>
+            <w:tcW w:type="dxa" w:w="5460"/>
+            <w:tcBorders>
+              <w:top w:val="single" w:color="999999" w:sz="4"/>
+              <w:left w:val="single" w:color="999999" w:sz="4"/>
+              <w:bottom w:val="single" w:color="999999" w:sz="4"/>
+              <w:right w:val="single" w:color="999999" w:sz="4"/>
+            </w:tcBorders>
+            <w:shd w:fill="F2F2F2" w:color="auto" w:val="clear"/>
+            <w:tcMar>
+              <w:top w:type="dxa" w:w="80"/>
+              <w:left w:type="dxa" w:w="120"/>
+              <w:bottom w:type="dxa" w:w="80"/>
+              <w:right w:type="dxa" w:w="120"/>
+            </w:tcMar>
+          </w:tcPr>
+          <w:p>
+            <w:pPr>
+              <w:jc w:val="left"/>
+            </w:pPr>
+            <w:r>
+              <w:rPr>
+                <w:b w:val="false"/>
+                <w:bCs w:val="false"/>
+                <w:sz w:val="21"/>
+                <w:szCs w:val="21"/>
+              </w:rPr>
+              <w:t xml:space="preserve">The boundary around a black hole beyond which nothing, not even light, can escape.</w:t>
+            </w:r>
+          </w:p>
+        </w:tc>
+        <w:tc>
+          <w:tcPr>
+            <w:tcW w:type="dxa" w:w="3000"/>
+            <w:tcBorders>
+              <w:top w:val="single" w:color="999999" w:sz="4"/>
+              <w:left w:val="single" w:color="999999" w:sz="4"/>
+              <w:bottom w:val="single" w:color="999999" w:sz="4"/>
+              <w:right w:val="single" w:color="999999" w:sz="4"/>
+            </w:tcBorders>
+            <w:shd w:fill="F2F2F2" w:color="auto" w:val="clear"/>
+            <w:tcMar>
+              <w:top w:type="dxa" w:w="80"/>
+              <w:left w:type="dxa" w:w="120"/>
+              <w:bottom w:type="dxa" w:w="80"/>
+              <w:right w:type="dxa" w:w="120"/>
+            </w:tcMar>
+          </w:tcPr>
+          <w:p>
+            <w:pPr>
+              <w:jc w:val="left"/>
+            </w:pPr>
+            <w:r>
+              <w:rPr>
+                <w:b w:val="false"/>
+                <w:bCs w:val="false"/>
+                <w:sz w:val="21"/>
+                <w:szCs w:val="21"/>
+              </w:rPr>
+              <w:t xml:space="preserve">What is the event horizon?</w:t>
+            </w:r>
+          </w:p>
+        </w:tc>
+      </w:tr>
+      <w:tr>
+        <w:trPr>
+          <w:cantSplit/>
+        </w:trPr>
+        <w:tc>
+          <w:tcPr>
+            <w:tcW w:type="dxa" w:w="900"/>
+            <w:tcBorders>
+              <w:top w:val="single" w:color="999999" w:sz="4"/>
+              <w:left w:val="single" w:color="999999" w:sz="4"/>
+              <w:bottom w:val="single" w:color="999999" w:sz="4"/>
+              <w:right w:val="single" w:color="999999" w:sz="4"/>
+            </w:tcBorders>
+            <w:tcMar>
+              <w:top w:type="dxa" w:w="80"/>
+              <w:left w:type="dxa" w:w="120"/>
+              <w:bottom w:type="dxa" w:w="80"/>
+              <w:right w:type="dxa" w:w="120"/>
+            </w:tcMar>
+          </w:tcPr>
+          <w:p>
+            <w:pPr>
+              <w:jc w:val="center"/>
+            </w:pPr>
+            <w:r>
+              <w:rPr>
+                <w:b/>
+                <w:bCs/>
+                <w:sz w:val="21"/>
+                <w:szCs w:val="21"/>
+              </w:rPr>
+              <w:t xml:space="preserve">900</w:t>
+            </w:r>
+          </w:p>
+        </w:tc>
+        <w:tc>
+          <w:tcPr>
+            <w:tcW w:type="dxa" w:w="5460"/>
+            <w:tcBorders>
+              <w:top w:val="single" w:color="999999" w:sz="4"/>
+              <w:left w:val="single" w:color="999999" w:sz="4"/>
+              <w:bottom w:val="single" w:color="999999" w:sz="4"/>
+              <w:right w:val="single" w:color="999999" w:sz="4"/>
+            </w:tcBorders>
+            <w:tcMar>
+              <w:top w:type="dxa" w:w="80"/>
+              <w:left w:type="dxa" w:w="120"/>
+              <w:bottom w:type="dxa" w:w="80"/>
+              <w:right w:type="dxa" w:w="120"/>
+            </w:tcMar>
+          </w:tcPr>
+          <w:p>
+            <w:pPr>
+              <w:jc w:val="left"/>
+            </w:pPr>
+            <w:r>
+              <w:rPr>
+                <w:b w:val="false"/>
+                <w:bCs w:val="false"/>
+                <w:sz w:val="21"/>
+                <w:szCs w:val="21"/>
+              </w:rPr>
+              <w:t xml:space="preserve">Saturn's largest moon has a thick nitrogen atmosphere and lakes of liquid methane, and NASA's Dragonfly mission will fly there.</w:t>
+            </w:r>
+          </w:p>
+        </w:tc>
+        <w:tc>
+          <w:tcPr>
+            <w:tcW w:type="dxa" w:w="3000"/>
+            <w:tcBorders>
+              <w:top w:val="single" w:color="999999" w:sz="4"/>
+              <w:left w:val="single" w:color="999999" w:sz="4"/>
+              <w:bottom w:val="single" w:color="999999" w:sz="4"/>
+              <w:right w:val="single" w:color="999999" w:sz="4"/>
+            </w:tcBorders>
+            <w:tcMar>
+              <w:top w:type="dxa" w:w="80"/>
+              <w:left w:type="dxa" w:w="120"/>
+              <w:bottom w:type="dxa" w:w="80"/>
+              <w:right w:type="dxa" w:w="120"/>
+            </w:tcMar>
+          </w:tcPr>
+          <w:p>
+            <w:pPr>
+              <w:jc w:val="left"/>
+            </w:pPr>
+            <w:r>
+              <w:rPr>
+                <w:b w:val="false"/>
+                <w:bCs w:val="false"/>
+                <w:sz w:val="21"/>
+                <w:szCs w:val="21"/>
+              </w:rPr>
+              <w:t xml:space="preserve">What is Titan?</w:t>
+            </w:r>
+          </w:p>
+        </w:tc>
+      </w:tr>
+      <w:tr>
+        <w:trPr>
+          <w:cantSplit/>
+        </w:trPr>
+        <w:tc>
+          <w:tcPr>
+            <w:tcW w:type="dxa" w:w="900"/>
+            <w:tcBorders>
+              <w:top w:val="single" w:color="999999" w:sz="4"/>
+              <w:left w:val="single" w:color="999999" w:sz="4"/>
+              <w:bottom w:val="single" w:color="999999" w:sz="4"/>
+              <w:right w:val="single" w:color="999999" w:sz="4"/>
+            </w:tcBorders>
+            <w:shd w:fill="F2F2F2" w:color="auto" w:val="clear"/>
+            <w:tcMar>
+              <w:top w:type="dxa" w:w="80"/>
+              <w:left w:type="dxa" w:w="120"/>
+              <w:bottom w:type="dxa" w:w="80"/>
+              <w:right w:type="dxa" w:w="120"/>
+            </w:tcMar>
+          </w:tcPr>
+          <w:p>
+            <w:pPr>
+              <w:jc w:val="center"/>
+            </w:pPr>
+            <w:r>
+              <w:rPr>
+                <w:b/>
+                <w:bCs/>
+                <w:sz w:val="21"/>
+                <w:szCs w:val="21"/>
+              </w:rPr>
+              <w:t xml:space="preserve">1000</w:t>
+            </w:r>
+          </w:p>
+        </w:tc>
+        <w:tc>
+          <w:tcPr>
+            <w:tcW w:type="dxa" w:w="5460"/>
+            <w:tcBorders>
+              <w:top w:val="single" w:color="999999" w:sz="4"/>
+              <w:left w:val="single" w:color="999999" w:sz="4"/>
+              <w:bottom w:val="single" w:color="999999" w:sz="4"/>
+              <w:right w:val="single" w:color="999999" w:sz="4"/>
+            </w:tcBorders>
+            <w:shd w:fill="F2F2F2" w:color="auto" w:val="clear"/>
+            <w:tcMar>
+              <w:top w:type="dxa" w:w="80"/>
+              <w:left w:type="dxa" w:w="120"/>
+              <w:bottom w:type="dxa" w:w="80"/>
+              <w:right w:type="dxa" w:w="120"/>
+            </w:tcMar>
+          </w:tcPr>
+          <w:p>
+            <w:pPr>
+              <w:jc w:val="left"/>
+            </w:pPr>
+            <w:r>
+              <w:rPr>
+                <w:b w:val="false"/>
+                <w:bCs w:val="false"/>
+                <w:sz w:val="21"/>
+                <w:szCs w:val="21"/>
+              </w:rPr>
+              <w:t xml:space="preserve">Sagittarius A-star, at the center of the Milky Way, is this kind of object, about four million times the mass of the Sun.</w:t>
+            </w:r>
+          </w:p>
+        </w:tc>
+        <w:tc>
+          <w:tcPr>
+            <w:tcW w:type="dxa" w:w="3000"/>
+            <w:tcBorders>
+              <w:top w:val="single" w:color="999999" w:sz="4"/>
+              <w:left w:val="single" w:color="999999" w:sz="4"/>
+              <w:bottom w:val="single" w:color="999999" w:sz="4"/>
+              <w:right w:val="single" w:color="999999" w:sz="4"/>
+            </w:tcBorders>
+            <w:shd w:fill="F2F2F2" w:color="auto" w:val="clear"/>
+            <w:tcMar>
+              <w:top w:type="dxa" w:w="80"/>
+              <w:left w:type="dxa" w:w="120"/>
+              <w:bottom w:type="dxa" w:w="80"/>
+              <w:right w:type="dxa" w:w="120"/>
+            </w:tcMar>
+          </w:tcPr>
+          <w:p>
+            <w:pPr>
+              <w:jc w:val="left"/>
+            </w:pPr>
+            <w:r>
+              <w:rPr>
+                <w:b w:val="false"/>
+                <w:bCs w:val="false"/>
+                <w:sz w:val="21"/>
+                <w:szCs w:val="21"/>
+              </w:rPr>
+              <w:t xml:space="preserve">What is a supermassive black hole?</w:t>
+            </w:r>
+          </w:p>
+        </w:tc>
+      </w:tr>
+    </w:tbl>
+    <w:p>
+      <w:pPr>
+        <w:pStyle w:val="Heading1"/>
+        <w:pageBreakBefore/>
+      </w:pPr>
+      <w:r>
+        <w:t xml:space="preserve">9. Favorite Pastimes of U.S. Presidents</w:t>
+      </w:r>
+    </w:p>
+    <w:tbl>
+      <w:tblPr>
+        <w:tblW w:type="dxa" w:w="9360"/>
+        <w:tblBorders>
+          <w:top w:val="single" w:color="auto" w:sz="4"/>
+          <w:left w:val="single" w:color="auto" w:sz="4"/>
+          <w:bottom w:val="single" w:color="auto" w:sz="4"/>
+          <w:right w:val="single" w:color="auto" w:sz="4"/>
+          <w:insideH w:val="single" w:color="auto" w:sz="4"/>
+          <w:insideV w:val="single" w:color="auto" w:sz="4"/>
+        </w:tblBorders>
+      </w:tblPr>
+      <w:tblGrid>
+        <w:gridCol w:w="900"/>
+        <w:gridCol w:w="5460"/>
+        <w:gridCol w:w="3000"/>
+      </w:tblGrid>
+      <w:tr>
+        <w:trPr>
+          <w:tblHeader/>
+        </w:trPr>
+        <w:tc>
+          <w:tcPr>
+            <w:tcW w:type="dxa" w:w="900"/>
+            <w:tcBorders>
+              <w:top w:val="single" w:color="999999" w:sz="4"/>
+              <w:left w:val="single" w:color="999999" w:sz="4"/>
+              <w:bottom w:val="single" w:color="999999" w:sz="4"/>
+              <w:right w:val="single" w:color="999999" w:sz="4"/>
+            </w:tcBorders>
+            <w:shd w:fill="1F3864" w:color="auto" w:val="clear"/>
+            <w:tcMar>
+              <w:top w:type="dxa" w:w="80"/>
+              <w:left w:type="dxa" w:w="120"/>
+              <w:bottom w:type="dxa" w:w="80"/>
+              <w:right w:type="dxa" w:w="120"/>
+            </w:tcMar>
+          </w:tcPr>
+          <w:p>
+            <w:pPr>
+              <w:jc w:val="left"/>
+            </w:pPr>
+            <w:r>
+              <w:rPr>
+                <w:b/>
+                <w:bCs/>
+                <w:color w:val="FFFFFF"/>
+                <w:sz w:val="21"/>
+                <w:szCs w:val="21"/>
+              </w:rPr>
+              <w:t xml:space="preserve">Value</w:t>
+            </w:r>
+          </w:p>
+        </w:tc>
+        <w:tc>
+          <w:tcPr>
+            <w:tcW w:type="dxa" w:w="5460"/>
+            <w:tcBorders>
+              <w:top w:val="single" w:color="999999" w:sz="4"/>
+              <w:left w:val="single" w:color="999999" w:sz="4"/>
+              <w:bottom w:val="single" w:color="999999" w:sz="4"/>
+              <w:right w:val="single" w:color="999999" w:sz="4"/>
+            </w:tcBorders>
+            <w:shd w:fill="1F3864" w:color="auto" w:val="clear"/>
+            <w:tcMar>
+              <w:top w:type="dxa" w:w="80"/>
+              <w:left w:type="dxa" w:w="120"/>
+              <w:bottom w:type="dxa" w:w="80"/>
+              <w:right w:type="dxa" w:w="120"/>
+            </w:tcMar>
+          </w:tcPr>
+          <w:p>
+            <w:pPr>
+              <w:jc w:val="left"/>
+            </w:pPr>
+            <w:r>
+              <w:rPr>
+                <w:b/>
+                <w:bCs/>
+                <w:color w:val="FFFFFF"/>
+                <w:sz w:val="21"/>
+                <w:szCs w:val="21"/>
+              </w:rPr>
+              <w:t xml:space="preserve">Clue</w:t>
+            </w:r>
+          </w:p>
+        </w:tc>
+        <w:tc>
+          <w:tcPr>
+            <w:tcW w:type="dxa" w:w="3000"/>
+            <w:tcBorders>
+              <w:top w:val="single" w:color="999999" w:sz="4"/>
+              <w:left w:val="single" w:color="999999" w:sz="4"/>
+              <w:bottom w:val="single" w:color="999999" w:sz="4"/>
+              <w:right w:val="single" w:color="999999" w:sz="4"/>
+            </w:tcBorders>
+            <w:shd w:fill="1F3864" w:color="auto" w:val="clear"/>
+            <w:tcMar>
+              <w:top w:type="dxa" w:w="80"/>
+              <w:left w:type="dxa" w:w="120"/>
+              <w:bottom w:type="dxa" w:w="80"/>
+              <w:right w:type="dxa" w:w="120"/>
+            </w:tcMar>
+          </w:tcPr>
+          <w:p>
+            <w:pPr>
+              <w:jc w:val="left"/>
+            </w:pPr>
+            <w:r>
+              <w:rPr>
+                <w:b/>
+                <w:bCs/>
+                <w:color w:val="FFFFFF"/>
+                <w:sz w:val="21"/>
+                <w:szCs w:val="21"/>
+              </w:rPr>
+              <w:t xml:space="preserve">Response</w:t>
+            </w:r>
+          </w:p>
+        </w:tc>
+      </w:tr>
+      <w:tr>
+        <w:trPr>
+          <w:cantSplit/>
+        </w:trPr>
+        <w:tc>
+          <w:tcPr>
+            <w:tcW w:type="dxa" w:w="900"/>
+            <w:tcBorders>
+              <w:top w:val="single" w:color="999999" w:sz="4"/>
+              <w:left w:val="single" w:color="999999" w:sz="4"/>
+              <w:bottom w:val="single" w:color="999999" w:sz="4"/>
+              <w:right w:val="single" w:color="999999" w:sz="4"/>
+            </w:tcBorders>
+            <w:tcMar>
+              <w:top w:type="dxa" w:w="80"/>
+              <w:left w:type="dxa" w:w="120"/>
+              <w:bottom w:type="dxa" w:w="80"/>
+              <w:right w:type="dxa" w:w="120"/>
+            </w:tcMar>
+          </w:tcPr>
+          <w:p>
+            <w:pPr>
+              <w:jc w:val="center"/>
+            </w:pPr>
+            <w:r>
+              <w:rPr>
+                <w:b/>
+                <w:bCs/>
+                <w:sz w:val="21"/>
+                <w:szCs w:val="21"/>
+              </w:rPr>
+              <w:t xml:space="preserve">100</w:t>
+            </w:r>
+          </w:p>
+        </w:tc>
+        <w:tc>
+          <w:tcPr>
+            <w:tcW w:type="dxa" w:w="5460"/>
+            <w:tcBorders>
+              <w:top w:val="single" w:color="999999" w:sz="4"/>
+              <w:left w:val="single" w:color="999999" w:sz="4"/>
+              <w:bottom w:val="single" w:color="999999" w:sz="4"/>
+              <w:right w:val="single" w:color="999999" w:sz="4"/>
+            </w:tcBorders>
+            <w:tcMar>
+              <w:top w:type="dxa" w:w="80"/>
+              <w:left w:type="dxa" w:w="120"/>
+              <w:bottom w:type="dxa" w:w="80"/>
+              <w:right w:type="dxa" w:w="120"/>
+            </w:tcMar>
+          </w:tcPr>
+          <w:p>
+            <w:pPr>
+              <w:jc w:val="left"/>
+            </w:pPr>
+            <w:r>
+              <w:rPr>
+                <w:b w:val="false"/>
+                <w:bCs w:val="false"/>
+                <w:sz w:val="21"/>
+                <w:szCs w:val="21"/>
+              </w:rPr>
+              <w:t xml:space="preserve">Known for pickup games with staff and friends, this president had the White House tennis court adapted for basketball.</w:t>
+            </w:r>
+          </w:p>
+        </w:tc>
+        <w:tc>
+          <w:tcPr>
+            <w:tcW w:type="dxa" w:w="3000"/>
+            <w:tcBorders>
+              <w:top w:val="single" w:color="999999" w:sz="4"/>
+              <w:left w:val="single" w:color="999999" w:sz="4"/>
+              <w:bottom w:val="single" w:color="999999" w:sz="4"/>
+              <w:right w:val="single" w:color="999999" w:sz="4"/>
+            </w:tcBorders>
+            <w:tcMar>
+              <w:top w:type="dxa" w:w="80"/>
+              <w:left w:type="dxa" w:w="120"/>
+              <w:bottom w:type="dxa" w:w="80"/>
+              <w:right w:type="dxa" w:w="120"/>
+            </w:tcMar>
+          </w:tcPr>
+          <w:p>
+            <w:pPr>
+              <w:jc w:val="left"/>
+            </w:pPr>
+            <w:r>
+              <w:rPr>
+                <w:b w:val="false"/>
+                <w:bCs w:val="false"/>
+                <w:sz w:val="21"/>
+                <w:szCs w:val="21"/>
+              </w:rPr>
+              <w:t xml:space="preserve">Who is Barack Obama?</w:t>
+            </w:r>
+          </w:p>
+        </w:tc>
+      </w:tr>
+      <w:tr>
+        <w:trPr>
+          <w:cantSplit/>
+        </w:trPr>
+        <w:tc>
+          <w:tcPr>
+            <w:tcW w:type="dxa" w:w="900"/>
+            <w:tcBorders>
+              <w:top w:val="single" w:color="999999" w:sz="4"/>
+              <w:left w:val="single" w:color="999999" w:sz="4"/>
+              <w:bottom w:val="single" w:color="999999" w:sz="4"/>
+              <w:right w:val="single" w:color="999999" w:sz="4"/>
+            </w:tcBorders>
+            <w:shd w:fill="F2F2F2" w:color="auto" w:val="clear"/>
+            <w:tcMar>
+              <w:top w:type="dxa" w:w="80"/>
+              <w:left w:type="dxa" w:w="120"/>
+              <w:bottom w:type="dxa" w:w="80"/>
+              <w:right w:type="dxa" w:w="120"/>
+            </w:tcMar>
+          </w:tcPr>
+          <w:p>
+            <w:pPr>
+              <w:jc w:val="center"/>
+            </w:pPr>
+            <w:r>
+              <w:rPr>
+                <w:b/>
+                <w:bCs/>
+                <w:sz w:val="21"/>
+                <w:szCs w:val="21"/>
+              </w:rPr>
+              <w:t xml:space="preserve">200</w:t>
+            </w:r>
+          </w:p>
+        </w:tc>
+        <w:tc>
+          <w:tcPr>
+            <w:tcW w:type="dxa" w:w="5460"/>
+            <w:tcBorders>
+              <w:top w:val="single" w:color="999999" w:sz="4"/>
+              <w:left w:val="single" w:color="999999" w:sz="4"/>
+              <w:bottom w:val="single" w:color="999999" w:sz="4"/>
+              <w:right w:val="single" w:color="999999" w:sz="4"/>
+            </w:tcBorders>
+            <w:shd w:fill="F2F2F2" w:color="auto" w:val="clear"/>
+            <w:tcMar>
+              <w:top w:type="dxa" w:w="80"/>
+              <w:left w:type="dxa" w:w="120"/>
+              <w:bottom w:type="dxa" w:w="80"/>
+              <w:right w:type="dxa" w:w="120"/>
+            </w:tcMar>
+          </w:tcPr>
+          <w:p>
+            <w:pPr>
+              <w:jc w:val="left"/>
+            </w:pPr>
+            <w:r>
+              <w:rPr>
+                <w:b w:val="false"/>
+                <w:bCs w:val="false"/>
+                <w:sz w:val="21"/>
+                <w:szCs w:val="21"/>
+              </w:rPr>
+              <w:t xml:space="preserve">In 1992 this candidate put on sunglasses and played "Heartbreak Hotel" on the saxophone on The Arsenio Hall Show.</w:t>
+            </w:r>
+          </w:p>
+        </w:tc>
+        <w:tc>
+          <w:tcPr>
+            <w:tcW w:type="dxa" w:w="3000"/>
+            <w:tcBorders>
+              <w:top w:val="single" w:color="999999" w:sz="4"/>
+              <w:left w:val="single" w:color="999999" w:sz="4"/>
+              <w:bottom w:val="single" w:color="999999" w:sz="4"/>
+              <w:right w:val="single" w:color="999999" w:sz="4"/>
+            </w:tcBorders>
+            <w:shd w:fill="F2F2F2" w:color="auto" w:val="clear"/>
+            <w:tcMar>
+              <w:top w:type="dxa" w:w="80"/>
+              <w:left w:type="dxa" w:w="120"/>
+              <w:bottom w:type="dxa" w:w="80"/>
+              <w:right w:type="dxa" w:w="120"/>
+            </w:tcMar>
+          </w:tcPr>
+          <w:p>
+            <w:pPr>
+              <w:jc w:val="left"/>
+            </w:pPr>
+            <w:r>
+              <w:rPr>
+                <w:b w:val="false"/>
+                <w:bCs w:val="false"/>
+                <w:sz w:val="21"/>
+                <w:szCs w:val="21"/>
+              </w:rPr>
+              <w:t xml:space="preserve">Who is Bill Clinton?</w:t>
+            </w:r>
+          </w:p>
+        </w:tc>
+      </w:tr>
+      <w:tr>
+        <w:trPr>
+          <w:cantSplit/>
+        </w:trPr>
+        <w:tc>
+          <w:tcPr>
+            <w:tcW w:type="dxa" w:w="900"/>
+            <w:tcBorders>
+              <w:top w:val="single" w:color="999999" w:sz="4"/>
+              <w:left w:val="single" w:color="999999" w:sz="4"/>
+              <w:bottom w:val="single" w:color="999999" w:sz="4"/>
+              <w:right w:val="single" w:color="999999" w:sz="4"/>
+            </w:tcBorders>
+            <w:tcMar>
+              <w:top w:type="dxa" w:w="80"/>
+              <w:left w:type="dxa" w:w="120"/>
+              <w:bottom w:type="dxa" w:w="80"/>
+              <w:right w:type="dxa" w:w="120"/>
+            </w:tcMar>
+          </w:tcPr>
+          <w:p>
+            <w:pPr>
+              <w:jc w:val="center"/>
+            </w:pPr>
+            <w:r>
+              <w:rPr>
+                <w:b/>
+                <w:bCs/>
+                <w:sz w:val="21"/>
+                <w:szCs w:val="21"/>
+              </w:rPr>
+              <w:t xml:space="preserve">300</w:t>
+            </w:r>
+          </w:p>
+        </w:tc>
+        <w:tc>
+          <w:tcPr>
+            <w:tcW w:type="dxa" w:w="5460"/>
+            <w:tcBorders>
+              <w:top w:val="single" w:color="999999" w:sz="4"/>
+              <w:left w:val="single" w:color="999999" w:sz="4"/>
+              <w:bottom w:val="single" w:color="999999" w:sz="4"/>
+              <w:right w:val="single" w:color="999999" w:sz="4"/>
+            </w:tcBorders>
+            <w:tcMar>
+              <w:top w:type="dxa" w:w="80"/>
+              <w:left w:type="dxa" w:w="120"/>
+              <w:bottom w:type="dxa" w:w="80"/>
+              <w:right w:type="dxa" w:w="120"/>
+            </w:tcMar>
+          </w:tcPr>
+          <w:p>
+            <w:pPr>
+              <w:jc w:val="left"/>
+            </w:pPr>
+            <w:r>
+              <w:rPr>
+                <w:b w:val="false"/>
+                <w:bCs w:val="false"/>
+                <w:sz w:val="21"/>
+                <w:szCs w:val="21"/>
+              </w:rPr>
+              <w:t xml:space="preserve">This Rough Rider boxed and practiced judo in the White House, and a sparring match left him blind in one eye.</w:t>
+            </w:r>
+          </w:p>
+        </w:tc>
+        <w:tc>
+          <w:tcPr>
+            <w:tcW w:type="dxa" w:w="3000"/>
+            <w:tcBorders>
+              <w:top w:val="single" w:color="999999" w:sz="4"/>
+              <w:left w:val="single" w:color="999999" w:sz="4"/>
+              <w:bottom w:val="single" w:color="999999" w:sz="4"/>
+              <w:right w:val="single" w:color="999999" w:sz="4"/>
+            </w:tcBorders>
+            <w:tcMar>
+              <w:top w:type="dxa" w:w="80"/>
+              <w:left w:type="dxa" w:w="120"/>
+              <w:bottom w:type="dxa" w:w="80"/>
+              <w:right w:type="dxa" w:w="120"/>
+            </w:tcMar>
+          </w:tcPr>
+          <w:p>
+            <w:pPr>
+              <w:jc w:val="left"/>
+            </w:pPr>
+            <w:r>
+              <w:rPr>
+                <w:b w:val="false"/>
+                <w:bCs w:val="false"/>
+                <w:sz w:val="21"/>
+                <w:szCs w:val="21"/>
+              </w:rPr>
+              <w:t xml:space="preserve">Who is Theodore Roosevelt?</w:t>
+            </w:r>
+          </w:p>
+        </w:tc>
+      </w:tr>
+      <w:tr>
+        <w:trPr>
+          <w:cantSplit/>
+        </w:trPr>
+        <w:tc>
+          <w:tcPr>
+            <w:tcW w:type="dxa" w:w="900"/>
+            <w:tcBorders>
+              <w:top w:val="single" w:color="999999" w:sz="4"/>
+              <w:left w:val="single" w:color="999999" w:sz="4"/>
+              <w:bottom w:val="single" w:color="999999" w:sz="4"/>
+              <w:right w:val="single" w:color="999999" w:sz="4"/>
+            </w:tcBorders>
+            <w:shd w:fill="F2F2F2" w:color="auto" w:val="clear"/>
+            <w:tcMar>
+              <w:top w:type="dxa" w:w="80"/>
+              <w:left w:type="dxa" w:w="120"/>
+              <w:bottom w:type="dxa" w:w="80"/>
+              <w:right w:type="dxa" w:w="120"/>
+            </w:tcMar>
+          </w:tcPr>
+          <w:p>
+            <w:pPr>
+              <w:jc w:val="center"/>
+            </w:pPr>
+            <w:r>
+              <w:rPr>
+                <w:b/>
+                <w:bCs/>
+                <w:sz w:val="21"/>
+                <w:szCs w:val="21"/>
+              </w:rPr>
+              <w:t xml:space="preserve">400</w:t>
+            </w:r>
+          </w:p>
+        </w:tc>
+        <w:tc>
+          <w:tcPr>
+            <w:tcW w:type="dxa" w:w="5460"/>
+            <w:tcBorders>
+              <w:top w:val="single" w:color="999999" w:sz="4"/>
+              <w:left w:val="single" w:color="999999" w:sz="4"/>
+              <w:bottom w:val="single" w:color="999999" w:sz="4"/>
+              <w:right w:val="single" w:color="999999" w:sz="4"/>
+            </w:tcBorders>
+            <w:shd w:fill="F2F2F2" w:color="auto" w:val="clear"/>
+            <w:tcMar>
+              <w:top w:type="dxa" w:w="80"/>
+              <w:left w:type="dxa" w:w="120"/>
+              <w:bottom w:type="dxa" w:w="80"/>
+              <w:right w:type="dxa" w:w="120"/>
+            </w:tcMar>
+          </w:tcPr>
+          <w:p>
+            <w:pPr>
+              <w:jc w:val="left"/>
+            </w:pPr>
+            <w:r>
+              <w:rPr>
+                <w:b w:val="false"/>
+                <w:bCs w:val="false"/>
+                <w:sz w:val="21"/>
+                <w:szCs w:val="21"/>
+              </w:rPr>
+              <w:t xml:space="preserve">This general turned president played roughly 800 rounds of golf in office and had a putting green installed outside the Oval Office.</w:t>
+            </w:r>
+          </w:p>
+        </w:tc>
+        <w:tc>
+          <w:tcPr>
+            <w:tcW w:type="dxa" w:w="3000"/>
+            <w:tcBorders>
+              <w:top w:val="single" w:color="999999" w:sz="4"/>
+              <w:left w:val="single" w:color="999999" w:sz="4"/>
+              <w:bottom w:val="single" w:color="999999" w:sz="4"/>
+              <w:right w:val="single" w:color="999999" w:sz="4"/>
+            </w:tcBorders>
+            <w:shd w:fill="F2F2F2" w:color="auto" w:val="clear"/>
+            <w:tcMar>
+              <w:top w:type="dxa" w:w="80"/>
+              <w:left w:type="dxa" w:w="120"/>
+              <w:bottom w:type="dxa" w:w="80"/>
+              <w:right w:type="dxa" w:w="120"/>
+            </w:tcMar>
+          </w:tcPr>
+          <w:p>
+            <w:pPr>
+              <w:jc w:val="left"/>
+            </w:pPr>
+            <w:r>
+              <w:rPr>
+                <w:b w:val="false"/>
+                <w:bCs w:val="false"/>
+                <w:sz w:val="21"/>
+                <w:szCs w:val="21"/>
+              </w:rPr>
+              <w:t xml:space="preserve">Who is Dwight Eisenhower?</w:t>
+            </w:r>
+          </w:p>
+        </w:tc>
+      </w:tr>
+      <w:tr>
+        <w:trPr>
+          <w:cantSplit/>
+        </w:trPr>
+        <w:tc>
+          <w:tcPr>
+            <w:tcW w:type="dxa" w:w="900"/>
+            <w:tcBorders>
+              <w:top w:val="single" w:color="999999" w:sz="4"/>
+              <w:left w:val="single" w:color="999999" w:sz="4"/>
+              <w:bottom w:val="single" w:color="999999" w:sz="4"/>
+              <w:right w:val="single" w:color="999999" w:sz="4"/>
+            </w:tcBorders>
+            <w:tcMar>
+              <w:top w:type="dxa" w:w="80"/>
+              <w:left w:type="dxa" w:w="120"/>
+              <w:bottom w:type="dxa" w:w="80"/>
+              <w:right w:type="dxa" w:w="120"/>
+            </w:tcMar>
+          </w:tcPr>
+          <w:p>
+            <w:pPr>
+              <w:jc w:val="center"/>
+            </w:pPr>
+            <w:r>
+              <w:rPr>
+                <w:b/>
+                <w:bCs/>
+                <w:sz w:val="21"/>
+                <w:szCs w:val="21"/>
+              </w:rPr>
+              <w:t xml:space="preserve">500</w:t>
+            </w:r>
+          </w:p>
+        </w:tc>
+        <w:tc>
+          <w:tcPr>
+            <w:tcW w:type="dxa" w:w="5460"/>
+            <w:tcBorders>
+              <w:top w:val="single" w:color="999999" w:sz="4"/>
+              <w:left w:val="single" w:color="999999" w:sz="4"/>
+              <w:bottom w:val="single" w:color="999999" w:sz="4"/>
+              <w:right w:val="single" w:color="999999" w:sz="4"/>
+            </w:tcBorders>
+            <w:tcMar>
+              <w:top w:type="dxa" w:w="80"/>
+              <w:left w:type="dxa" w:w="120"/>
+              <w:bottom w:type="dxa" w:w="80"/>
+              <w:right w:type="dxa" w:w="120"/>
+            </w:tcMar>
+          </w:tcPr>
+          <w:p>
+            <w:pPr>
+              <w:jc w:val="left"/>
+            </w:pPr>
+            <w:r>
+              <w:rPr>
+                <w:b w:val="false"/>
+                <w:bCs w:val="false"/>
+                <w:sz w:val="21"/>
+                <w:szCs w:val="21"/>
+              </w:rPr>
+              <w:t xml:space="preserve">This president had a one-lane bowling alley built beneath the White House's North Portico in 1969.</w:t>
+            </w:r>
+          </w:p>
+        </w:tc>
+        <w:tc>
+          <w:tcPr>
+            <w:tcW w:type="dxa" w:w="3000"/>
+            <w:tcBorders>
+              <w:top w:val="single" w:color="999999" w:sz="4"/>
+              <w:left w:val="single" w:color="999999" w:sz="4"/>
+              <w:bottom w:val="single" w:color="999999" w:sz="4"/>
+              <w:right w:val="single" w:color="999999" w:sz="4"/>
+            </w:tcBorders>
+            <w:tcMar>
+              <w:top w:type="dxa" w:w="80"/>
+              <w:left w:type="dxa" w:w="120"/>
+              <w:bottom w:type="dxa" w:w="80"/>
+              <w:right w:type="dxa" w:w="120"/>
+            </w:tcMar>
+          </w:tcPr>
+          <w:p>
+            <w:pPr>
+              <w:jc w:val="left"/>
+            </w:pPr>
+            <w:r>
+              <w:rPr>
+                <w:b w:val="false"/>
+                <w:bCs w:val="false"/>
+                <w:sz w:val="21"/>
+                <w:szCs w:val="21"/>
+              </w:rPr>
+              <w:t xml:space="preserve">Who is Richard Nixon?</w:t>
+            </w:r>
+          </w:p>
+        </w:tc>
+      </w:tr>
+      <w:tr>
+        <w:trPr>
+          <w:cantSplit/>
+        </w:trPr>
+        <w:tc>
+          <w:tcPr>
+            <w:tcW w:type="dxa" w:w="900"/>
+            <w:tcBorders>
+              <w:top w:val="single" w:color="999999" w:sz="4"/>
+              <w:left w:val="single" w:color="999999" w:sz="4"/>
+              <w:bottom w:val="single" w:color="999999" w:sz="4"/>
+              <w:right w:val="single" w:color="999999" w:sz="4"/>
+            </w:tcBorders>
+            <w:shd w:fill="F2F2F2" w:color="auto" w:val="clear"/>
+            <w:tcMar>
+              <w:top w:type="dxa" w:w="80"/>
+              <w:left w:type="dxa" w:w="120"/>
+              <w:bottom w:type="dxa" w:w="80"/>
+              <w:right w:type="dxa" w:w="120"/>
+            </w:tcMar>
+          </w:tcPr>
+          <w:p>
+            <w:pPr>
+              <w:jc w:val="center"/>
+            </w:pPr>
+            <w:r>
+              <w:rPr>
+                <w:b/>
+                <w:bCs/>
+                <w:sz w:val="21"/>
+                <w:szCs w:val="21"/>
+              </w:rPr>
+              <w:t xml:space="preserve">600</w:t>
+            </w:r>
+          </w:p>
+        </w:tc>
+        <w:tc>
+          <w:tcPr>
+            <w:tcW w:type="dxa" w:w="5460"/>
+            <w:tcBorders>
+              <w:top w:val="single" w:color="999999" w:sz="4"/>
+              <w:left w:val="single" w:color="999999" w:sz="4"/>
+              <w:bottom w:val="single" w:color="999999" w:sz="4"/>
+              <w:right w:val="single" w:color="999999" w:sz="4"/>
+            </w:tcBorders>
+            <w:shd w:fill="F2F2F2" w:color="auto" w:val="clear"/>
+            <w:tcMar>
+              <w:top w:type="dxa" w:w="80"/>
+              <w:left w:type="dxa" w:w="120"/>
+              <w:bottom w:type="dxa" w:w="80"/>
+              <w:right w:type="dxa" w:w="120"/>
+            </w:tcMar>
+          </w:tcPr>
+          <w:p>
+            <w:pPr>
+              <w:jc w:val="left"/>
+            </w:pPr>
+            <w:r>
+              <w:rPr>
+                <w:b w:val="false"/>
+                <w:bCs w:val="false"/>
+                <w:sz w:val="21"/>
+                <w:szCs w:val="21"/>
+              </w:rPr>
+              <w:t xml:space="preserve">After leaving office, this president took up oil painting and published a book of portraits of wounded veterans.</w:t>
+            </w:r>
+          </w:p>
+        </w:tc>
+        <w:tc>
+          <w:tcPr>
+            <w:tcW w:type="dxa" w:w="3000"/>
+            <w:tcBorders>
+              <w:top w:val="single" w:color="999999" w:sz="4"/>
+              <w:left w:val="single" w:color="999999" w:sz="4"/>
+              <w:bottom w:val="single" w:color="999999" w:sz="4"/>
+              <w:right w:val="single" w:color="999999" w:sz="4"/>
+            </w:tcBorders>
+            <w:shd w:fill="F2F2F2" w:color="auto" w:val="clear"/>
+            <w:tcMar>
+              <w:top w:type="dxa" w:w="80"/>
+              <w:left w:type="dxa" w:w="120"/>
+              <w:bottom w:type="dxa" w:w="80"/>
+              <w:right w:type="dxa" w:w="120"/>
+            </w:tcMar>
+          </w:tcPr>
+          <w:p>
+            <w:pPr>
+              <w:jc w:val="left"/>
+            </w:pPr>
+            <w:r>
+              <w:rPr>
+                <w:b w:val="false"/>
+                <w:bCs w:val="false"/>
+                <w:sz w:val="21"/>
+                <w:szCs w:val="21"/>
+              </w:rPr>
+              <w:t xml:space="preserve">Who is George W. Bush?</w:t>
+            </w:r>
+          </w:p>
+        </w:tc>
+      </w:tr>
+      <w:tr>
+        <w:trPr>
+          <w:cantSplit/>
+        </w:trPr>
+        <w:tc>
+          <w:tcPr>
+            <w:tcW w:type="dxa" w:w="900"/>
+            <w:tcBorders>
+              <w:top w:val="single" w:color="999999" w:sz="4"/>
+              <w:left w:val="single" w:color="999999" w:sz="4"/>
+              <w:bottom w:val="single" w:color="999999" w:sz="4"/>
+              <w:right w:val="single" w:color="999999" w:sz="4"/>
+            </w:tcBorders>
+            <w:tcMar>
+              <w:top w:type="dxa" w:w="80"/>
+              <w:left w:type="dxa" w:w="120"/>
+              <w:bottom w:type="dxa" w:w="80"/>
+              <w:right w:type="dxa" w:w="120"/>
+            </w:tcMar>
+          </w:tcPr>
+          <w:p>
+            <w:pPr>
+              <w:jc w:val="center"/>
+            </w:pPr>
+            <w:r>
+              <w:rPr>
+                <w:b/>
+                <w:bCs/>
+                <w:sz w:val="21"/>
+                <w:szCs w:val="21"/>
+              </w:rPr>
+              <w:t xml:space="preserve">700</w:t>
+            </w:r>
+          </w:p>
+        </w:tc>
+        <w:tc>
+          <w:tcPr>
+            <w:tcW w:type="dxa" w:w="5460"/>
+            <w:tcBorders>
+              <w:top w:val="single" w:color="999999" w:sz="4"/>
+              <w:left w:val="single" w:color="999999" w:sz="4"/>
+              <w:bottom w:val="single" w:color="999999" w:sz="4"/>
+              <w:right w:val="single" w:color="999999" w:sz="4"/>
+            </w:tcBorders>
+            <w:tcMar>
+              <w:top w:type="dxa" w:w="80"/>
+              <w:left w:type="dxa" w:w="120"/>
+              <w:bottom w:type="dxa" w:w="80"/>
+              <w:right w:type="dxa" w:w="120"/>
+            </w:tcMar>
+          </w:tcPr>
+          <w:p>
+            <w:pPr>
+              <w:jc w:val="left"/>
+            </w:pPr>
+            <w:r>
+              <w:rPr>
+                <w:b w:val="false"/>
+                <w:bCs w:val="false"/>
+                <w:sz w:val="21"/>
+                <w:szCs w:val="21"/>
+              </w:rPr>
+              <w:t xml:space="preserve">Before politics he fought about 300 matches and is honored in the National Wrestling Hall of Fame.</w:t>
+            </w:r>
+          </w:p>
+        </w:tc>
+        <w:tc>
+          <w:tcPr>
+            <w:tcW w:type="dxa" w:w="3000"/>
+            <w:tcBorders>
+              <w:top w:val="single" w:color="999999" w:sz="4"/>
+              <w:left w:val="single" w:color="999999" w:sz="4"/>
+              <w:bottom w:val="single" w:color="999999" w:sz="4"/>
+              <w:right w:val="single" w:color="999999" w:sz="4"/>
+            </w:tcBorders>
+            <w:tcMar>
+              <w:top w:type="dxa" w:w="80"/>
+              <w:left w:type="dxa" w:w="120"/>
+              <w:bottom w:type="dxa" w:w="80"/>
+              <w:right w:type="dxa" w:w="120"/>
+            </w:tcMar>
+          </w:tcPr>
+          <w:p>
+            <w:pPr>
+              <w:jc w:val="left"/>
+            </w:pPr>
+            <w:r>
+              <w:rPr>
+                <w:b w:val="false"/>
+                <w:bCs w:val="false"/>
+                <w:sz w:val="21"/>
+                <w:szCs w:val="21"/>
+              </w:rPr>
+              <w:t xml:space="preserve">Who is Abraham Lincoln?</w:t>
+            </w:r>
+          </w:p>
+        </w:tc>
+      </w:tr>
+      <w:tr>
+        <w:trPr>
+          <w:cantSplit/>
+        </w:trPr>
+        <w:tc>
+          <w:tcPr>
+            <w:tcW w:type="dxa" w:w="900"/>
+            <w:tcBorders>
+              <w:top w:val="single" w:color="999999" w:sz="4"/>
+              <w:left w:val="single" w:color="999999" w:sz="4"/>
+              <w:bottom w:val="single" w:color="999999" w:sz="4"/>
+              <w:right w:val="single" w:color="999999" w:sz="4"/>
+            </w:tcBorders>
+            <w:shd w:fill="F2F2F2" w:color="auto" w:val="clear"/>
+            <w:tcMar>
+              <w:top w:type="dxa" w:w="80"/>
+              <w:left w:type="dxa" w:w="120"/>
+              <w:bottom w:type="dxa" w:w="80"/>
+              <w:right w:type="dxa" w:w="120"/>
+            </w:tcMar>
+          </w:tcPr>
+          <w:p>
+            <w:pPr>
+              <w:jc w:val="center"/>
+            </w:pPr>
+            <w:r>
+              <w:rPr>
+                <w:b/>
+                <w:bCs/>
+                <w:sz w:val="21"/>
+                <w:szCs w:val="21"/>
+              </w:rPr>
+              <w:t xml:space="preserve">800</w:t>
+            </w:r>
+          </w:p>
+        </w:tc>
+        <w:tc>
+          <w:tcPr>
+            <w:tcW w:type="dxa" w:w="5460"/>
+            <w:tcBorders>
+              <w:top w:val="single" w:color="999999" w:sz="4"/>
+              <w:left w:val="single" w:color="999999" w:sz="4"/>
+              <w:bottom w:val="single" w:color="999999" w:sz="4"/>
+              <w:right w:val="single" w:color="999999" w:sz="4"/>
+            </w:tcBorders>
+            <w:shd w:fill="F2F2F2" w:color="auto" w:val="clear"/>
+            <w:tcMar>
+              <w:top w:type="dxa" w:w="80"/>
+              <w:left w:type="dxa" w:w="120"/>
+              <w:bottom w:type="dxa" w:w="80"/>
+              <w:right w:type="dxa" w:w="120"/>
+            </w:tcMar>
+          </w:tcPr>
+          <w:p>
+            <w:pPr>
+              <w:jc w:val="left"/>
+            </w:pPr>
+            <w:r>
+              <w:rPr>
+                <w:b w:val="false"/>
+                <w:bCs w:val="false"/>
+                <w:sz w:val="21"/>
+                <w:szCs w:val="21"/>
+              </w:rPr>
+              <w:t xml:space="preserve">A star center on two national championship Michigan football teams, this president turned down offers from the Packers and Lions.</w:t>
+            </w:r>
+          </w:p>
+        </w:tc>
+        <w:tc>
+          <w:tcPr>
+            <w:tcW w:type="dxa" w:w="3000"/>
+            <w:tcBorders>
+              <w:top w:val="single" w:color="999999" w:sz="4"/>
+              <w:left w:val="single" w:color="999999" w:sz="4"/>
+              <w:bottom w:val="single" w:color="999999" w:sz="4"/>
+              <w:right w:val="single" w:color="999999" w:sz="4"/>
+            </w:tcBorders>
+            <w:shd w:fill="F2F2F2" w:color="auto" w:val="clear"/>
+            <w:tcMar>
+              <w:top w:type="dxa" w:w="80"/>
+              <w:left w:type="dxa" w:w="120"/>
+              <w:bottom w:type="dxa" w:w="80"/>
+              <w:right w:type="dxa" w:w="120"/>
+            </w:tcMar>
+          </w:tcPr>
+          <w:p>
+            <w:pPr>
+              <w:jc w:val="left"/>
+            </w:pPr>
+            <w:r>
+              <w:rPr>
+                <w:b w:val="false"/>
+                <w:bCs w:val="false"/>
+                <w:sz w:val="21"/>
+                <w:szCs w:val="21"/>
+              </w:rPr>
+              <w:t xml:space="preserve">Who is Gerald Ford?</w:t>
+            </w:r>
+          </w:p>
+        </w:tc>
+      </w:tr>
+      <w:tr>
+        <w:trPr>
+          <w:cantSplit/>
+        </w:trPr>
+        <w:tc>
+          <w:tcPr>
+            <w:tcW w:type="dxa" w:w="900"/>
+            <w:tcBorders>
+              <w:top w:val="single" w:color="999999" w:sz="4"/>
+              <w:left w:val="single" w:color="999999" w:sz="4"/>
+              <w:bottom w:val="single" w:color="999999" w:sz="4"/>
+              <w:right w:val="single" w:color="999999" w:sz="4"/>
+            </w:tcBorders>
+            <w:tcMar>
+              <w:top w:type="dxa" w:w="80"/>
+              <w:left w:type="dxa" w:w="120"/>
+              <w:bottom w:type="dxa" w:w="80"/>
+              <w:right w:type="dxa" w:w="120"/>
+            </w:tcMar>
+          </w:tcPr>
+          <w:p>
+            <w:pPr>
+              <w:jc w:val="center"/>
+            </w:pPr>
+            <w:r>
+              <w:rPr>
+                <w:b/>
+                <w:bCs/>
+                <w:sz w:val="21"/>
+                <w:szCs w:val="21"/>
+              </w:rPr>
+              <w:t xml:space="preserve">900</w:t>
+            </w:r>
+          </w:p>
+        </w:tc>
+        <w:tc>
+          <w:tcPr>
+            <w:tcW w:type="dxa" w:w="5460"/>
+            <w:tcBorders>
+              <w:top w:val="single" w:color="999999" w:sz="4"/>
+              <w:left w:val="single" w:color="999999" w:sz="4"/>
+              <w:bottom w:val="single" w:color="999999" w:sz="4"/>
+              <w:right w:val="single" w:color="999999" w:sz="4"/>
+            </w:tcBorders>
+            <w:tcMar>
+              <w:top w:type="dxa" w:w="80"/>
+              <w:left w:type="dxa" w:w="120"/>
+              <w:bottom w:type="dxa" w:w="80"/>
+              <w:right w:type="dxa" w:w="120"/>
+            </w:tcMar>
+          </w:tcPr>
+          <w:p>
+            <w:pPr>
+              <w:jc w:val="left"/>
+            </w:pPr>
+            <w:r>
+              <w:rPr>
+                <w:b w:val="false"/>
+                <w:bCs w:val="false"/>
+                <w:sz w:val="21"/>
+                <w:szCs w:val="21"/>
+              </w:rPr>
+              <w:t xml:space="preserve">This president invented a game, played with a six-pound medicine ball over a high net, that still bears his name.</w:t>
+            </w:r>
+          </w:p>
+        </w:tc>
+        <w:tc>
+          <w:tcPr>
+            <w:tcW w:type="dxa" w:w="3000"/>
+            <w:tcBorders>
+              <w:top w:val="single" w:color="999999" w:sz="4"/>
+              <w:left w:val="single" w:color="999999" w:sz="4"/>
+              <w:bottom w:val="single" w:color="999999" w:sz="4"/>
+              <w:right w:val="single" w:color="999999" w:sz="4"/>
+            </w:tcBorders>
+            <w:tcMar>
+              <w:top w:type="dxa" w:w="80"/>
+              <w:left w:type="dxa" w:w="120"/>
+              <w:bottom w:type="dxa" w:w="80"/>
+              <w:right w:type="dxa" w:w="120"/>
+            </w:tcMar>
+          </w:tcPr>
+          <w:p>
+            <w:pPr>
+              <w:jc w:val="left"/>
+            </w:pPr>
+            <w:r>
+              <w:rPr>
+                <w:b w:val="false"/>
+                <w:bCs w:val="false"/>
+                <w:sz w:val="21"/>
+                <w:szCs w:val="21"/>
+              </w:rPr>
+              <w:t xml:space="preserve">Who is Herbert Hoover?</w:t>
+            </w:r>
+          </w:p>
+        </w:tc>
+      </w:tr>
+      <w:tr>
+        <w:trPr>
+          <w:cantSplit/>
+        </w:trPr>
+        <w:tc>
+          <w:tcPr>
+            <w:tcW w:type="dxa" w:w="900"/>
+            <w:tcBorders>
+              <w:top w:val="single" w:color="999999" w:sz="4"/>
+              <w:left w:val="single" w:color="999999" w:sz="4"/>
+              <w:bottom w:val="single" w:color="999999" w:sz="4"/>
+              <w:right w:val="single" w:color="999999" w:sz="4"/>
+            </w:tcBorders>
+            <w:shd w:fill="F2F2F2" w:color="auto" w:val="clear"/>
+            <w:tcMar>
+              <w:top w:type="dxa" w:w="80"/>
+              <w:left w:type="dxa" w:w="120"/>
+              <w:bottom w:type="dxa" w:w="80"/>
+              <w:right w:type="dxa" w:w="120"/>
+            </w:tcMar>
+          </w:tcPr>
+          <w:p>
+            <w:pPr>
+              <w:jc w:val="center"/>
+            </w:pPr>
+            <w:r>
+              <w:rPr>
+                <w:b/>
+                <w:bCs/>
+                <w:sz w:val="21"/>
+                <w:szCs w:val="21"/>
+              </w:rPr>
+              <w:t xml:space="preserve">1000</w:t>
+            </w:r>
+          </w:p>
+        </w:tc>
+        <w:tc>
+          <w:tcPr>
+            <w:tcW w:type="dxa" w:w="5460"/>
+            <w:tcBorders>
+              <w:top w:val="single" w:color="999999" w:sz="4"/>
+              <w:left w:val="single" w:color="999999" w:sz="4"/>
+              <w:bottom w:val="single" w:color="999999" w:sz="4"/>
+              <w:right w:val="single" w:color="999999" w:sz="4"/>
+            </w:tcBorders>
+            <w:shd w:fill="F2F2F2" w:color="auto" w:val="clear"/>
+            <w:tcMar>
+              <w:top w:type="dxa" w:w="80"/>
+              <w:left w:type="dxa" w:w="120"/>
+              <w:bottom w:type="dxa" w:w="80"/>
+              <w:right w:type="dxa" w:w="120"/>
+            </w:tcMar>
+          </w:tcPr>
+          <w:p>
+            <w:pPr>
+              <w:jc w:val="left"/>
+            </w:pPr>
+            <w:r>
+              <w:rPr>
+                <w:b w:val="false"/>
+                <w:bCs w:val="false"/>
+                <w:sz w:val="21"/>
+                <w:szCs w:val="21"/>
+              </w:rPr>
+              <w:t xml:space="preserve">So devoted to golf that he had balls painted black to play in the snow, this president also led the country through World War I.</w:t>
+            </w:r>
+          </w:p>
+        </w:tc>
+        <w:tc>
+          <w:tcPr>
+            <w:tcW w:type="dxa" w:w="3000"/>
+            <w:tcBorders>
+              <w:top w:val="single" w:color="999999" w:sz="4"/>
+              <w:left w:val="single" w:color="999999" w:sz="4"/>
+              <w:bottom w:val="single" w:color="999999" w:sz="4"/>
+              <w:right w:val="single" w:color="999999" w:sz="4"/>
+            </w:tcBorders>
+            <w:shd w:fill="F2F2F2" w:color="auto" w:val="clear"/>
+            <w:tcMar>
+              <w:top w:type="dxa" w:w="80"/>
+              <w:left w:type="dxa" w:w="120"/>
+              <w:bottom w:type="dxa" w:w="80"/>
+              <w:right w:type="dxa" w:w="120"/>
+            </w:tcMar>
+          </w:tcPr>
+          <w:p>
+            <w:pPr>
+              <w:jc w:val="left"/>
+            </w:pPr>
+            <w:r>
+              <w:rPr>
+                <w:b w:val="false"/>
+                <w:bCs w:val="false"/>
+                <w:sz w:val="21"/>
+                <w:szCs w:val="21"/>
+              </w:rPr>
+              <w:t xml:space="preserve">Who is Woodrow Wilson?</w:t>
+            </w:r>
+          </w:p>
+        </w:tc>
+      </w:tr>
+    </w:tbl>
+    <w:p>
+      <w:pPr>
+        <w:pStyle w:val="Heading1"/>
+        <w:pageBreakBefore/>
+      </w:pPr>
+      <w:r>
+        <w:t xml:space="preserve">10. Physics of Signals and RF</w:t>
+      </w:r>
+    </w:p>
+    <w:tbl>
+      <w:tblPr>
+        <w:tblW w:type="dxa" w:w="9360"/>
+        <w:tblBorders>
+          <w:top w:val="single" w:color="auto" w:sz="4"/>
+          <w:left w:val="single" w:color="auto" w:sz="4"/>
+          <w:bottom w:val="single" w:color="auto" w:sz="4"/>
+          <w:right w:val="single" w:color="auto" w:sz="4"/>
+          <w:insideH w:val="single" w:color="auto" w:sz="4"/>
+          <w:insideV w:val="single" w:color="auto" w:sz="4"/>
+        </w:tblBorders>
+      </w:tblPr>
+      <w:tblGrid>
+        <w:gridCol w:w="900"/>
+        <w:gridCol w:w="5460"/>
+        <w:gridCol w:w="3000"/>
+      </w:tblGrid>
+      <w:tr>
+        <w:trPr>
+          <w:tblHeader/>
+        </w:trPr>
+        <w:tc>
+          <w:tcPr>
+            <w:tcW w:type="dxa" w:w="900"/>
+            <w:tcBorders>
+              <w:top w:val="single" w:color="999999" w:sz="4"/>
+              <w:left w:val="single" w:color="999999" w:sz="4"/>
+              <w:bottom w:val="single" w:color="999999" w:sz="4"/>
+              <w:right w:val="single" w:color="999999" w:sz="4"/>
+            </w:tcBorders>
+            <w:shd w:fill="1F3864" w:color="auto" w:val="clear"/>
+            <w:tcMar>
+              <w:top w:type="dxa" w:w="80"/>
+              <w:left w:type="dxa" w:w="120"/>
+              <w:bottom w:type="dxa" w:w="80"/>
+              <w:right w:type="dxa" w:w="120"/>
+            </w:tcMar>
+          </w:tcPr>
+          <w:p>
+            <w:pPr>
+              <w:jc w:val="left"/>
+            </w:pPr>
+            <w:r>
+              <w:rPr>
+                <w:b/>
+                <w:bCs/>
+                <w:color w:val="FFFFFF"/>
+                <w:sz w:val="21"/>
+                <w:szCs w:val="21"/>
+              </w:rPr>
+              <w:t xml:space="preserve">Value</w:t>
+            </w:r>
+          </w:p>
+        </w:tc>
+        <w:tc>
+          <w:tcPr>
+            <w:tcW w:type="dxa" w:w="5460"/>
+            <w:tcBorders>
+              <w:top w:val="single" w:color="999999" w:sz="4"/>
+              <w:left w:val="single" w:color="999999" w:sz="4"/>
+              <w:bottom w:val="single" w:color="999999" w:sz="4"/>
+              <w:right w:val="single" w:color="999999" w:sz="4"/>
+            </w:tcBorders>
+            <w:shd w:fill="1F3864" w:color="auto" w:val="clear"/>
+            <w:tcMar>
+              <w:top w:type="dxa" w:w="80"/>
+              <w:left w:type="dxa" w:w="120"/>
+              <w:bottom w:type="dxa" w:w="80"/>
+              <w:right w:type="dxa" w:w="120"/>
+            </w:tcMar>
+          </w:tcPr>
+          <w:p>
+            <w:pPr>
+              <w:jc w:val="left"/>
+            </w:pPr>
+            <w:r>
+              <w:rPr>
+                <w:b/>
+                <w:bCs/>
+                <w:color w:val="FFFFFF"/>
+                <w:sz w:val="21"/>
+                <w:szCs w:val="21"/>
+              </w:rPr>
+              <w:t xml:space="preserve">Clue</w:t>
+            </w:r>
+          </w:p>
+        </w:tc>
+        <w:tc>
+          <w:tcPr>
+            <w:tcW w:type="dxa" w:w="3000"/>
+            <w:tcBorders>
+              <w:top w:val="single" w:color="999999" w:sz="4"/>
+              <w:left w:val="single" w:color="999999" w:sz="4"/>
+              <w:bottom w:val="single" w:color="999999" w:sz="4"/>
+              <w:right w:val="single" w:color="999999" w:sz="4"/>
+            </w:tcBorders>
+            <w:shd w:fill="1F3864" w:color="auto" w:val="clear"/>
+            <w:tcMar>
+              <w:top w:type="dxa" w:w="80"/>
+              <w:left w:type="dxa" w:w="120"/>
+              <w:bottom w:type="dxa" w:w="80"/>
+              <w:right w:type="dxa" w:w="120"/>
+            </w:tcMar>
+          </w:tcPr>
+          <w:p>
+            <w:pPr>
+              <w:jc w:val="left"/>
+            </w:pPr>
+            <w:r>
+              <w:rPr>
+                <w:b/>
+                <w:bCs/>
+                <w:color w:val="FFFFFF"/>
+                <w:sz w:val="21"/>
+                <w:szCs w:val="21"/>
+              </w:rPr>
+              <w:t xml:space="preserve">Response</w:t>
+            </w:r>
+          </w:p>
+        </w:tc>
+      </w:tr>
+      <w:tr>
+        <w:trPr>
+          <w:cantSplit/>
+        </w:trPr>
+        <w:tc>
+          <w:tcPr>
+            <w:tcW w:type="dxa" w:w="900"/>
+            <w:tcBorders>
+              <w:top w:val="single" w:color="999999" w:sz="4"/>
+              <w:left w:val="single" w:color="999999" w:sz="4"/>
+              <w:bottom w:val="single" w:color="999999" w:sz="4"/>
+              <w:right w:val="single" w:color="999999" w:sz="4"/>
+            </w:tcBorders>
+            <w:tcMar>
+              <w:top w:type="dxa" w:w="80"/>
+              <w:left w:type="dxa" w:w="120"/>
+              <w:bottom w:type="dxa" w:w="80"/>
+              <w:right w:type="dxa" w:w="120"/>
+            </w:tcMar>
+          </w:tcPr>
+          <w:p>
+            <w:pPr>
+              <w:jc w:val="center"/>
+            </w:pPr>
+            <w:r>
+              <w:rPr>
+                <w:b/>
+                <w:bCs/>
+                <w:sz w:val="21"/>
+                <w:szCs w:val="21"/>
+              </w:rPr>
+              <w:t xml:space="preserve">100</w:t>
+            </w:r>
+          </w:p>
+        </w:tc>
+        <w:tc>
+          <w:tcPr>
+            <w:tcW w:type="dxa" w:w="5460"/>
+            <w:tcBorders>
+              <w:top w:val="single" w:color="999999" w:sz="4"/>
+              <w:left w:val="single" w:color="999999" w:sz="4"/>
+              <w:bottom w:val="single" w:color="999999" w:sz="4"/>
+              <w:right w:val="single" w:color="999999" w:sz="4"/>
+            </w:tcBorders>
+            <w:tcMar>
+              <w:top w:type="dxa" w:w="80"/>
+              <w:left w:type="dxa" w:w="120"/>
+              <w:bottom w:type="dxa" w:w="80"/>
+              <w:right w:type="dxa" w:w="120"/>
+            </w:tcMar>
+          </w:tcPr>
+          <w:p>
+            <w:pPr>
+              <w:jc w:val="left"/>
+            </w:pPr>
+            <w:r>
+              <w:rPr>
+                <w:b w:val="false"/>
+                <w:bCs w:val="false"/>
+                <w:sz w:val="21"/>
+                <w:szCs w:val="21"/>
+              </w:rPr>
+              <w:t xml:space="preserve">The unit of frequency, one cycle per second, is named for this German physicist.</w:t>
+            </w:r>
+          </w:p>
+        </w:tc>
+        <w:tc>
+          <w:tcPr>
+            <w:tcW w:type="dxa" w:w="3000"/>
+            <w:tcBorders>
+              <w:top w:val="single" w:color="999999" w:sz="4"/>
+              <w:left w:val="single" w:color="999999" w:sz="4"/>
+              <w:bottom w:val="single" w:color="999999" w:sz="4"/>
+              <w:right w:val="single" w:color="999999" w:sz="4"/>
+            </w:tcBorders>
+            <w:tcMar>
+              <w:top w:type="dxa" w:w="80"/>
+              <w:left w:type="dxa" w:w="120"/>
+              <w:bottom w:type="dxa" w:w="80"/>
+              <w:right w:type="dxa" w:w="120"/>
+            </w:tcMar>
+          </w:tcPr>
+          <w:p>
+            <w:pPr>
+              <w:jc w:val="left"/>
+            </w:pPr>
+            <w:r>
+              <w:rPr>
+                <w:b w:val="false"/>
+                <w:bCs w:val="false"/>
+                <w:sz w:val="21"/>
+                <w:szCs w:val="21"/>
+              </w:rPr>
+              <w:t xml:space="preserve">Who is Hertz?</w:t>
+            </w:r>
+          </w:p>
+        </w:tc>
+      </w:tr>
+      <w:tr>
+        <w:trPr>
+          <w:cantSplit/>
+        </w:trPr>
+        <w:tc>
+          <w:tcPr>
+            <w:tcW w:type="dxa" w:w="900"/>
+            <w:tcBorders>
+              <w:top w:val="single" w:color="999999" w:sz="4"/>
+              <w:left w:val="single" w:color="999999" w:sz="4"/>
+              <w:bottom w:val="single" w:color="999999" w:sz="4"/>
+              <w:right w:val="single" w:color="999999" w:sz="4"/>
+            </w:tcBorders>
+            <w:shd w:fill="F2F2F2" w:color="auto" w:val="clear"/>
+            <w:tcMar>
+              <w:top w:type="dxa" w:w="80"/>
+              <w:left w:type="dxa" w:w="120"/>
+              <w:bottom w:type="dxa" w:w="80"/>
+              <w:right w:type="dxa" w:w="120"/>
+            </w:tcMar>
+          </w:tcPr>
+          <w:p>
+            <w:pPr>
+              <w:jc w:val="center"/>
+            </w:pPr>
+            <w:r>
+              <w:rPr>
+                <w:b/>
+                <w:bCs/>
+                <w:sz w:val="21"/>
+                <w:szCs w:val="21"/>
+              </w:rPr>
+              <w:t xml:space="preserve">200</w:t>
+            </w:r>
+          </w:p>
+        </w:tc>
+        <w:tc>
+          <w:tcPr>
+            <w:tcW w:type="dxa" w:w="5460"/>
+            <w:tcBorders>
+              <w:top w:val="single" w:color="999999" w:sz="4"/>
+              <w:left w:val="single" w:color="999999" w:sz="4"/>
+              <w:bottom w:val="single" w:color="999999" w:sz="4"/>
+              <w:right w:val="single" w:color="999999" w:sz="4"/>
+            </w:tcBorders>
+            <w:shd w:fill="F2F2F2" w:color="auto" w:val="clear"/>
+            <w:tcMar>
+              <w:top w:type="dxa" w:w="80"/>
+              <w:left w:type="dxa" w:w="120"/>
+              <w:bottom w:type="dxa" w:w="80"/>
+              <w:right w:type="dxa" w:w="120"/>
+            </w:tcMar>
+          </w:tcPr>
+          <w:p>
+            <w:pPr>
+              <w:jc w:val="left"/>
+            </w:pPr>
+            <w:r>
+              <w:rPr>
+                <w:b w:val="false"/>
+                <w:bCs w:val="false"/>
+                <w:sz w:val="21"/>
+                <w:szCs w:val="21"/>
+              </w:rPr>
+              <w:t xml:space="preserve">AM radio varies a carrier wave's amplitude; FM varies this.</w:t>
+            </w:r>
+          </w:p>
+        </w:tc>
+        <w:tc>
+          <w:tcPr>
+            <w:tcW w:type="dxa" w:w="3000"/>
+            <w:tcBorders>
+              <w:top w:val="single" w:color="999999" w:sz="4"/>
+              <w:left w:val="single" w:color="999999" w:sz="4"/>
+              <w:bottom w:val="single" w:color="999999" w:sz="4"/>
+              <w:right w:val="single" w:color="999999" w:sz="4"/>
+            </w:tcBorders>
+            <w:shd w:fill="F2F2F2" w:color="auto" w:val="clear"/>
+            <w:tcMar>
+              <w:top w:type="dxa" w:w="80"/>
+              <w:left w:type="dxa" w:w="120"/>
+              <w:bottom w:type="dxa" w:w="80"/>
+              <w:right w:type="dxa" w:w="120"/>
+            </w:tcMar>
+          </w:tcPr>
+          <w:p>
+            <w:pPr>
+              <w:jc w:val="left"/>
+            </w:pPr>
+            <w:r>
+              <w:rPr>
+                <w:b w:val="false"/>
+                <w:bCs w:val="false"/>
+                <w:sz w:val="21"/>
+                <w:szCs w:val="21"/>
+              </w:rPr>
+              <w:t xml:space="preserve">What is frequency?</w:t>
+            </w:r>
+          </w:p>
+        </w:tc>
+      </w:tr>
+      <w:tr>
+        <w:trPr>
+          <w:cantSplit/>
+        </w:trPr>
+        <w:tc>
+          <w:tcPr>
+            <w:tcW w:type="dxa" w:w="900"/>
+            <w:tcBorders>
+              <w:top w:val="single" w:color="999999" w:sz="4"/>
+              <w:left w:val="single" w:color="999999" w:sz="4"/>
+              <w:bottom w:val="single" w:color="999999" w:sz="4"/>
+              <w:right w:val="single" w:color="999999" w:sz="4"/>
+            </w:tcBorders>
+            <w:tcMar>
+              <w:top w:type="dxa" w:w="80"/>
+              <w:left w:type="dxa" w:w="120"/>
+              <w:bottom w:type="dxa" w:w="80"/>
+              <w:right w:type="dxa" w:w="120"/>
+            </w:tcMar>
+          </w:tcPr>
+          <w:p>
+            <w:pPr>
+              <w:jc w:val="center"/>
+            </w:pPr>
+            <w:r>
+              <w:rPr>
+                <w:b/>
+                <w:bCs/>
+                <w:sz w:val="21"/>
+                <w:szCs w:val="21"/>
+              </w:rPr>
+              <w:t xml:space="preserve">300</w:t>
+            </w:r>
+          </w:p>
+        </w:tc>
+        <w:tc>
+          <w:tcPr>
+            <w:tcW w:type="dxa" w:w="5460"/>
+            <w:tcBorders>
+              <w:top w:val="single" w:color="999999" w:sz="4"/>
+              <w:left w:val="single" w:color="999999" w:sz="4"/>
+              <w:bottom w:val="single" w:color="999999" w:sz="4"/>
+              <w:right w:val="single" w:color="999999" w:sz="4"/>
+            </w:tcBorders>
+            <w:tcMar>
+              <w:top w:type="dxa" w:w="80"/>
+              <w:left w:type="dxa" w:w="120"/>
+              <w:bottom w:type="dxa" w:w="80"/>
+              <w:right w:type="dxa" w:w="120"/>
+            </w:tcMar>
+          </w:tcPr>
+          <w:p>
+            <w:pPr>
+              <w:jc w:val="left"/>
+            </w:pPr>
+            <w:r>
+              <w:rPr>
+                <w:b w:val="false"/>
+                <w:bCs w:val="false"/>
+                <w:sz w:val="21"/>
+                <w:szCs w:val="21"/>
+              </w:rPr>
+              <w:t xml:space="preserve">As a radio signal's frequency goes up, this property, measured in meters, gets shorter.</w:t>
+            </w:r>
+          </w:p>
+        </w:tc>
+        <w:tc>
+          <w:tcPr>
+            <w:tcW w:type="dxa" w:w="3000"/>
+            <w:tcBorders>
+              <w:top w:val="single" w:color="999999" w:sz="4"/>
+              <w:left w:val="single" w:color="999999" w:sz="4"/>
+              <w:bottom w:val="single" w:color="999999" w:sz="4"/>
+              <w:right w:val="single" w:color="999999" w:sz="4"/>
+            </w:tcBorders>
+            <w:tcMar>
+              <w:top w:type="dxa" w:w="80"/>
+              <w:left w:type="dxa" w:w="120"/>
+              <w:bottom w:type="dxa" w:w="80"/>
+              <w:right w:type="dxa" w:w="120"/>
+            </w:tcMar>
+          </w:tcPr>
+          <w:p>
+            <w:pPr>
+              <w:jc w:val="left"/>
+            </w:pPr>
+            <w:r>
+              <w:rPr>
+                <w:b w:val="false"/>
+                <w:bCs w:val="false"/>
+                <w:sz w:val="21"/>
+                <w:szCs w:val="21"/>
+              </w:rPr>
+              <w:t xml:space="preserve">What is wavelength?</w:t>
+            </w:r>
+          </w:p>
+        </w:tc>
+      </w:tr>
+      <w:tr>
+        <w:trPr>
+          <w:cantSplit/>
+        </w:trPr>
+        <w:tc>
+          <w:tcPr>
+            <w:tcW w:type="dxa" w:w="900"/>
+            <w:tcBorders>
+              <w:top w:val="single" w:color="999999" w:sz="4"/>
+              <w:left w:val="single" w:color="999999" w:sz="4"/>
+              <w:bottom w:val="single" w:color="999999" w:sz="4"/>
+              <w:right w:val="single" w:color="999999" w:sz="4"/>
+            </w:tcBorders>
+            <w:shd w:fill="F2F2F2" w:color="auto" w:val="clear"/>
+            <w:tcMar>
+              <w:top w:type="dxa" w:w="80"/>
+              <w:left w:type="dxa" w:w="120"/>
+              <w:bottom w:type="dxa" w:w="80"/>
+              <w:right w:type="dxa" w:w="120"/>
+            </w:tcMar>
+          </w:tcPr>
+          <w:p>
+            <w:pPr>
+              <w:jc w:val="center"/>
+            </w:pPr>
+            <w:r>
+              <w:rPr>
+                <w:b/>
+                <w:bCs/>
+                <w:sz w:val="21"/>
+                <w:szCs w:val="21"/>
+              </w:rPr>
+              <w:t xml:space="preserve">400</w:t>
+            </w:r>
+          </w:p>
+        </w:tc>
+        <w:tc>
+          <w:tcPr>
+            <w:tcW w:type="dxa" w:w="5460"/>
+            <w:tcBorders>
+              <w:top w:val="single" w:color="999999" w:sz="4"/>
+              <w:left w:val="single" w:color="999999" w:sz="4"/>
+              <w:bottom w:val="single" w:color="999999" w:sz="4"/>
+              <w:right w:val="single" w:color="999999" w:sz="4"/>
+            </w:tcBorders>
+            <w:shd w:fill="F2F2F2" w:color="auto" w:val="clear"/>
+            <w:tcMar>
+              <w:top w:type="dxa" w:w="80"/>
+              <w:left w:type="dxa" w:w="120"/>
+              <w:bottom w:type="dxa" w:w="80"/>
+              <w:right w:type="dxa" w:w="120"/>
+            </w:tcMar>
+          </w:tcPr>
+          <w:p>
+            <w:pPr>
+              <w:jc w:val="left"/>
+            </w:pPr>
+            <w:r>
+              <w:rPr>
+                <w:b w:val="false"/>
+                <w:bCs w:val="false"/>
+                <w:sz w:val="21"/>
+                <w:szCs w:val="21"/>
+              </w:rPr>
+              <w:t xml:space="preserve">Radio waves travel through a vacuum at this speed, about 300,000 kilometers per second.</w:t>
+            </w:r>
+          </w:p>
+        </w:tc>
+        <w:tc>
+          <w:tcPr>
+            <w:tcW w:type="dxa" w:w="3000"/>
+            <w:tcBorders>
+              <w:top w:val="single" w:color="999999" w:sz="4"/>
+              <w:left w:val="single" w:color="999999" w:sz="4"/>
+              <w:bottom w:val="single" w:color="999999" w:sz="4"/>
+              <w:right w:val="single" w:color="999999" w:sz="4"/>
+            </w:tcBorders>
+            <w:shd w:fill="F2F2F2" w:color="auto" w:val="clear"/>
+            <w:tcMar>
+              <w:top w:type="dxa" w:w="80"/>
+              <w:left w:type="dxa" w:w="120"/>
+              <w:bottom w:type="dxa" w:w="80"/>
+              <w:right w:type="dxa" w:w="120"/>
+            </w:tcMar>
+          </w:tcPr>
+          <w:p>
+            <w:pPr>
+              <w:jc w:val="left"/>
+            </w:pPr>
+            <w:r>
+              <w:rPr>
+                <w:b w:val="false"/>
+                <w:bCs w:val="false"/>
+                <w:sz w:val="21"/>
+                <w:szCs w:val="21"/>
+              </w:rPr>
+              <w:t xml:space="preserve">What is the speed of light?</w:t>
+            </w:r>
+          </w:p>
+        </w:tc>
+      </w:tr>
+      <w:tr>
+        <w:trPr>
+          <w:cantSplit/>
+        </w:trPr>
+        <w:tc>
+          <w:tcPr>
+            <w:tcW w:type="dxa" w:w="900"/>
+            <w:tcBorders>
+              <w:top w:val="single" w:color="999999" w:sz="4"/>
+              <w:left w:val="single" w:color="999999" w:sz="4"/>
+              <w:bottom w:val="single" w:color="999999" w:sz="4"/>
+              <w:right w:val="single" w:color="999999" w:sz="4"/>
+            </w:tcBorders>
+            <w:tcMar>
+              <w:top w:type="dxa" w:w="80"/>
+              <w:left w:type="dxa" w:w="120"/>
+              <w:bottom w:type="dxa" w:w="80"/>
+              <w:right w:type="dxa" w:w="120"/>
+            </w:tcMar>
+          </w:tcPr>
+          <w:p>
+            <w:pPr>
+              <w:jc w:val="center"/>
+            </w:pPr>
+            <w:r>
+              <w:rPr>
+                <w:b/>
+                <w:bCs/>
+                <w:sz w:val="21"/>
+                <w:szCs w:val="21"/>
+              </w:rPr>
+              <w:t xml:space="preserve">500</w:t>
+            </w:r>
+          </w:p>
+        </w:tc>
+        <w:tc>
+          <w:tcPr>
+            <w:tcW w:type="dxa" w:w="5460"/>
+            <w:tcBorders>
+              <w:top w:val="single" w:color="999999" w:sz="4"/>
+              <w:left w:val="single" w:color="999999" w:sz="4"/>
+              <w:bottom w:val="single" w:color="999999" w:sz="4"/>
+              <w:right w:val="single" w:color="999999" w:sz="4"/>
+            </w:tcBorders>
+            <w:tcMar>
+              <w:top w:type="dxa" w:w="80"/>
+              <w:left w:type="dxa" w:w="120"/>
+              <w:bottom w:type="dxa" w:w="80"/>
+              <w:right w:type="dxa" w:w="120"/>
+            </w:tcMar>
+          </w:tcPr>
+          <w:p>
+            <w:pPr>
+              <w:jc w:val="left"/>
+            </w:pPr>
+            <w:r>
+              <w:rPr>
+                <w:b w:val="false"/>
+                <w:bCs w:val="false"/>
+                <w:sz w:val="21"/>
+                <w:szCs w:val="21"/>
+              </w:rPr>
+              <w:t xml:space="preserve">Abbreviated SNR, this ratio compares the strength of a desired signal to the background.</w:t>
+            </w:r>
+          </w:p>
+        </w:tc>
+        <w:tc>
+          <w:tcPr>
+            <w:tcW w:type="dxa" w:w="3000"/>
+            <w:tcBorders>
+              <w:top w:val="single" w:color="999999" w:sz="4"/>
+              <w:left w:val="single" w:color="999999" w:sz="4"/>
+              <w:bottom w:val="single" w:color="999999" w:sz="4"/>
+              <w:right w:val="single" w:color="999999" w:sz="4"/>
+            </w:tcBorders>
+            <w:tcMar>
+              <w:top w:type="dxa" w:w="80"/>
+              <w:left w:type="dxa" w:w="120"/>
+              <w:bottom w:type="dxa" w:w="80"/>
+              <w:right w:type="dxa" w:w="120"/>
+            </w:tcMar>
+          </w:tcPr>
+          <w:p>
+            <w:pPr>
+              <w:jc w:val="left"/>
+            </w:pPr>
+            <w:r>
+              <w:rPr>
+                <w:b w:val="false"/>
+                <w:bCs w:val="false"/>
+                <w:sz w:val="21"/>
+                <w:szCs w:val="21"/>
+              </w:rPr>
+              <w:t xml:space="preserve">What is signal-to-noise ratio?</w:t>
+            </w:r>
+          </w:p>
+        </w:tc>
+      </w:tr>
+      <w:tr>
+        <w:trPr>
+          <w:cantSplit/>
+        </w:trPr>
+        <w:tc>
+          <w:tcPr>
+            <w:tcW w:type="dxa" w:w="900"/>
+            <w:tcBorders>
+              <w:top w:val="single" w:color="999999" w:sz="4"/>
+              <w:left w:val="single" w:color="999999" w:sz="4"/>
+              <w:bottom w:val="single" w:color="999999" w:sz="4"/>
+              <w:right w:val="single" w:color="999999" w:sz="4"/>
+            </w:tcBorders>
+            <w:shd w:fill="F2F2F2" w:color="auto" w:val="clear"/>
+            <w:tcMar>
+              <w:top w:type="dxa" w:w="80"/>
+              <w:left w:type="dxa" w:w="120"/>
+              <w:bottom w:type="dxa" w:w="80"/>
+              <w:right w:type="dxa" w:w="120"/>
+            </w:tcMar>
+          </w:tcPr>
+          <w:p>
+            <w:pPr>
+              <w:jc w:val="center"/>
+            </w:pPr>
+            <w:r>
+              <w:rPr>
+                <w:b/>
+                <w:bCs/>
+                <w:sz w:val="21"/>
+                <w:szCs w:val="21"/>
+              </w:rPr>
+              <w:t xml:space="preserve">600</w:t>
+            </w:r>
+          </w:p>
+        </w:tc>
+        <w:tc>
+          <w:tcPr>
+            <w:tcW w:type="dxa" w:w="5460"/>
+            <w:tcBorders>
+              <w:top w:val="single" w:color="999999" w:sz="4"/>
+              <w:left w:val="single" w:color="999999" w:sz="4"/>
+              <w:bottom w:val="single" w:color="999999" w:sz="4"/>
+              <w:right w:val="single" w:color="999999" w:sz="4"/>
+            </w:tcBorders>
+            <w:shd w:fill="F2F2F2" w:color="auto" w:val="clear"/>
+            <w:tcMar>
+              <w:top w:type="dxa" w:w="80"/>
+              <w:left w:type="dxa" w:w="120"/>
+              <w:bottom w:type="dxa" w:w="80"/>
+              <w:right w:type="dxa" w:w="120"/>
+            </w:tcMar>
+          </w:tcPr>
+          <w:p>
+            <w:pPr>
+              <w:jc w:val="left"/>
+            </w:pPr>
+            <w:r>
+              <w:rPr>
+                <w:b w:val="false"/>
+                <w:bCs w:val="false"/>
+                <w:sz w:val="21"/>
+                <w:szCs w:val="21"/>
+              </w:rPr>
+              <w:t xml:space="preserve">On the decibel scale, a gain of 3 dB means power has changed by roughly this factor.</w:t>
+            </w:r>
+          </w:p>
+        </w:tc>
+        <w:tc>
+          <w:tcPr>
+            <w:tcW w:type="dxa" w:w="3000"/>
+            <w:tcBorders>
+              <w:top w:val="single" w:color="999999" w:sz="4"/>
+              <w:left w:val="single" w:color="999999" w:sz="4"/>
+              <w:bottom w:val="single" w:color="999999" w:sz="4"/>
+              <w:right w:val="single" w:color="999999" w:sz="4"/>
+            </w:tcBorders>
+            <w:shd w:fill="F2F2F2" w:color="auto" w:val="clear"/>
+            <w:tcMar>
+              <w:top w:type="dxa" w:w="80"/>
+              <w:left w:type="dxa" w:w="120"/>
+              <w:bottom w:type="dxa" w:w="80"/>
+              <w:right w:type="dxa" w:w="120"/>
+            </w:tcMar>
+          </w:tcPr>
+          <w:p>
+            <w:pPr>
+              <w:jc w:val="left"/>
+            </w:pPr>
+            <w:r>
+              <w:rPr>
+                <w:b w:val="false"/>
+                <w:bCs w:val="false"/>
+                <w:sz w:val="21"/>
+                <w:szCs w:val="21"/>
+              </w:rPr>
+              <w:t xml:space="preserve">What is doubled (a factor of two)?</w:t>
+            </w:r>
+          </w:p>
+        </w:tc>
+      </w:tr>
+      <w:tr>
+        <w:trPr>
+          <w:cantSplit/>
+        </w:trPr>
+        <w:tc>
+          <w:tcPr>
+            <w:tcW w:type="dxa" w:w="900"/>
+            <w:tcBorders>
+              <w:top w:val="single" w:color="999999" w:sz="4"/>
+              <w:left w:val="single" w:color="999999" w:sz="4"/>
+              <w:bottom w:val="single" w:color="999999" w:sz="4"/>
+              <w:right w:val="single" w:color="999999" w:sz="4"/>
+            </w:tcBorders>
+            <w:tcMar>
+              <w:top w:type="dxa" w:w="80"/>
+              <w:left w:type="dxa" w:w="120"/>
+              <w:bottom w:type="dxa" w:w="80"/>
+              <w:right w:type="dxa" w:w="120"/>
+            </w:tcMar>
+          </w:tcPr>
+          <w:p>
+            <w:pPr>
+              <w:jc w:val="center"/>
+            </w:pPr>
+            <w:r>
+              <w:rPr>
+                <w:b/>
+                <w:bCs/>
+                <w:sz w:val="21"/>
+                <w:szCs w:val="21"/>
+              </w:rPr>
+              <w:t xml:space="preserve">700</w:t>
+            </w:r>
+          </w:p>
+        </w:tc>
+        <w:tc>
+          <w:tcPr>
+            <w:tcW w:type="dxa" w:w="5460"/>
+            <w:tcBorders>
+              <w:top w:val="single" w:color="999999" w:sz="4"/>
+              <w:left w:val="single" w:color="999999" w:sz="4"/>
+              <w:bottom w:val="single" w:color="999999" w:sz="4"/>
+              <w:right w:val="single" w:color="999999" w:sz="4"/>
+            </w:tcBorders>
+            <w:tcMar>
+              <w:top w:type="dxa" w:w="80"/>
+              <w:left w:type="dxa" w:w="120"/>
+              <w:bottom w:type="dxa" w:w="80"/>
+              <w:right w:type="dxa" w:w="120"/>
+            </w:tcMar>
+          </w:tcPr>
+          <w:p>
+            <w:pPr>
+              <w:jc w:val="left"/>
+            </w:pPr>
+            <w:r>
+              <w:rPr>
+                <w:b w:val="false"/>
+                <w:bCs w:val="false"/>
+                <w:sz w:val="21"/>
+                <w:szCs w:val="21"/>
+              </w:rPr>
+              <w:t xml:space="preserve">The "F" in FFT, the algorithm that converts a signal from the time domain to the frequency domain.</w:t>
+            </w:r>
+          </w:p>
+        </w:tc>
+        <w:tc>
+          <w:tcPr>
+            <w:tcW w:type="dxa" w:w="3000"/>
+            <w:tcBorders>
+              <w:top w:val="single" w:color="999999" w:sz="4"/>
+              <w:left w:val="single" w:color="999999" w:sz="4"/>
+              <w:bottom w:val="single" w:color="999999" w:sz="4"/>
+              <w:right w:val="single" w:color="999999" w:sz="4"/>
+            </w:tcBorders>
+            <w:tcMar>
+              <w:top w:type="dxa" w:w="80"/>
+              <w:left w:type="dxa" w:w="120"/>
+              <w:bottom w:type="dxa" w:w="80"/>
+              <w:right w:type="dxa" w:w="120"/>
+            </w:tcMar>
+          </w:tcPr>
+          <w:p>
+            <w:pPr>
+              <w:jc w:val="left"/>
+            </w:pPr>
+            <w:r>
+              <w:rPr>
+                <w:b w:val="false"/>
+                <w:bCs w:val="false"/>
+                <w:sz w:val="21"/>
+                <w:szCs w:val="21"/>
+              </w:rPr>
+              <w:t xml:space="preserve">What is Fourier?</w:t>
+            </w:r>
+          </w:p>
+        </w:tc>
+      </w:tr>
+      <w:tr>
+        <w:trPr>
+          <w:cantSplit/>
+        </w:trPr>
+        <w:tc>
+          <w:tcPr>
+            <w:tcW w:type="dxa" w:w="900"/>
+            <w:tcBorders>
+              <w:top w:val="single" w:color="999999" w:sz="4"/>
+              <w:left w:val="single" w:color="999999" w:sz="4"/>
+              <w:bottom w:val="single" w:color="999999" w:sz="4"/>
+              <w:right w:val="single" w:color="999999" w:sz="4"/>
+            </w:tcBorders>
+            <w:shd w:fill="F2F2F2" w:color="auto" w:val="clear"/>
+            <w:tcMar>
+              <w:top w:type="dxa" w:w="80"/>
+              <w:left w:type="dxa" w:w="120"/>
+              <w:bottom w:type="dxa" w:w="80"/>
+              <w:right w:type="dxa" w:w="120"/>
+            </w:tcMar>
+          </w:tcPr>
+          <w:p>
+            <w:pPr>
+              <w:jc w:val="center"/>
+            </w:pPr>
+            <w:r>
+              <w:rPr>
+                <w:b/>
+                <w:bCs/>
+                <w:sz w:val="21"/>
+                <w:szCs w:val="21"/>
+              </w:rPr>
+              <w:t xml:space="preserve">800</w:t>
+            </w:r>
+          </w:p>
+        </w:tc>
+        <w:tc>
+          <w:tcPr>
+            <w:tcW w:type="dxa" w:w="5460"/>
+            <w:tcBorders>
+              <w:top w:val="single" w:color="999999" w:sz="4"/>
+              <w:left w:val="single" w:color="999999" w:sz="4"/>
+              <w:bottom w:val="single" w:color="999999" w:sz="4"/>
+              <w:right w:val="single" w:color="999999" w:sz="4"/>
+            </w:tcBorders>
+            <w:shd w:fill="F2F2F2" w:color="auto" w:val="clear"/>
+            <w:tcMar>
+              <w:top w:type="dxa" w:w="80"/>
+              <w:left w:type="dxa" w:w="120"/>
+              <w:bottom w:type="dxa" w:w="80"/>
+              <w:right w:type="dxa" w:w="120"/>
+            </w:tcMar>
+          </w:tcPr>
+          <w:p>
+            <w:pPr>
+              <w:jc w:val="left"/>
+            </w:pPr>
+            <w:r>
+              <w:rPr>
+                <w:b w:val="false"/>
+                <w:bCs w:val="false"/>
+                <w:sz w:val="21"/>
+                <w:szCs w:val="21"/>
+              </w:rPr>
+              <w:t xml:space="preserve">To reconstruct a signal without aliasing, you must sample at least twice its highest frequency, according to this theorem.</w:t>
+            </w:r>
+          </w:p>
+        </w:tc>
+        <w:tc>
+          <w:tcPr>
+            <w:tcW w:type="dxa" w:w="3000"/>
+            <w:tcBorders>
+              <w:top w:val="single" w:color="999999" w:sz="4"/>
+              <w:left w:val="single" w:color="999999" w:sz="4"/>
+              <w:bottom w:val="single" w:color="999999" w:sz="4"/>
+              <w:right w:val="single" w:color="999999" w:sz="4"/>
+            </w:tcBorders>
+            <w:shd w:fill="F2F2F2" w:color="auto" w:val="clear"/>
+            <w:tcMar>
+              <w:top w:type="dxa" w:w="80"/>
+              <w:left w:type="dxa" w:w="120"/>
+              <w:bottom w:type="dxa" w:w="80"/>
+              <w:right w:type="dxa" w:w="120"/>
+            </w:tcMar>
+          </w:tcPr>
+          <w:p>
+            <w:pPr>
+              <w:jc w:val="left"/>
+            </w:pPr>
+            <w:r>
+              <w:rPr>
+                <w:b w:val="false"/>
+                <w:bCs w:val="false"/>
+                <w:sz w:val="21"/>
+                <w:szCs w:val="21"/>
+              </w:rPr>
+              <w:t xml:space="preserve">What is the Nyquist theorem (Nyquist-Shannon sampling theorem)?</w:t>
+            </w:r>
+          </w:p>
+        </w:tc>
+      </w:tr>
+      <w:tr>
+        <w:trPr>
+          <w:cantSplit/>
+        </w:trPr>
+        <w:tc>
+          <w:tcPr>
+            <w:tcW w:type="dxa" w:w="900"/>
+            <w:tcBorders>
+              <w:top w:val="single" w:color="999999" w:sz="4"/>
+              <w:left w:val="single" w:color="999999" w:sz="4"/>
+              <w:bottom w:val="single" w:color="999999" w:sz="4"/>
+              <w:right w:val="single" w:color="999999" w:sz="4"/>
+            </w:tcBorders>
+            <w:tcMar>
+              <w:top w:type="dxa" w:w="80"/>
+              <w:left w:type="dxa" w:w="120"/>
+              <w:bottom w:type="dxa" w:w="80"/>
+              <w:right w:type="dxa" w:w="120"/>
+            </w:tcMar>
+          </w:tcPr>
+          <w:p>
+            <w:pPr>
+              <w:jc w:val="center"/>
+            </w:pPr>
+            <w:r>
+              <w:rPr>
+                <w:b/>
+                <w:bCs/>
+                <w:sz w:val="21"/>
+                <w:szCs w:val="21"/>
+              </w:rPr>
+              <w:t xml:space="preserve">900</w:t>
+            </w:r>
+          </w:p>
+        </w:tc>
+        <w:tc>
+          <w:tcPr>
+            <w:tcW w:type="dxa" w:w="5460"/>
+            <w:tcBorders>
+              <w:top w:val="single" w:color="999999" w:sz="4"/>
+              <w:left w:val="single" w:color="999999" w:sz="4"/>
+              <w:bottom w:val="single" w:color="999999" w:sz="4"/>
+              <w:right w:val="single" w:color="999999" w:sz="4"/>
+            </w:tcBorders>
+            <w:tcMar>
+              <w:top w:type="dxa" w:w="80"/>
+              <w:left w:type="dxa" w:w="120"/>
+              <w:bottom w:type="dxa" w:w="80"/>
+              <w:right w:type="dxa" w:w="120"/>
+            </w:tcMar>
+          </w:tcPr>
+          <w:p>
+            <w:pPr>
+              <w:jc w:val="left"/>
+            </w:pPr>
+            <w:r>
+              <w:rPr>
+                <w:b w:val="false"/>
+                <w:bCs w:val="false"/>
+                <w:sz w:val="21"/>
+                <w:szCs w:val="21"/>
+              </w:rPr>
+              <w:t xml:space="preserve">Coaxial cable and most RF equipment are matched to 50 ohms of this property to avoid reflections.</w:t>
+            </w:r>
+          </w:p>
+        </w:tc>
+        <w:tc>
+          <w:tcPr>
+            <w:tcW w:type="dxa" w:w="3000"/>
+            <w:tcBorders>
+              <w:top w:val="single" w:color="999999" w:sz="4"/>
+              <w:left w:val="single" w:color="999999" w:sz="4"/>
+              <w:bottom w:val="single" w:color="999999" w:sz="4"/>
+              <w:right w:val="single" w:color="999999" w:sz="4"/>
+            </w:tcBorders>
+            <w:tcMar>
+              <w:top w:type="dxa" w:w="80"/>
+              <w:left w:type="dxa" w:w="120"/>
+              <w:bottom w:type="dxa" w:w="80"/>
+              <w:right w:type="dxa" w:w="120"/>
+            </w:tcMar>
+          </w:tcPr>
+          <w:p>
+            <w:pPr>
+              <w:jc w:val="left"/>
+            </w:pPr>
+            <w:r>
+              <w:rPr>
+                <w:b w:val="false"/>
+                <w:bCs w:val="false"/>
+                <w:sz w:val="21"/>
+                <w:szCs w:val="21"/>
+              </w:rPr>
+              <w:t xml:space="preserve">What is impedance?</w:t>
+            </w:r>
+          </w:p>
+        </w:tc>
+      </w:tr>
+      <w:tr>
+        <w:trPr>
+          <w:cantSplit/>
+        </w:trPr>
+        <w:tc>
+          <w:tcPr>
+            <w:tcW w:type="dxa" w:w="900"/>
+            <w:tcBorders>
+              <w:top w:val="single" w:color="999999" w:sz="4"/>
+              <w:left w:val="single" w:color="999999" w:sz="4"/>
+              <w:bottom w:val="single" w:color="999999" w:sz="4"/>
+              <w:right w:val="single" w:color="999999" w:sz="4"/>
+            </w:tcBorders>
+            <w:shd w:fill="F2F2F2" w:color="auto" w:val="clear"/>
+            <w:tcMar>
+              <w:top w:type="dxa" w:w="80"/>
+              <w:left w:type="dxa" w:w="120"/>
+              <w:bottom w:type="dxa" w:w="80"/>
+              <w:right w:type="dxa" w:w="120"/>
+            </w:tcMar>
+          </w:tcPr>
+          <w:p>
+            <w:pPr>
+              <w:jc w:val="center"/>
+            </w:pPr>
+            <w:r>
+              <w:rPr>
+                <w:b/>
+                <w:bCs/>
+                <w:sz w:val="21"/>
+                <w:szCs w:val="21"/>
+              </w:rPr>
+              <w:t xml:space="preserve">1000</w:t>
+            </w:r>
+          </w:p>
+        </w:tc>
+        <w:tc>
+          <w:tcPr>
+            <w:tcW w:type="dxa" w:w="5460"/>
+            <w:tcBorders>
+              <w:top w:val="single" w:color="999999" w:sz="4"/>
+              <w:left w:val="single" w:color="999999" w:sz="4"/>
+              <w:bottom w:val="single" w:color="999999" w:sz="4"/>
+              <w:right w:val="single" w:color="999999" w:sz="4"/>
+            </w:tcBorders>
+            <w:shd w:fill="F2F2F2" w:color="auto" w:val="clear"/>
+            <w:tcMar>
+              <w:top w:type="dxa" w:w="80"/>
+              <w:left w:type="dxa" w:w="120"/>
+              <w:bottom w:type="dxa" w:w="80"/>
+              <w:right w:type="dxa" w:w="120"/>
+            </w:tcMar>
+          </w:tcPr>
+          <w:p>
+            <w:pPr>
+              <w:jc w:val="left"/>
+            </w:pPr>
+            <w:r>
+              <w:rPr>
+                <w:b w:val="false"/>
+                <w:bCs w:val="false"/>
+                <w:sz w:val="21"/>
+                <w:szCs w:val="21"/>
+              </w:rPr>
+              <w:t xml:space="preserve">Hollywood star Hedy Lamarr co-patented a 1942 torpedo guidance system using this anti-jamming technique, an ancestor of Bluetooth and military radios.</w:t>
+            </w:r>
+          </w:p>
+        </w:tc>
+        <w:tc>
+          <w:tcPr>
+            <w:tcW w:type="dxa" w:w="3000"/>
+            <w:tcBorders>
+              <w:top w:val="single" w:color="999999" w:sz="4"/>
+              <w:left w:val="single" w:color="999999" w:sz="4"/>
+              <w:bottom w:val="single" w:color="999999" w:sz="4"/>
+              <w:right w:val="single" w:color="999999" w:sz="4"/>
+            </w:tcBorders>
+            <w:shd w:fill="F2F2F2" w:color="auto" w:val="clear"/>
+            <w:tcMar>
+              <w:top w:type="dxa" w:w="80"/>
+              <w:left w:type="dxa" w:w="120"/>
+              <w:bottom w:type="dxa" w:w="80"/>
+              <w:right w:type="dxa" w:w="120"/>
+            </w:tcMar>
+          </w:tcPr>
+          <w:p>
+            <w:pPr>
+              <w:jc w:val="left"/>
+            </w:pPr>
+            <w:r>
+              <w:rPr>
+                <w:b w:val="false"/>
+                <w:bCs w:val="false"/>
+                <w:sz w:val="21"/>
+                <w:szCs w:val="21"/>
+              </w:rPr>
+              <w:t xml:space="preserve">What is frequency hopping (spread spectrum)?</w:t>
             </w:r>
           </w:p>
         </w:tc>
